--- a/scripts/ChEMBL_Data_Acquisition_Protocol_v0.3.1.docx
+++ b/scripts/ChEMBL_Data_Acquisition_Protocol_v0.3.1.docx
@@ -1339,8 +1339,6 @@
         <w:ind w:firstLine="0"/>
       </w:pPr>
       <w:bookmarkStart w:id="1" w:name="программное-окружение-и-зависимости"/>
-      <w:bookmarkStart w:id="2" w:name="_GoBack"/>
-      <w:bookmarkEnd w:id="2"/>
       <w:r>
         <w:lastRenderedPageBreak/>
         <w:t>Оглавление</w:t>
@@ -3594,11 +3592,11 @@
       <w:pPr>
         <w:pStyle w:val="Header3"/>
       </w:pPr>
-      <w:bookmarkStart w:id="3" w:name="_Toc210851418"/>
+      <w:bookmarkStart w:id="2" w:name="_Toc210851418"/>
       <w:r>
         <w:t>Введение</w:t>
       </w:r>
-      <w:bookmarkEnd w:id="3"/>
+      <w:bookmarkEnd w:id="2"/>
     </w:p>
     <w:p>
       <w:pPr>
@@ -3971,11 +3969,11 @@
         <w:pStyle w:val="Header3"/>
         <w:ind w:firstLine="0"/>
       </w:pPr>
-      <w:bookmarkStart w:id="4" w:name="_Toc210851419"/>
+      <w:bookmarkStart w:id="3" w:name="_Toc210851419"/>
       <w:r>
         <w:t>1. Программное окружение и зависимости</w:t>
       </w:r>
-      <w:bookmarkEnd w:id="4"/>
+      <w:bookmarkEnd w:id="3"/>
     </w:p>
     <w:tbl>
       <w:tblPr>
@@ -5005,7 +5003,7 @@
         <w:pStyle w:val="Header3"/>
         <w:ind w:firstLine="0"/>
       </w:pPr>
-      <w:bookmarkStart w:id="5" w:name="_Toc210851420"/>
+      <w:bookmarkStart w:id="4" w:name="_Toc210851420"/>
       <w:r>
         <w:t xml:space="preserve">2. </w:t>
       </w:r>
@@ -5027,7 +5025,7 @@
       <w:r>
         <w:t>:</w:t>
       </w:r>
-      <w:bookmarkEnd w:id="5"/>
+      <w:bookmarkEnd w:id="4"/>
     </w:p>
     <w:p>
       <w:pPr>
@@ -5519,8 +5517,8 @@
         <w:pStyle w:val="Header3"/>
         <w:ind w:firstLine="0"/>
       </w:pPr>
+      <w:bookmarkStart w:id="5" w:name="_Toc210851421"/>
       <w:bookmarkStart w:id="6" w:name="источники-данных"/>
-      <w:bookmarkStart w:id="7" w:name="_Toc210851421"/>
       <w:bookmarkEnd w:id="1"/>
       <w:r>
         <w:t>3</w:t>
@@ -5528,7 +5526,7 @@
       <w:r>
         <w:t>. Источники данных</w:t>
       </w:r>
-      <w:bookmarkEnd w:id="7"/>
+      <w:bookmarkEnd w:id="5"/>
     </w:p>
     <w:p>
       <w:pPr>
@@ -6417,7 +6415,7 @@
           <w:docGrid w:linePitch="360"/>
         </w:sectPr>
       </w:pPr>
-      <w:bookmarkStart w:id="8" w:name="модель-данных-star-schema"/>
+      <w:bookmarkStart w:id="7" w:name="модель-данных-star-schema"/>
       <w:bookmarkEnd w:id="6"/>
     </w:p>
     <w:p>
@@ -6425,7 +6423,7 @@
         <w:pStyle w:val="Header3"/>
         <w:ind w:firstLine="0"/>
       </w:pPr>
-      <w:bookmarkStart w:id="9" w:name="_Toc210851422"/>
+      <w:bookmarkStart w:id="8" w:name="_Toc210851422"/>
       <w:r>
         <w:t>3. Модель данных (</w:t>
       </w:r>
@@ -6445,337 +6443,244 @@
       <w:r>
         <w:t>)</w:t>
       </w:r>
-      <w:bookmarkEnd w:id="9"/>
+      <w:bookmarkEnd w:id="8"/>
     </w:p>
     <w:p>
       <w:pPr>
         <w:pStyle w:val="Paragraph"/>
         <w:ind w:firstLine="0"/>
+      </w:pPr>
+      <w:r>
         <w:rPr>
           <w:lang w:val="ru-RU"/>
         </w:rPr>
-      </w:pPr>
+        <w:t>Т</w:t>
+      </w:r>
       <w:r>
         <w:rPr>
           <w:lang w:val="ru-RU"/>
         </w:rPr>
-        <w:t>Т</w:t>
+        <w:t>аблица</w:t>
+      </w:r>
+      <w:r>
+        <w:t xml:space="preserve"> </w:t>
+      </w:r>
+      <w:r>
+        <w:t>activity</w:t>
+      </w:r>
+      <w:r>
+        <w:t xml:space="preserve"> </w:t>
       </w:r>
       <w:r>
         <w:rPr>
           <w:lang w:val="ru-RU"/>
         </w:rPr>
-        <w:t>аблица</w:t>
+        <w:t>связывает</w:t>
+      </w:r>
+      <w:r>
+        <w:t xml:space="preserve"> </w:t>
       </w:r>
       <w:r>
         <w:rPr>
           <w:lang w:val="ru-RU"/>
         </w:rPr>
+        <w:t>измерения</w:t>
+      </w:r>
+      <w:r>
         <w:t xml:space="preserve"> </w:t>
       </w:r>
       <w:r>
-        <w:t>activity</w:t>
+        <w:t>assay</w:t>
+      </w:r>
+      <w:r>
+        <w:t xml:space="preserve">, </w:t>
+      </w:r>
+      <w:r>
+        <w:t>target</w:t>
+      </w:r>
+      <w:r>
+        <w:t xml:space="preserve">, </w:t>
+      </w:r>
+      <w:r>
+        <w:t>document</w:t>
+      </w:r>
+      <w:r>
+        <w:t xml:space="preserve">, </w:t>
+      </w:r>
+      <w:proofErr w:type="spellStart"/>
+      <w:r>
+        <w:t>testitem</w:t>
+      </w:r>
+      <w:proofErr w:type="spellEnd"/>
+      <w:r>
+        <w:t xml:space="preserve"> </w:t>
       </w:r>
       <w:r>
         <w:rPr>
           <w:lang w:val="ru-RU"/>
         </w:rPr>
+        <w:t>по</w:t>
+      </w:r>
+      <w:r>
         <w:t xml:space="preserve"> </w:t>
       </w:r>
       <w:r>
         <w:rPr>
           <w:lang w:val="ru-RU"/>
         </w:rPr>
-        <w:t>связывает</w:t>
+        <w:t>ключам</w:t>
+      </w:r>
+      <w:r>
+        <w:t xml:space="preserve"> </w:t>
+      </w:r>
+      <w:proofErr w:type="spellStart"/>
+      <w:r>
+        <w:t>assay</w:t>
+      </w:r>
+      <w:r>
+        <w:t>_</w:t>
+      </w:r>
+      <w:r>
+        <w:t>chembl</w:t>
+      </w:r>
+      <w:r>
+        <w:t>_</w:t>
+      </w:r>
+      <w:r>
+        <w:t>id</w:t>
+      </w:r>
+      <w:proofErr w:type="spellEnd"/>
+      <w:r>
+        <w:t xml:space="preserve">, </w:t>
+      </w:r>
+      <w:proofErr w:type="spellStart"/>
+      <w:r>
+        <w:t>target</w:t>
+      </w:r>
+      <w:r>
+        <w:t>_</w:t>
+      </w:r>
+      <w:r>
+        <w:t>chembl</w:t>
+      </w:r>
+      <w:r>
+        <w:t>_</w:t>
+      </w:r>
+      <w:r>
+        <w:t>id</w:t>
+      </w:r>
+      <w:proofErr w:type="spellEnd"/>
+      <w:r>
+        <w:t xml:space="preserve">, </w:t>
+      </w:r>
+      <w:proofErr w:type="spellStart"/>
+      <w:r>
+        <w:t>document</w:t>
+      </w:r>
+      <w:r>
+        <w:t>_</w:t>
+      </w:r>
+      <w:r>
+        <w:t>chembl</w:t>
+      </w:r>
+      <w:r>
+        <w:t>_</w:t>
+      </w:r>
+      <w:r>
+        <w:t>id</w:t>
+      </w:r>
+      <w:proofErr w:type="spellEnd"/>
+      <w:r>
+        <w:t xml:space="preserve">, </w:t>
+      </w:r>
+      <w:proofErr w:type="spellStart"/>
+      <w:r>
+        <w:t>molecule</w:t>
+      </w:r>
+      <w:r>
+        <w:t>_</w:t>
+      </w:r>
+      <w:r>
+        <w:t>chembl</w:t>
+      </w:r>
+      <w:r>
+        <w:t>_</w:t>
+      </w:r>
+      <w:r>
+        <w:t>id</w:t>
+      </w:r>
+      <w:proofErr w:type="spellEnd"/>
+      <w:r>
+        <w:t xml:space="preserve">. </w:t>
       </w:r>
       <w:r>
         <w:rPr>
           <w:lang w:val="ru-RU"/>
         </w:rPr>
+        <w:t>Схемы</w:t>
+      </w:r>
+      <w:r>
         <w:t xml:space="preserve"> </w:t>
       </w:r>
       <w:r>
         <w:rPr>
           <w:lang w:val="ru-RU"/>
         </w:rPr>
-        <w:t>измерения</w:t>
-      </w:r>
+        <w:t>поддерживаются</w:t>
+      </w:r>
+      <w:r>
+        <w:t xml:space="preserve"> </w:t>
+      </w:r>
+      <w:proofErr w:type="spellStart"/>
+      <w:r>
+        <w:t>Pandera</w:t>
+      </w:r>
+      <w:proofErr w:type="spellEnd"/>
+      <w:r>
+        <w:t>-</w:t>
+      </w:r>
+      <w:proofErr w:type="spellStart"/>
       <w:r>
         <w:rPr>
           <w:lang w:val="ru-RU"/>
         </w:rPr>
+        <w:t>валидацией</w:t>
+      </w:r>
+      <w:proofErr w:type="spellEnd"/>
+      <w:r>
         <w:t xml:space="preserve"> </w:t>
       </w:r>
       <w:r>
-        <w:t>assay</w:t>
-      </w:r>
-      <w:r>
         <w:rPr>
           <w:lang w:val="ru-RU"/>
         </w:rPr>
-        <w:t xml:space="preserve">, </w:t>
-      </w:r>
-      <w:r>
-        <w:t>target</w:t>
+        <w:t>и</w:t>
+      </w:r>
+      <w:r>
+        <w:t xml:space="preserve"> </w:t>
       </w:r>
       <w:r>
         <w:rPr>
           <w:lang w:val="ru-RU"/>
         </w:rPr>
-        <w:t xml:space="preserve">, </w:t>
-      </w:r>
-      <w:r>
-        <w:t>document</w:t>
+        <w:t>модульной</w:t>
+      </w:r>
+      <w:r>
+        <w:t xml:space="preserve"> </w:t>
       </w:r>
       <w:r>
         <w:rPr>
           <w:lang w:val="ru-RU"/>
         </w:rPr>
-        <w:t xml:space="preserve">, </w:t>
-      </w:r>
-      <w:proofErr w:type="spellStart"/>
-      <w:r>
-        <w:t>testitem</w:t>
-      </w:r>
-      <w:proofErr w:type="spellEnd"/>
-      <w:r>
-        <w:rPr>
-          <w:lang w:val="ru-RU"/>
-        </w:rPr>
-        <w:t xml:space="preserve"> </w:t>
-      </w:r>
-      <w:r>
-        <w:rPr>
-          <w:lang w:val="ru-RU"/>
-        </w:rPr>
-        <w:t>по</w:t>
-      </w:r>
-      <w:r>
-        <w:rPr>
-          <w:lang w:val="ru-RU"/>
-        </w:rPr>
-        <w:t xml:space="preserve"> </w:t>
-      </w:r>
-      <w:r>
-        <w:rPr>
-          <w:lang w:val="ru-RU"/>
-        </w:rPr>
-        <w:t>ключам</w:t>
-      </w:r>
-      <w:r>
-        <w:rPr>
-          <w:lang w:val="ru-RU"/>
-        </w:rPr>
-        <w:t xml:space="preserve"> </w:t>
-      </w:r>
-      <w:r>
-        <w:t>assay</w:t>
-      </w:r>
-      <w:r>
-        <w:rPr>
-          <w:lang w:val="ru-RU"/>
-        </w:rPr>
-        <w:t>_</w:t>
-      </w:r>
-      <w:proofErr w:type="spellStart"/>
-      <w:r>
-        <w:t>chembl</w:t>
-      </w:r>
-      <w:proofErr w:type="spellEnd"/>
-      <w:r>
-        <w:rPr>
-          <w:lang w:val="ru-RU"/>
-        </w:rPr>
-        <w:t>_</w:t>
-      </w:r>
-      <w:r>
-        <w:t>id</w:t>
-      </w:r>
-      <w:r>
-        <w:rPr>
-          <w:lang w:val="ru-RU"/>
-        </w:rPr>
-        <w:t xml:space="preserve">, </w:t>
-      </w:r>
-      <w:r>
-        <w:t>target</w:t>
-      </w:r>
-      <w:r>
-        <w:rPr>
-          <w:lang w:val="ru-RU"/>
-        </w:rPr>
-        <w:t>_</w:t>
-      </w:r>
-      <w:proofErr w:type="spellStart"/>
-      <w:r>
-        <w:t>chembl</w:t>
-      </w:r>
-      <w:proofErr w:type="spellEnd"/>
-      <w:r>
-        <w:rPr>
-          <w:lang w:val="ru-RU"/>
-        </w:rPr>
-        <w:t>_</w:t>
-      </w:r>
-      <w:r>
-        <w:t>id</w:t>
-      </w:r>
-      <w:r>
-        <w:rPr>
-          <w:lang w:val="ru-RU"/>
-        </w:rPr>
-        <w:t xml:space="preserve">, </w:t>
-      </w:r>
-      <w:r>
-        <w:t>document</w:t>
-      </w:r>
-      <w:r>
-        <w:rPr>
-          <w:lang w:val="ru-RU"/>
-        </w:rPr>
-        <w:t>_</w:t>
-      </w:r>
-      <w:proofErr w:type="spellStart"/>
-      <w:r>
-        <w:t>chembl</w:t>
-      </w:r>
-      <w:proofErr w:type="spellEnd"/>
-      <w:r>
-        <w:rPr>
-          <w:lang w:val="ru-RU"/>
-        </w:rPr>
-        <w:t>_</w:t>
-      </w:r>
-      <w:r>
-        <w:t>id</w:t>
-      </w:r>
-      <w:r>
-        <w:rPr>
-          <w:lang w:val="ru-RU"/>
-        </w:rPr>
-        <w:t xml:space="preserve">, </w:t>
-      </w:r>
-      <w:r>
-        <w:t>molecule</w:t>
-      </w:r>
-      <w:r>
-        <w:rPr>
-          <w:lang w:val="ru-RU"/>
-        </w:rPr>
-        <w:t>_</w:t>
-      </w:r>
-      <w:proofErr w:type="spellStart"/>
-      <w:r>
-        <w:t>chembl</w:t>
-      </w:r>
-      <w:proofErr w:type="spellEnd"/>
-      <w:r>
-        <w:rPr>
-          <w:lang w:val="ru-RU"/>
-        </w:rPr>
-        <w:t>_</w:t>
-      </w:r>
-      <w:r>
-        <w:t>id</w:t>
-      </w:r>
-      <w:r>
-        <w:rPr>
-          <w:lang w:val="ru-RU"/>
-        </w:rPr>
-        <w:t xml:space="preserve">. </w:t>
-      </w:r>
-      <w:r>
-        <w:rPr>
-          <w:lang w:val="ru-RU"/>
-        </w:rPr>
-        <w:t>Схемы</w:t>
-      </w:r>
-      <w:r>
-        <w:rPr>
-          <w:lang w:val="ru-RU"/>
-        </w:rPr>
-        <w:t xml:space="preserve"> </w:t>
-      </w:r>
-      <w:r>
-        <w:rPr>
-          <w:lang w:val="ru-RU"/>
-        </w:rPr>
-        <w:t>поддерживаются</w:t>
-      </w:r>
-      <w:r>
-        <w:rPr>
-          <w:lang w:val="ru-RU"/>
-        </w:rPr>
-        <w:t xml:space="preserve"> </w:t>
-      </w:r>
-      <w:proofErr w:type="spellStart"/>
-      <w:r>
-        <w:t>Pandera</w:t>
-      </w:r>
-      <w:proofErr w:type="spellEnd"/>
-      <w:r>
-        <w:rPr>
-          <w:lang w:val="ru-RU"/>
-        </w:rPr>
-        <w:t>-</w:t>
-      </w:r>
-      <w:proofErr w:type="spellStart"/>
-      <w:r>
-        <w:rPr>
-          <w:lang w:val="ru-RU"/>
-        </w:rPr>
-        <w:t>валидацией</w:t>
-      </w:r>
-      <w:proofErr w:type="spellEnd"/>
-      <w:r>
-        <w:rPr>
-          <w:lang w:val="ru-RU"/>
-        </w:rPr>
-        <w:t xml:space="preserve"> </w:t>
-      </w:r>
-      <w:r>
-        <w:rPr>
-          <w:lang w:val="ru-RU"/>
-        </w:rPr>
-        <w:t>и</w:t>
-      </w:r>
-      <w:r>
-        <w:rPr>
-          <w:lang w:val="ru-RU"/>
-        </w:rPr>
-        <w:t xml:space="preserve"> </w:t>
-      </w:r>
-      <w:r>
-        <w:rPr>
-          <w:lang w:val="ru-RU"/>
-        </w:rPr>
-        <w:t>модульной</w:t>
-      </w:r>
-      <w:r>
-        <w:rPr>
-          <w:lang w:val="ru-RU"/>
-        </w:rPr>
-        <w:t xml:space="preserve"> </w:t>
-      </w:r>
-      <w:r>
-        <w:rPr>
-          <w:lang w:val="ru-RU"/>
-        </w:rPr>
         <w:t>постобработкой</w:t>
       </w:r>
       <w:r>
-        <w:rPr>
-          <w:lang w:val="ru-RU"/>
-        </w:rPr>
         <w:t xml:space="preserve"> (</w:t>
       </w:r>
       <w:r>
         <w:t>library</w:t>
       </w:r>
       <w:r>
-        <w:rPr>
-          <w:lang w:val="ru-RU"/>
-        </w:rPr>
         <w:t>/</w:t>
       </w:r>
       <w:proofErr w:type="spellStart"/>
@@ -6784,40 +6689,32 @@
       </w:r>
       <w:proofErr w:type="spellEnd"/>
       <w:r>
-        <w:rPr>
-          <w:lang w:val="ru-RU"/>
-        </w:rPr>
         <w:t>/{</w:t>
       </w:r>
       <w:r>
         <w:t>table</w:t>
       </w:r>
       <w:r>
-        <w:rPr>
-          <w:lang w:val="ru-RU"/>
-        </w:rPr>
         <w:t>}/</w:t>
       </w:r>
       <w:r>
         <w:t>schema</w:t>
       </w:r>
       <w:r>
-        <w:rPr>
-          <w:lang w:val="ru-RU"/>
-        </w:rPr>
         <w:t>.</w:t>
       </w:r>
-      <w:proofErr w:type="spellStart"/>
       <w:r>
         <w:t>py</w:t>
       </w:r>
-      <w:proofErr w:type="spellEnd"/>
-      <w:r>
-        <w:rPr>
-          <w:lang w:val="ru-RU"/>
-        </w:rPr>
+      <w:r>
         <w:t>).</w:t>
       </w:r>
+    </w:p>
+    <w:p>
+      <w:pPr>
+        <w:pStyle w:val="Paragraph"/>
+        <w:ind w:firstLine="0"/>
+      </w:pPr>
     </w:p>
     <w:p>
       <w:pPr>
@@ -6834,10 +6731,10 @@
           <w:lang w:val="en-US"/>
         </w:rPr>
         <w:drawing>
-          <wp:inline distT="0" distB="0" distL="0" distR="0" wp14:anchorId="1788F5A2" wp14:editId="7C43F40E">
-            <wp:extent cx="5550195" cy="3231120"/>
-            <wp:effectExtent l="0" t="0" r="0" b="7620"/>
-            <wp:docPr id="1" name="Picture 1"/>
+          <wp:inline distT="0" distB="0" distL="0" distR="0" wp14:anchorId="7E7216EE" wp14:editId="79E6A284">
+            <wp:extent cx="5922945" cy="2634018"/>
+            <wp:effectExtent l="0" t="0" r="1905" b="0"/>
+            <wp:docPr id="2" name="Picture 2"/>
             <wp:cNvGraphicFramePr>
               <a:graphicFrameLocks xmlns:a="http://schemas.openxmlformats.org/drawingml/2006/main" noChangeAspect="1"/>
             </wp:cNvGraphicFramePr>
@@ -6845,10 +6742,8 @@
               <a:graphicData uri="http://schemas.openxmlformats.org/drawingml/2006/picture">
                 <pic:pic xmlns:pic="http://schemas.openxmlformats.org/drawingml/2006/picture">
                   <pic:nvPicPr>
-                    <pic:cNvPr id="0" name="Picture 4"/>
-                    <pic:cNvPicPr>
-                      <a:picLocks noChangeAspect="1" noChangeArrowheads="1"/>
-                    </pic:cNvPicPr>
+                    <pic:cNvPr id="2" name="Диаграмма без названия.drawio.png"/>
+                    <pic:cNvPicPr/>
                   </pic:nvPicPr>
                   <pic:blipFill>
                     <a:blip r:embed="rId9">
@@ -6858,20 +6753,18 @@
                         </a:ext>
                       </a:extLst>
                     </a:blip>
-                    <a:srcRect/>
                     <a:stretch>
                       <a:fillRect/>
                     </a:stretch>
                   </pic:blipFill>
-                  <pic:spPr bwMode="auto">
+                  <pic:spPr>
                     <a:xfrm>
                       <a:off x="0" y="0"/>
-                      <a:ext cx="5566042" cy="3240346"/>
+                      <a:ext cx="5969039" cy="2654517"/>
                     </a:xfrm>
                     <a:prstGeom prst="rect">
                       <a:avLst/>
                     </a:prstGeom>
-                    <a:noFill/>
                   </pic:spPr>
                 </pic:pic>
               </a:graphicData>
@@ -7529,9 +7422,9 @@
           <w:lang w:val="en-US"/>
         </w:rPr>
       </w:pPr>
+      <w:bookmarkStart w:id="9" w:name="_Toc210851423"/>
       <w:bookmarkStart w:id="10" w:name="workflow-извлечения-данных"/>
-      <w:bookmarkStart w:id="11" w:name="_Toc210851423"/>
-      <w:bookmarkEnd w:id="8"/>
+      <w:bookmarkEnd w:id="7"/>
       <w:r>
         <w:rPr>
           <w:lang w:val="en-US"/>
@@ -7550,7 +7443,7 @@
       <w:r>
         <w:t>данных</w:t>
       </w:r>
-      <w:bookmarkEnd w:id="11"/>
+      <w:bookmarkEnd w:id="9"/>
     </w:p>
     <w:p>
       <w:pPr>
@@ -7559,8 +7452,8 @@
           <w:lang w:val="en-US"/>
         </w:rPr>
       </w:pPr>
+      <w:bookmarkStart w:id="11" w:name="_Toc210851424"/>
       <w:bookmarkStart w:id="12" w:name="общая-оркестрация"/>
-      <w:bookmarkStart w:id="13" w:name="_Toc210851424"/>
       <w:r>
         <w:rPr>
           <w:lang w:val="en-US"/>
@@ -7588,7 +7481,7 @@
         </w:rPr>
         <w:t>оркестрация</w:t>
       </w:r>
-      <w:bookmarkEnd w:id="13"/>
+      <w:bookmarkEnd w:id="11"/>
       <w:proofErr w:type="spellEnd"/>
     </w:p>
     <w:p>
@@ -8879,7 +8772,7 @@
           <w:szCs w:val="28"/>
         </w:rPr>
       </w:pPr>
-      <w:bookmarkStart w:id="14" w:name="активности-scriptsget_activity_data.py"/>
+      <w:bookmarkStart w:id="13" w:name="активности-scriptsget_activity_data.py"/>
       <w:bookmarkEnd w:id="12"/>
       <w:r>
         <w:br w:type="page"/>
@@ -8892,7 +8785,7 @@
           <w:lang w:val="en-US"/>
         </w:rPr>
       </w:pPr>
-      <w:bookmarkStart w:id="15" w:name="_Toc210851425"/>
+      <w:bookmarkStart w:id="14" w:name="_Toc210851425"/>
       <w:r>
         <w:rPr>
           <w:lang w:val="en-US"/>
@@ -8908,7 +8801,7 @@
         </w:rPr>
         <w:t xml:space="preserve"> — scripts/get_activity_data.py</w:t>
       </w:r>
-      <w:bookmarkEnd w:id="15"/>
+      <w:bookmarkEnd w:id="14"/>
     </w:p>
     <w:p>
       <w:pPr>
@@ -8917,7 +8810,2554 @@
           <w:ilvl w:val="0"/>
           <w:numId w:val="37"/>
         </w:numPr>
-        <w:ind w:left="567" w:hanging="425"/>
+        <w:ind w:left="284" w:hanging="142"/>
+      </w:pPr>
+      <w:proofErr w:type="spellStart"/>
+      <w:r>
+        <w:t>Основные</w:t>
+      </w:r>
+      <w:proofErr w:type="spellEnd"/>
+      <w:r>
+        <w:t xml:space="preserve"> </w:t>
+      </w:r>
+      <w:proofErr w:type="spellStart"/>
+      <w:r>
+        <w:t>этапы</w:t>
+      </w:r>
+      <w:proofErr w:type="spellEnd"/>
+      <w:r>
+        <w:t xml:space="preserve">: </w:t>
+      </w:r>
+    </w:p>
+    <w:p>
+      <w:pPr>
+        <w:pStyle w:val="Paragraph"/>
+        <w:ind w:left="709" w:firstLine="0"/>
+        <w:rPr>
+          <w:rFonts w:ascii="Courier New" w:hAnsi="Courier New" w:cs="Courier New"/>
+        </w:rPr>
+      </w:pPr>
+      <w:proofErr w:type="spellStart"/>
+      <w:r>
+        <w:rPr>
+          <w:rFonts w:ascii="Courier New" w:hAnsi="Courier New" w:cs="Courier New"/>
+        </w:rPr>
+        <w:t>чтение</w:t>
+      </w:r>
+      <w:proofErr w:type="spellEnd"/>
+      <w:r>
+        <w:rPr>
+          <w:rFonts w:ascii="Courier New" w:hAnsi="Courier New" w:cs="Courier New"/>
+        </w:rPr>
+        <w:t xml:space="preserve"> </w:t>
+      </w:r>
+      <w:proofErr w:type="spellStart"/>
+      <w:r>
+        <w:rPr>
+          <w:rFonts w:ascii="Courier New" w:hAnsi="Courier New" w:cs="Courier New"/>
+        </w:rPr>
+        <w:t>идентификаторов</w:t>
+      </w:r>
+      <w:proofErr w:type="spellEnd"/>
+      <w:r>
+        <w:rPr>
+          <w:rFonts w:ascii="Courier New" w:hAnsi="Courier New" w:cs="Courier New"/>
+        </w:rPr>
+        <w:tab/>
+      </w:r>
+      <w:r>
+        <w:rPr>
+          <w:rFonts w:ascii="Courier New" w:hAnsi="Courier New" w:cs="Courier New"/>
+        </w:rPr>
+        <w:tab/>
+      </w:r>
+      <w:r>
+        <w:rPr>
+          <w:rFonts w:ascii="Courier New" w:hAnsi="Courier New" w:cs="Courier New"/>
+        </w:rPr>
+        <w:tab/>
+      </w:r>
+      <w:r>
+        <w:rPr>
+          <w:rFonts w:ascii="Courier New" w:hAnsi="Courier New" w:cs="Courier New"/>
+        </w:rPr>
+        <w:tab/>
+      </w:r>
+      <w:r>
+        <w:rPr>
+          <w:rFonts w:ascii="Courier New" w:hAnsi="Courier New" w:cs="Courier New"/>
+        </w:rPr>
+        <w:tab/>
+      </w:r>
+      <w:r>
+        <w:rPr>
+          <w:rFonts w:ascii="Courier New" w:hAnsi="Courier New" w:cs="Courier New"/>
+        </w:rPr>
+        <w:tab/>
+      </w:r>
+      <w:r>
+        <w:rPr>
+          <w:rFonts w:ascii="Courier New" w:hAnsi="Courier New" w:cs="Courier New"/>
+        </w:rPr>
+        <w:sym w:font="Symbol" w:char="F0AE"/>
+      </w:r>
+    </w:p>
+    <w:p>
+      <w:pPr>
+        <w:pStyle w:val="Paragraph"/>
+        <w:numPr>
+          <w:ilvl w:val="0"/>
+          <w:numId w:val="36"/>
+        </w:numPr>
+        <w:ind w:left="709"/>
+        <w:rPr>
+          <w:rFonts w:ascii="Courier New" w:hAnsi="Courier New" w:cs="Courier New"/>
+        </w:rPr>
+      </w:pPr>
+      <w:proofErr w:type="spellStart"/>
+      <w:r>
+        <w:rPr>
+          <w:rFonts w:ascii="Courier New" w:hAnsi="Courier New" w:cs="Courier New"/>
+        </w:rPr>
+        <w:t>пакетная</w:t>
+      </w:r>
+      <w:proofErr w:type="spellEnd"/>
+      <w:r>
+        <w:rPr>
+          <w:rFonts w:ascii="Courier New" w:hAnsi="Courier New" w:cs="Courier New"/>
+        </w:rPr>
+        <w:t xml:space="preserve"> </w:t>
+      </w:r>
+      <w:proofErr w:type="spellStart"/>
+      <w:r>
+        <w:rPr>
+          <w:rFonts w:ascii="Courier New" w:hAnsi="Courier New" w:cs="Courier New"/>
+        </w:rPr>
+        <w:t>загрузка</w:t>
+      </w:r>
+      <w:proofErr w:type="spellEnd"/>
+      <w:r>
+        <w:rPr>
+          <w:rFonts w:ascii="Courier New" w:hAnsi="Courier New" w:cs="Courier New"/>
+        </w:rPr>
+        <w:t xml:space="preserve"> </w:t>
+      </w:r>
+      <w:proofErr w:type="spellStart"/>
+      <w:r>
+        <w:rPr>
+          <w:rFonts w:ascii="Courier New" w:hAnsi="Courier New" w:cs="Courier New"/>
+        </w:rPr>
+        <w:t>через</w:t>
+      </w:r>
+      <w:proofErr w:type="spellEnd"/>
+      <w:r>
+        <w:rPr>
+          <w:rFonts w:ascii="Courier New" w:hAnsi="Courier New" w:cs="Courier New"/>
+        </w:rPr>
+        <w:t xml:space="preserve"> </w:t>
+      </w:r>
+      <w:proofErr w:type="spellStart"/>
+      <w:r>
+        <w:rPr>
+          <w:rFonts w:ascii="Courier New" w:hAnsi="Courier New" w:cs="Courier New"/>
+        </w:rPr>
+        <w:t>run_activity_pipeline</w:t>
+      </w:r>
+      <w:proofErr w:type="spellEnd"/>
+      <w:r>
+        <w:rPr>
+          <w:rFonts w:ascii="Courier New" w:hAnsi="Courier New" w:cs="Courier New"/>
+        </w:rPr>
+        <w:tab/>
+      </w:r>
+      <w:r>
+        <w:rPr>
+          <w:rFonts w:ascii="Courier New" w:hAnsi="Courier New" w:cs="Courier New"/>
+        </w:rPr>
+        <w:tab/>
+      </w:r>
+      <w:r>
+        <w:rPr>
+          <w:rFonts w:ascii="Courier New" w:hAnsi="Courier New" w:cs="Courier New"/>
+        </w:rPr>
+        <w:sym w:font="Symbol" w:char="F0AE"/>
+      </w:r>
+    </w:p>
+    <w:p>
+      <w:pPr>
+        <w:pStyle w:val="Paragraph"/>
+        <w:numPr>
+          <w:ilvl w:val="0"/>
+          <w:numId w:val="36"/>
+        </w:numPr>
+        <w:ind w:left="709"/>
+        <w:rPr>
+          <w:rFonts w:ascii="Courier New" w:hAnsi="Courier New" w:cs="Courier New"/>
+        </w:rPr>
+      </w:pPr>
+      <w:proofErr w:type="spellStart"/>
+      <w:r>
+        <w:rPr>
+          <w:rFonts w:ascii="Courier New" w:hAnsi="Courier New" w:cs="Courier New"/>
+        </w:rPr>
+        <w:t>нормализация</w:t>
+      </w:r>
+      <w:proofErr w:type="spellEnd"/>
+      <w:r>
+        <w:rPr>
+          <w:rFonts w:ascii="Courier New" w:hAnsi="Courier New" w:cs="Courier New"/>
+        </w:rPr>
+        <w:t xml:space="preserve"> (</w:t>
+      </w:r>
+      <w:proofErr w:type="spellStart"/>
+      <w:r>
+        <w:rPr>
+          <w:rFonts w:ascii="Courier New" w:hAnsi="Courier New" w:cs="Courier New"/>
+        </w:rPr>
+        <w:t>library.postprocess.activities.steps</w:t>
+      </w:r>
+      <w:proofErr w:type="spellEnd"/>
+      <w:r>
+        <w:rPr>
+          <w:rFonts w:ascii="Courier New" w:hAnsi="Courier New" w:cs="Courier New"/>
+        </w:rPr>
+        <w:t>)</w:t>
+      </w:r>
+      <w:r>
+        <w:rPr>
+          <w:rFonts w:ascii="Courier New" w:hAnsi="Courier New" w:cs="Courier New"/>
+        </w:rPr>
+        <w:tab/>
+      </w:r>
+      <w:r>
+        <w:rPr>
+          <w:rFonts w:ascii="Courier New" w:hAnsi="Courier New" w:cs="Courier New"/>
+        </w:rPr>
+        <w:sym w:font="Symbol" w:char="F0AE"/>
+      </w:r>
+    </w:p>
+    <w:p>
+      <w:pPr>
+        <w:pStyle w:val="Paragraph"/>
+        <w:numPr>
+          <w:ilvl w:val="0"/>
+          <w:numId w:val="36"/>
+        </w:numPr>
+        <w:ind w:left="709"/>
+        <w:rPr>
+          <w:rFonts w:ascii="Courier New" w:hAnsi="Courier New" w:cs="Courier New"/>
+        </w:rPr>
+      </w:pPr>
+      <w:proofErr w:type="spellStart"/>
+      <w:r>
+        <w:rPr>
+          <w:rFonts w:ascii="Courier New" w:hAnsi="Courier New" w:cs="Courier New"/>
+        </w:rPr>
+        <w:t>Pande</w:t>
+      </w:r>
+      <w:r>
+        <w:rPr>
+          <w:rFonts w:ascii="Courier New" w:hAnsi="Courier New" w:cs="Courier New"/>
+        </w:rPr>
+        <w:t>ra</w:t>
+      </w:r>
+      <w:proofErr w:type="spellEnd"/>
+      <w:r>
+        <w:rPr>
+          <w:rFonts w:ascii="Courier New" w:hAnsi="Courier New" w:cs="Courier New"/>
+        </w:rPr>
+        <w:t xml:space="preserve"> (</w:t>
+      </w:r>
+      <w:proofErr w:type="spellStart"/>
+      <w:r>
+        <w:rPr>
+          <w:rFonts w:ascii="Courier New" w:hAnsi="Courier New" w:cs="Courier New"/>
+        </w:rPr>
+        <w:t>library.schemas.activities</w:t>
+      </w:r>
+      <w:proofErr w:type="spellEnd"/>
+      <w:r>
+        <w:rPr>
+          <w:rFonts w:ascii="Courier New" w:hAnsi="Courier New" w:cs="Courier New"/>
+        </w:rPr>
+        <w:t>)</w:t>
+      </w:r>
+      <w:r>
+        <w:rPr>
+          <w:rFonts w:ascii="Courier New" w:hAnsi="Courier New" w:cs="Courier New"/>
+        </w:rPr>
+        <w:tab/>
+      </w:r>
+      <w:r>
+        <w:rPr>
+          <w:rFonts w:ascii="Courier New" w:hAnsi="Courier New" w:cs="Courier New"/>
+        </w:rPr>
+        <w:tab/>
+      </w:r>
+      <w:r>
+        <w:rPr>
+          <w:rFonts w:ascii="Courier New" w:hAnsi="Courier New" w:cs="Courier New"/>
+        </w:rPr>
+        <w:tab/>
+      </w:r>
+      <w:r>
+        <w:rPr>
+          <w:rFonts w:ascii="Courier New" w:hAnsi="Courier New" w:cs="Courier New"/>
+        </w:rPr>
+        <w:tab/>
+      </w:r>
+      <w:r>
+        <w:rPr>
+          <w:rFonts w:ascii="Courier New" w:hAnsi="Courier New" w:cs="Courier New"/>
+        </w:rPr>
+        <w:sym w:font="Symbol" w:char="F0AE"/>
+      </w:r>
+    </w:p>
+    <w:p>
+      <w:pPr>
+        <w:pStyle w:val="Paragraph"/>
+        <w:numPr>
+          <w:ilvl w:val="0"/>
+          <w:numId w:val="36"/>
+        </w:numPr>
+        <w:ind w:left="709"/>
+        <w:rPr>
+          <w:rFonts w:ascii="Courier New" w:hAnsi="Courier New" w:cs="Courier New"/>
+        </w:rPr>
+      </w:pPr>
+      <w:r>
+        <w:t>QA.</w:t>
+      </w:r>
+    </w:p>
+    <w:p>
+      <w:pPr>
+        <w:pStyle w:val="Paragraph"/>
+        <w:ind w:left="426"/>
+      </w:pPr>
+    </w:p>
+    <w:p>
+      <w:pPr>
+        <w:pStyle w:val="Paragraph"/>
+        <w:numPr>
+          <w:ilvl w:val="0"/>
+          <w:numId w:val="37"/>
+        </w:numPr>
+        <w:ind w:left="284" w:hanging="142"/>
+      </w:pPr>
+      <w:r>
+        <w:t>Аргументы</w:t>
+      </w:r>
+      <w:r>
+        <w:t xml:space="preserve">: </w:t>
+      </w:r>
+    </w:p>
+    <w:p>
+      <w:pPr>
+        <w:pStyle w:val="Paragraph"/>
+        <w:ind w:left="284" w:firstLine="0"/>
+        <w:rPr>
+          <w:rFonts w:ascii="Courier New" w:hAnsi="Courier New" w:cs="Courier New"/>
+        </w:rPr>
+      </w:pPr>
+      <w:r>
+        <w:rPr>
+          <w:rFonts w:ascii="Courier New" w:hAnsi="Courier New" w:cs="Courier New"/>
+        </w:rPr>
+        <w:t xml:space="preserve">--input-csv, --output-csv, --final-out, </w:t>
+      </w:r>
+    </w:p>
+    <w:p>
+      <w:pPr>
+        <w:pStyle w:val="Paragraph"/>
+        <w:ind w:left="284" w:firstLine="0"/>
+        <w:rPr>
+          <w:rFonts w:ascii="Courier New" w:hAnsi="Courier New" w:cs="Courier New"/>
+        </w:rPr>
+      </w:pPr>
+      <w:r>
+        <w:rPr>
+          <w:rFonts w:ascii="Courier New" w:hAnsi="Courier New" w:cs="Courier New"/>
+        </w:rPr>
+        <w:t>--dry-run, --skip-existing, --force</w:t>
+      </w:r>
+    </w:p>
+    <w:p>
+      <w:pPr>
+        <w:pStyle w:val="Paragraph"/>
+        <w:ind w:left="284" w:firstLine="0"/>
+        <w:rPr>
+          <w:rFonts w:ascii="Courier New" w:hAnsi="Courier New" w:cs="Courier New"/>
+        </w:rPr>
+      </w:pPr>
+      <w:r>
+        <w:rPr>
+          <w:rFonts w:ascii="Courier New" w:hAnsi="Courier New" w:cs="Courier New"/>
+        </w:rPr>
+        <w:t>--limit, --offset,</w:t>
+      </w:r>
+    </w:p>
+    <w:p>
+      <w:pPr>
+        <w:pStyle w:val="Paragraph"/>
+        <w:ind w:left="284" w:firstLine="0"/>
+        <w:rPr>
+          <w:rFonts w:ascii="Courier New" w:hAnsi="Courier New" w:cs="Courier New"/>
+        </w:rPr>
+      </w:pPr>
+      <w:r>
+        <w:rPr>
+          <w:rFonts w:ascii="Courier New" w:hAnsi="Courier New" w:cs="Courier New"/>
+        </w:rPr>
+        <w:t xml:space="preserve">--timeout, </w:t>
+      </w:r>
+      <w:r>
+        <w:rPr>
+          <w:rFonts w:ascii="Courier New" w:hAnsi="Courier New" w:cs="Courier New"/>
+        </w:rPr>
+        <w:t>--batch-size, --workers</w:t>
+      </w:r>
+    </w:p>
+    <w:p>
+      <w:pPr>
+        <w:pStyle w:val="Paragraph"/>
+      </w:pPr>
+    </w:p>
+    <w:p>
+      <w:pPr>
+        <w:pStyle w:val="Paragraph"/>
+        <w:numPr>
+          <w:ilvl w:val="0"/>
+          <w:numId w:val="37"/>
+        </w:numPr>
+        <w:ind w:left="284" w:hanging="142"/>
+      </w:pPr>
+      <w:proofErr w:type="spellStart"/>
+      <w:r>
+        <w:t>Пример</w:t>
+      </w:r>
+      <w:proofErr w:type="spellEnd"/>
+      <w:r>
+        <w:t xml:space="preserve"> </w:t>
+      </w:r>
+      <w:proofErr w:type="spellStart"/>
+      <w:r>
+        <w:t>запуска</w:t>
+      </w:r>
+      <w:proofErr w:type="spellEnd"/>
+      <w:r>
+        <w:t>:</w:t>
+      </w:r>
+    </w:p>
+    <w:p>
+      <w:pPr>
+        <w:pStyle w:val="Paragraph"/>
+        <w:ind w:left="1560" w:hanging="1276"/>
+        <w:rPr>
+          <w:rFonts w:ascii="Courier New" w:hAnsi="Courier New" w:cs="Courier New"/>
+        </w:rPr>
+      </w:pPr>
+      <w:r>
+        <w:rPr>
+          <w:rFonts w:ascii="Courier New" w:hAnsi="Courier New" w:cs="Courier New"/>
+        </w:rPr>
+        <w:t>python scripts</w:t>
+      </w:r>
+      <w:r>
+        <w:rPr>
+          <w:rFonts w:ascii="Courier New" w:hAnsi="Courier New" w:cs="Courier New"/>
+        </w:rPr>
+        <w:t>\</w:t>
+      </w:r>
+      <w:r>
+        <w:rPr>
+          <w:rFonts w:ascii="Courier New" w:hAnsi="Courier New" w:cs="Courier New"/>
+        </w:rPr>
+        <w:t xml:space="preserve">get_activity_data.py </w:t>
+      </w:r>
+      <w:r>
+        <w:rPr>
+          <w:rFonts w:ascii="Courier New" w:hAnsi="Courier New" w:cs="Courier New"/>
+        </w:rPr>
+        <w:br/>
+      </w:r>
+      <w:r>
+        <w:rPr>
+          <w:rFonts w:ascii="Courier New" w:hAnsi="Courier New" w:cs="Courier New"/>
+        </w:rPr>
+        <w:t>--</w:t>
+      </w:r>
+      <w:proofErr w:type="spellStart"/>
+      <w:r>
+        <w:rPr>
+          <w:rFonts w:ascii="Courier New" w:hAnsi="Courier New" w:cs="Courier New"/>
+        </w:rPr>
+        <w:t>config</w:t>
+      </w:r>
+      <w:proofErr w:type="spellEnd"/>
+      <w:r>
+        <w:rPr>
+          <w:rFonts w:ascii="Courier New" w:hAnsi="Courier New" w:cs="Courier New"/>
+        </w:rPr>
+        <w:t xml:space="preserve"> </w:t>
+      </w:r>
+      <w:proofErr w:type="spellStart"/>
+      <w:r>
+        <w:rPr>
+          <w:rFonts w:ascii="Courier New" w:hAnsi="Courier New" w:cs="Courier New"/>
+        </w:rPr>
+        <w:t>config</w:t>
+      </w:r>
+      <w:proofErr w:type="spellEnd"/>
+      <w:r>
+        <w:rPr>
+          <w:rFonts w:ascii="Courier New" w:hAnsi="Courier New" w:cs="Courier New"/>
+        </w:rPr>
+        <w:t>\</w:t>
+      </w:r>
+      <w:proofErr w:type="spellStart"/>
+      <w:r>
+        <w:rPr>
+          <w:rFonts w:ascii="Courier New" w:hAnsi="Courier New" w:cs="Courier New"/>
+        </w:rPr>
+        <w:t>config.yaml</w:t>
+      </w:r>
+      <w:proofErr w:type="spellEnd"/>
+      <w:r>
+        <w:rPr>
+          <w:rFonts w:ascii="Courier New" w:hAnsi="Courier New" w:cs="Courier New"/>
+        </w:rPr>
+        <w:t xml:space="preserve"> \</w:t>
+      </w:r>
+      <w:r>
+        <w:rPr>
+          <w:rFonts w:ascii="Courier New" w:hAnsi="Courier New" w:cs="Courier New"/>
+        </w:rPr>
+        <w:br/>
+        <w:t>--input-csv data</w:t>
+      </w:r>
+      <w:r>
+        <w:rPr>
+          <w:rFonts w:ascii="Courier New" w:hAnsi="Courier New" w:cs="Courier New"/>
+        </w:rPr>
+        <w:t>\input</w:t>
+      </w:r>
+      <w:r>
+        <w:rPr>
+          <w:rFonts w:ascii="Courier New" w:hAnsi="Courier New" w:cs="Courier New"/>
+        </w:rPr>
+        <w:t>\</w:t>
+      </w:r>
+      <w:r>
+        <w:rPr>
+          <w:rFonts w:ascii="Courier New" w:hAnsi="Courier New" w:cs="Courier New"/>
+        </w:rPr>
+        <w:t>activit</w:t>
+      </w:r>
+      <w:r>
+        <w:rPr>
+          <w:rFonts w:ascii="Courier New" w:hAnsi="Courier New" w:cs="Courier New"/>
+        </w:rPr>
+        <w:t>y</w:t>
+      </w:r>
+      <w:r>
+        <w:rPr>
+          <w:rFonts w:ascii="Courier New" w:hAnsi="Courier New" w:cs="Courier New"/>
+        </w:rPr>
+        <w:t xml:space="preserve">.csv </w:t>
+      </w:r>
+      <w:r>
+        <w:rPr>
+          <w:rFonts w:ascii="Courier New" w:hAnsi="Courier New" w:cs="Courier New"/>
+        </w:rPr>
+        <w:t>\</w:t>
+      </w:r>
+      <w:r>
+        <w:rPr>
+          <w:rFonts w:ascii="Courier New" w:hAnsi="Courier New" w:cs="Courier New"/>
+        </w:rPr>
+        <w:br/>
+      </w:r>
+      <w:r>
+        <w:rPr>
+          <w:rFonts w:ascii="Courier New" w:hAnsi="Courier New" w:cs="Courier New"/>
+        </w:rPr>
+        <w:t xml:space="preserve">--final-out </w:t>
+      </w:r>
+      <w:r>
+        <w:rPr>
+          <w:rFonts w:ascii="Courier New" w:hAnsi="Courier New" w:cs="Courier New"/>
+        </w:rPr>
+        <w:t>data\</w:t>
+      </w:r>
+      <w:r>
+        <w:rPr>
+          <w:rFonts w:ascii="Courier New" w:hAnsi="Courier New" w:cs="Courier New"/>
+        </w:rPr>
+        <w:t>output</w:t>
+      </w:r>
+      <w:r>
+        <w:rPr>
+          <w:rFonts w:ascii="Courier New" w:hAnsi="Courier New" w:cs="Courier New"/>
+        </w:rPr>
+        <w:t>\</w:t>
+      </w:r>
+      <w:r>
+        <w:rPr>
+          <w:rFonts w:ascii="Courier New" w:hAnsi="Courier New" w:cs="Courier New"/>
+        </w:rPr>
+        <w:t>activit</w:t>
+      </w:r>
+      <w:r>
+        <w:rPr>
+          <w:rFonts w:ascii="Courier New" w:hAnsi="Courier New" w:cs="Courier New"/>
+        </w:rPr>
+        <w:t>y\output.</w:t>
+      </w:r>
+      <w:r>
+        <w:rPr>
+          <w:rFonts w:ascii="Courier New" w:hAnsi="Courier New" w:cs="Courier New"/>
+        </w:rPr>
+        <w:t>activit</w:t>
+      </w:r>
+      <w:r>
+        <w:rPr>
+          <w:rFonts w:ascii="Courier New" w:hAnsi="Courier New" w:cs="Courier New"/>
+        </w:rPr>
+        <w:t>y</w:t>
+      </w:r>
+      <w:r>
+        <w:rPr>
+          <w:rFonts w:ascii="Courier New" w:hAnsi="Courier New" w:cs="Courier New"/>
+        </w:rPr>
+        <w:t>.csv \</w:t>
+      </w:r>
+      <w:r>
+        <w:rPr>
+          <w:rFonts w:ascii="Courier New" w:hAnsi="Courier New" w:cs="Courier New"/>
+        </w:rPr>
+        <w:br/>
+        <w:t xml:space="preserve">--batch-size 5 --timeout 90 --workers </w:t>
+      </w:r>
+      <w:r>
+        <w:rPr>
+          <w:rFonts w:ascii="Courier New" w:hAnsi="Courier New" w:cs="Courier New"/>
+        </w:rPr>
+        <w:t>1</w:t>
+      </w:r>
+    </w:p>
+    <w:p>
+      <w:pPr>
+        <w:pStyle w:val="Paragraph"/>
+      </w:pPr>
+    </w:p>
+    <w:p>
+      <w:pPr>
+        <w:pStyle w:val="Paragraph"/>
+        <w:numPr>
+          <w:ilvl w:val="0"/>
+          <w:numId w:val="37"/>
+        </w:numPr>
+        <w:ind w:left="284" w:hanging="142"/>
+      </w:pPr>
+      <w:proofErr w:type="spellStart"/>
+      <w:r>
+        <w:t>Логирование</w:t>
+      </w:r>
+      <w:proofErr w:type="spellEnd"/>
+    </w:p>
+    <w:p>
+      <w:pPr>
+        <w:pStyle w:val="Paragraph"/>
+        <w:ind w:left="284" w:firstLine="0"/>
+        <w:rPr>
+          <w:lang w:val="ru-RU"/>
+        </w:rPr>
+      </w:pPr>
+      <w:r>
+        <w:rPr>
+          <w:lang w:val="ru-RU"/>
+        </w:rPr>
+        <w:t xml:space="preserve">Лог </w:t>
+      </w:r>
+      <w:r>
+        <w:t>activity</w:t>
+      </w:r>
+      <w:r>
+        <w:rPr>
+          <w:lang w:val="ru-RU"/>
+        </w:rPr>
+        <w:t>_</w:t>
+      </w:r>
+      <w:r>
+        <w:t>pipeline</w:t>
+      </w:r>
+      <w:r>
+        <w:rPr>
+          <w:lang w:val="ru-RU"/>
+        </w:rPr>
+        <w:t>_</w:t>
+      </w:r>
+      <w:r>
+        <w:t>done</w:t>
+      </w:r>
+      <w:r>
+        <w:rPr>
+          <w:lang w:val="ru-RU"/>
+        </w:rPr>
+        <w:t xml:space="preserve"> содержит путь итогового </w:t>
+      </w:r>
+      <w:r>
+        <w:t>CSV</w:t>
+      </w:r>
+      <w:r>
+        <w:rPr>
+          <w:lang w:val="ru-RU"/>
+        </w:rPr>
+        <w:t xml:space="preserve"> и ссылку на отчёт </w:t>
+      </w:r>
+      <w:proofErr w:type="spellStart"/>
+      <w:r>
+        <w:rPr>
+          <w:lang w:val="ru-RU"/>
+        </w:rPr>
+        <w:t>постпроцесса</w:t>
+      </w:r>
+      <w:proofErr w:type="spellEnd"/>
+      <w:r>
+        <w:rPr>
+          <w:lang w:val="ru-RU"/>
+        </w:rPr>
+        <w:t>.</w:t>
+      </w:r>
+    </w:p>
+    <w:p>
+      <w:pPr>
+        <w:pStyle w:val="Paragraph"/>
+        <w:ind w:left="709" w:firstLine="0"/>
+        <w:rPr>
+          <w:lang w:val="ru-RU"/>
+        </w:rPr>
+      </w:pPr>
+    </w:p>
+    <w:p>
+      <w:pPr>
+        <w:spacing w:before="-1" w:after="-1"/>
+        <w:ind w:firstLine="0"/>
+        <w:jc w:val="left"/>
+        <w:rPr>
+          <w:rFonts w:eastAsiaTheme="minorHAnsi" w:cstheme="minorBidi"/>
+          <w:b/>
+          <w:i/>
+          <w:szCs w:val="28"/>
+        </w:rPr>
+      </w:pPr>
+      <w:bookmarkStart w:id="15" w:name="ассеи-scriptsget_assay_data.py"/>
+      <w:bookmarkEnd w:id="13"/>
+      <w:r>
+        <w:br w:type="page"/>
+      </w:r>
+    </w:p>
+    <w:p>
+      <w:pPr>
+        <w:pStyle w:val="Header4"/>
+        <w:rPr>
+          <w:lang w:val="en-US"/>
+        </w:rPr>
+      </w:pPr>
+      <w:bookmarkStart w:id="16" w:name="_Toc210851426"/>
+      <w:r>
+        <w:rPr>
+          <w:lang w:val="en-US"/>
+        </w:rPr>
+        <w:t xml:space="preserve">4.3 </w:t>
+      </w:r>
+      <w:r>
+        <w:t>Эксперименты</w:t>
+      </w:r>
+      <w:r>
+        <w:rPr>
+          <w:lang w:val="en-US"/>
+        </w:rPr>
+        <w:t xml:space="preserve"> — scripts/get_assay_data.py</w:t>
+      </w:r>
+      <w:bookmarkEnd w:id="16"/>
+    </w:p>
+    <w:p>
+      <w:pPr>
+        <w:pStyle w:val="Paragraph"/>
+        <w:numPr>
+          <w:ilvl w:val="0"/>
+          <w:numId w:val="45"/>
+        </w:numPr>
+        <w:ind w:left="426"/>
+      </w:pPr>
+      <w:proofErr w:type="spellStart"/>
+      <w:r>
+        <w:t>Основны</w:t>
+      </w:r>
+      <w:bookmarkStart w:id="17" w:name="_GoBack"/>
+      <w:bookmarkEnd w:id="17"/>
+      <w:r>
+        <w:t>е</w:t>
+      </w:r>
+      <w:proofErr w:type="spellEnd"/>
+      <w:r>
+        <w:t xml:space="preserve"> </w:t>
+      </w:r>
+      <w:proofErr w:type="spellStart"/>
+      <w:r>
+        <w:t>этапы</w:t>
+      </w:r>
+      <w:proofErr w:type="spellEnd"/>
+      <w:r>
+        <w:t xml:space="preserve">: </w:t>
+      </w:r>
+    </w:p>
+    <w:p>
+      <w:pPr>
+        <w:pStyle w:val="Header4"/>
+        <w:rPr>
+          <w:highlight w:val="yellow"/>
+          <w:lang w:val="en-US"/>
+        </w:rPr>
+      </w:pPr>
+    </w:p>
+    <w:p>
+      <w:pPr>
+        <w:pStyle w:val="Paragraph"/>
+      </w:pPr>
+      <w:proofErr w:type="spellStart"/>
+      <w:r>
+        <w:rPr>
+          <w:highlight w:val="yellow"/>
+        </w:rPr>
+        <w:t>Использует</w:t>
+      </w:r>
+      <w:proofErr w:type="spellEnd"/>
+      <w:r>
+        <w:rPr>
+          <w:highlight w:val="yellow"/>
+        </w:rPr>
+        <w:t xml:space="preserve"> </w:t>
+      </w:r>
+      <w:proofErr w:type="spellStart"/>
+      <w:r>
+        <w:rPr>
+          <w:highlight w:val="yellow"/>
+        </w:rPr>
+        <w:t>run_assay_pipeline</w:t>
+      </w:r>
+      <w:proofErr w:type="spellEnd"/>
+      <w:r>
+        <w:rPr>
+          <w:highlight w:val="yellow"/>
+        </w:rPr>
+        <w:t xml:space="preserve"> </w:t>
+      </w:r>
+      <w:proofErr w:type="spellStart"/>
+      <w:r>
+        <w:rPr>
+          <w:highlight w:val="yellow"/>
+        </w:rPr>
+        <w:t>для</w:t>
+      </w:r>
+      <w:proofErr w:type="spellEnd"/>
+      <w:r>
+        <w:rPr>
+          <w:highlight w:val="yellow"/>
+        </w:rPr>
+        <w:t xml:space="preserve"> </w:t>
+      </w:r>
+      <w:proofErr w:type="spellStart"/>
+      <w:r>
+        <w:rPr>
+          <w:highlight w:val="yellow"/>
+        </w:rPr>
+        <w:t>загрузки</w:t>
+      </w:r>
+      <w:proofErr w:type="spellEnd"/>
+      <w:r>
+        <w:rPr>
+          <w:highlight w:val="yellow"/>
+        </w:rPr>
+        <w:t xml:space="preserve"> </w:t>
+      </w:r>
+      <w:proofErr w:type="spellStart"/>
+      <w:r>
+        <w:rPr>
+          <w:highlight w:val="yellow"/>
+        </w:rPr>
+        <w:t>ChEMBL</w:t>
+      </w:r>
+      <w:proofErr w:type="spellEnd"/>
+      <w:r>
+        <w:rPr>
+          <w:highlight w:val="yellow"/>
+        </w:rPr>
+        <w:t xml:space="preserve">, </w:t>
+      </w:r>
+      <w:proofErr w:type="spellStart"/>
+      <w:r>
+        <w:rPr>
+          <w:highlight w:val="yellow"/>
+        </w:rPr>
+        <w:t>слияния</w:t>
+      </w:r>
+      <w:proofErr w:type="spellEnd"/>
+      <w:r>
+        <w:rPr>
+          <w:highlight w:val="yellow"/>
+        </w:rPr>
+        <w:t xml:space="preserve"> </w:t>
+      </w:r>
+      <w:proofErr w:type="spellStart"/>
+      <w:r>
+        <w:rPr>
+          <w:highlight w:val="yellow"/>
+        </w:rPr>
+        <w:t>словарей</w:t>
+      </w:r>
+      <w:proofErr w:type="spellEnd"/>
+      <w:r>
+        <w:rPr>
+          <w:highlight w:val="yellow"/>
+        </w:rPr>
+        <w:t xml:space="preserve"> и </w:t>
+      </w:r>
+      <w:proofErr w:type="spellStart"/>
+      <w:r>
+        <w:rPr>
+          <w:highlight w:val="yellow"/>
+        </w:rPr>
+        <w:t>шагов</w:t>
+      </w:r>
+      <w:proofErr w:type="spellEnd"/>
+      <w:r>
+        <w:rPr>
+          <w:highlight w:val="yellow"/>
+        </w:rPr>
+        <w:t xml:space="preserve"> </w:t>
+      </w:r>
+      <w:proofErr w:type="spellStart"/>
+      <w:proofErr w:type="gramStart"/>
+      <w:r>
+        <w:rPr>
+          <w:highlight w:val="yellow"/>
+        </w:rPr>
+        <w:t>library.postprocess</w:t>
+      </w:r>
+      <w:proofErr w:type="gramEnd"/>
+      <w:r>
+        <w:rPr>
+          <w:highlight w:val="yellow"/>
+        </w:rPr>
+        <w:t>.assays.steps</w:t>
+      </w:r>
+      <w:proofErr w:type="spellEnd"/>
+      <w:r>
+        <w:rPr>
+          <w:highlight w:val="yellow"/>
+        </w:rPr>
+        <w:t>.</w:t>
+      </w:r>
+    </w:p>
+    <w:p>
+      <w:pPr>
+        <w:pStyle w:val="Paragraph"/>
+        <w:numPr>
+          <w:ilvl w:val="0"/>
+          <w:numId w:val="45"/>
+        </w:numPr>
+        <w:ind w:left="284" w:hanging="142"/>
+      </w:pPr>
+      <w:r>
+        <w:t>Аргументы</w:t>
+      </w:r>
+      <w:r>
+        <w:t>:</w:t>
+      </w:r>
+      <w:r>
+        <w:t xml:space="preserve"> </w:t>
+      </w:r>
+    </w:p>
+    <w:p>
+      <w:pPr>
+        <w:pStyle w:val="Paragraph"/>
+        <w:ind w:left="774" w:firstLine="0"/>
+        <w:rPr>
+          <w:rFonts w:ascii="Courier New" w:hAnsi="Courier New" w:cs="Courier New"/>
+        </w:rPr>
+      </w:pPr>
+      <w:r>
+        <w:rPr>
+          <w:rFonts w:ascii="Courier New" w:hAnsi="Courier New" w:cs="Courier New"/>
+        </w:rPr>
+        <w:t xml:space="preserve">--input-csv, --output-csv, --final-out, </w:t>
+      </w:r>
+    </w:p>
+    <w:p>
+      <w:pPr>
+        <w:pStyle w:val="Paragraph"/>
+        <w:ind w:left="774" w:firstLine="0"/>
+        <w:rPr>
+          <w:rFonts w:ascii="Courier New" w:hAnsi="Courier New" w:cs="Courier New"/>
+        </w:rPr>
+      </w:pPr>
+      <w:r>
+        <w:rPr>
+          <w:rFonts w:ascii="Courier New" w:hAnsi="Courier New" w:cs="Courier New"/>
+        </w:rPr>
+        <w:t>--dry-run, --skip-existing, --force</w:t>
+      </w:r>
+      <w:r>
+        <w:rPr>
+          <w:rFonts w:ascii="Courier New" w:hAnsi="Courier New" w:cs="Courier New"/>
+        </w:rPr>
+        <w:t>,</w:t>
+      </w:r>
+    </w:p>
+    <w:p>
+      <w:pPr>
+        <w:pStyle w:val="Paragraph"/>
+        <w:ind w:left="774" w:firstLine="0"/>
+        <w:rPr>
+          <w:rFonts w:ascii="Courier New" w:hAnsi="Courier New" w:cs="Courier New"/>
+        </w:rPr>
+      </w:pPr>
+      <w:r>
+        <w:rPr>
+          <w:rFonts w:ascii="Courier New" w:hAnsi="Courier New" w:cs="Courier New"/>
+        </w:rPr>
+        <w:t>--limit, --offset,</w:t>
+      </w:r>
+    </w:p>
+    <w:p>
+      <w:pPr>
+        <w:pStyle w:val="Paragraph"/>
+        <w:ind w:left="774" w:firstLine="0"/>
+        <w:rPr>
+          <w:rFonts w:ascii="Courier New" w:hAnsi="Courier New" w:cs="Courier New"/>
+        </w:rPr>
+      </w:pPr>
+      <w:r>
+        <w:rPr>
+          <w:rFonts w:ascii="Courier New" w:hAnsi="Courier New" w:cs="Courier New"/>
+        </w:rPr>
+        <w:t>--timeout, --batch-size, --workers</w:t>
+      </w:r>
+    </w:p>
+    <w:p>
+      <w:pPr>
+        <w:pStyle w:val="Paragraph"/>
+        <w:ind w:left="774" w:firstLine="0"/>
+        <w:rPr>
+          <w:rFonts w:ascii="Courier New" w:hAnsi="Courier New" w:cs="Courier New"/>
+        </w:rPr>
+      </w:pPr>
+      <w:r>
+        <w:rPr>
+          <w:rFonts w:ascii="Courier New" w:hAnsi="Courier New" w:cs="Courier New"/>
+        </w:rPr>
+        <w:t xml:space="preserve"> </w:t>
+      </w:r>
+    </w:p>
+    <w:p>
+      <w:pPr>
+        <w:pStyle w:val="Paragraph"/>
+        <w:numPr>
+          <w:ilvl w:val="0"/>
+          <w:numId w:val="45"/>
+        </w:numPr>
+        <w:ind w:left="284" w:hanging="142"/>
+      </w:pPr>
+      <w:proofErr w:type="spellStart"/>
+      <w:r>
+        <w:t>Пример</w:t>
+      </w:r>
+      <w:proofErr w:type="spellEnd"/>
+      <w:r>
+        <w:t xml:space="preserve"> </w:t>
+      </w:r>
+      <w:proofErr w:type="spellStart"/>
+      <w:r>
+        <w:t>запуска</w:t>
+      </w:r>
+      <w:proofErr w:type="spellEnd"/>
+      <w:r>
+        <w:t>:</w:t>
+      </w:r>
+    </w:p>
+    <w:p>
+      <w:pPr>
+        <w:pStyle w:val="Paragraph"/>
+        <w:ind w:left="1701" w:hanging="1275"/>
+        <w:rPr>
+          <w:rFonts w:ascii="Courier New" w:hAnsi="Courier New" w:cs="Courier New"/>
+        </w:rPr>
+      </w:pPr>
+      <w:r>
+        <w:rPr>
+          <w:rFonts w:ascii="Courier New" w:hAnsi="Courier New" w:cs="Courier New"/>
+        </w:rPr>
+        <w:t>python scripts</w:t>
+      </w:r>
+      <w:r>
+        <w:rPr>
+          <w:rFonts w:ascii="Courier New" w:hAnsi="Courier New" w:cs="Courier New"/>
+        </w:rPr>
+        <w:t>\</w:t>
+      </w:r>
+      <w:r>
+        <w:rPr>
+          <w:rFonts w:ascii="Courier New" w:hAnsi="Courier New" w:cs="Courier New"/>
+        </w:rPr>
+        <w:t xml:space="preserve">get_assay_data.py </w:t>
+      </w:r>
+      <w:r>
+        <w:rPr>
+          <w:rFonts w:ascii="Courier New" w:hAnsi="Courier New" w:cs="Courier New"/>
+        </w:rPr>
+        <w:br/>
+      </w:r>
+      <w:r>
+        <w:rPr>
+          <w:rFonts w:ascii="Courier New" w:hAnsi="Courier New" w:cs="Courier New"/>
+        </w:rPr>
+        <w:t>--</w:t>
+      </w:r>
+      <w:proofErr w:type="spellStart"/>
+      <w:r>
+        <w:rPr>
+          <w:rFonts w:ascii="Courier New" w:hAnsi="Courier New" w:cs="Courier New"/>
+        </w:rPr>
+        <w:t>config</w:t>
+      </w:r>
+      <w:proofErr w:type="spellEnd"/>
+      <w:r>
+        <w:rPr>
+          <w:rFonts w:ascii="Courier New" w:hAnsi="Courier New" w:cs="Courier New"/>
+        </w:rPr>
+        <w:t xml:space="preserve"> </w:t>
+      </w:r>
+      <w:proofErr w:type="spellStart"/>
+      <w:r>
+        <w:rPr>
+          <w:rFonts w:ascii="Courier New" w:hAnsi="Courier New" w:cs="Courier New"/>
+        </w:rPr>
+        <w:t>config</w:t>
+      </w:r>
+      <w:proofErr w:type="spellEnd"/>
+      <w:r>
+        <w:rPr>
+          <w:rFonts w:ascii="Courier New" w:hAnsi="Courier New" w:cs="Courier New"/>
+        </w:rPr>
+        <w:t>\</w:t>
+      </w:r>
+      <w:proofErr w:type="spellStart"/>
+      <w:r>
+        <w:rPr>
+          <w:rFonts w:ascii="Courier New" w:hAnsi="Courier New" w:cs="Courier New"/>
+        </w:rPr>
+        <w:t>config.yaml</w:t>
+      </w:r>
+      <w:proofErr w:type="spellEnd"/>
+      <w:r>
+        <w:rPr>
+          <w:rFonts w:ascii="Courier New" w:hAnsi="Courier New" w:cs="Courier New"/>
+        </w:rPr>
+        <w:t xml:space="preserve"> \</w:t>
+      </w:r>
+      <w:r>
+        <w:rPr>
+          <w:rFonts w:ascii="Courier New" w:hAnsi="Courier New" w:cs="Courier New"/>
+        </w:rPr>
+        <w:br/>
+      </w:r>
+      <w:r>
+        <w:rPr>
+          <w:rFonts w:ascii="Courier New" w:hAnsi="Courier New" w:cs="Courier New"/>
+        </w:rPr>
+        <w:t>--input-csv data</w:t>
+      </w:r>
+      <w:r>
+        <w:rPr>
+          <w:rFonts w:ascii="Courier New" w:hAnsi="Courier New" w:cs="Courier New"/>
+        </w:rPr>
+        <w:t>\input</w:t>
+      </w:r>
+      <w:r>
+        <w:rPr>
+          <w:rFonts w:ascii="Courier New" w:hAnsi="Courier New" w:cs="Courier New"/>
+        </w:rPr>
+        <w:t>\assay</w:t>
+      </w:r>
+      <w:r>
+        <w:rPr>
+          <w:rFonts w:ascii="Courier New" w:hAnsi="Courier New" w:cs="Courier New"/>
+        </w:rPr>
+        <w:t xml:space="preserve">.csv </w:t>
+      </w:r>
+      <w:r>
+        <w:rPr>
+          <w:rFonts w:ascii="Courier New" w:hAnsi="Courier New" w:cs="Courier New"/>
+        </w:rPr>
+        <w:t>\</w:t>
+      </w:r>
+      <w:r>
+        <w:rPr>
+          <w:rFonts w:ascii="Courier New" w:hAnsi="Courier New" w:cs="Courier New"/>
+        </w:rPr>
+        <w:br/>
+      </w:r>
+      <w:r>
+        <w:rPr>
+          <w:rFonts w:ascii="Courier New" w:hAnsi="Courier New" w:cs="Courier New"/>
+        </w:rPr>
+        <w:t xml:space="preserve">--final-out </w:t>
+      </w:r>
+      <w:r>
+        <w:rPr>
+          <w:rFonts w:ascii="Courier New" w:hAnsi="Courier New" w:cs="Courier New"/>
+        </w:rPr>
+        <w:t>data</w:t>
+      </w:r>
+      <w:r>
+        <w:rPr>
+          <w:rFonts w:ascii="Courier New" w:hAnsi="Courier New" w:cs="Courier New"/>
+        </w:rPr>
+        <w:t>\</w:t>
+      </w:r>
+      <w:r>
+        <w:rPr>
+          <w:rFonts w:ascii="Courier New" w:hAnsi="Courier New" w:cs="Courier New"/>
+        </w:rPr>
+        <w:t>output</w:t>
+      </w:r>
+      <w:r>
+        <w:rPr>
+          <w:rFonts w:ascii="Courier New" w:hAnsi="Courier New" w:cs="Courier New"/>
+        </w:rPr>
+        <w:t>\</w:t>
+      </w:r>
+      <w:r>
+        <w:rPr>
+          <w:rFonts w:ascii="Courier New" w:hAnsi="Courier New" w:cs="Courier New"/>
+        </w:rPr>
+        <w:t>assays</w:t>
+      </w:r>
+      <w:r>
+        <w:rPr>
+          <w:rFonts w:ascii="Courier New" w:hAnsi="Courier New" w:cs="Courier New"/>
+        </w:rPr>
+        <w:t>\output.</w:t>
+      </w:r>
+      <w:r>
+        <w:rPr>
+          <w:rFonts w:ascii="Courier New" w:hAnsi="Courier New" w:cs="Courier New"/>
+        </w:rPr>
+        <w:t>assays.csv \</w:t>
+      </w:r>
+      <w:r>
+        <w:rPr>
+          <w:rFonts w:ascii="Courier New" w:hAnsi="Courier New" w:cs="Courier New"/>
+        </w:rPr>
+        <w:br/>
+      </w:r>
+      <w:r>
+        <w:rPr>
+          <w:rFonts w:ascii="Courier New" w:hAnsi="Courier New" w:cs="Courier New"/>
+        </w:rPr>
+        <w:t xml:space="preserve">--batch-size </w:t>
+      </w:r>
+      <w:r>
+        <w:rPr>
+          <w:rFonts w:ascii="Courier New" w:hAnsi="Courier New" w:cs="Courier New"/>
+        </w:rPr>
+        <w:t>10</w:t>
+      </w:r>
+      <w:r>
+        <w:rPr>
+          <w:rFonts w:ascii="Courier New" w:hAnsi="Courier New" w:cs="Courier New"/>
+        </w:rPr>
+        <w:t xml:space="preserve"> --timeout </w:t>
+      </w:r>
+      <w:r>
+        <w:rPr>
+          <w:rFonts w:ascii="Courier New" w:hAnsi="Courier New" w:cs="Courier New"/>
+        </w:rPr>
+        <w:t>3</w:t>
+      </w:r>
+      <w:r>
+        <w:rPr>
+          <w:rFonts w:ascii="Courier New" w:hAnsi="Courier New" w:cs="Courier New"/>
+        </w:rPr>
+        <w:t xml:space="preserve">0 --workers </w:t>
+      </w:r>
+      <w:r>
+        <w:rPr>
+          <w:rFonts w:ascii="Courier New" w:hAnsi="Courier New" w:cs="Courier New"/>
+        </w:rPr>
+        <w:t>1</w:t>
+      </w:r>
+    </w:p>
+    <w:p>
+      <w:pPr>
+        <w:pStyle w:val="SourceCode"/>
+        <w:ind w:left="720" w:firstLine="0"/>
+        <w:rPr>
+          <w:lang w:val="en-US"/>
+        </w:rPr>
+      </w:pPr>
+    </w:p>
+    <w:p>
+      <w:pPr>
+        <w:spacing w:before="-1" w:after="-1"/>
+        <w:ind w:firstLine="0"/>
+        <w:jc w:val="left"/>
+        <w:rPr>
+          <w:rFonts w:eastAsiaTheme="minorHAnsi" w:cstheme="minorBidi"/>
+          <w:b/>
+          <w:i/>
+          <w:szCs w:val="28"/>
+          <w:lang w:val="en-US"/>
+        </w:rPr>
+      </w:pPr>
+      <w:bookmarkStart w:id="18" w:name="_Toc210851427"/>
+      <w:bookmarkStart w:id="19" w:name="документы-scriptsget_document_data.py"/>
+      <w:bookmarkEnd w:id="15"/>
+      <w:r>
+        <w:rPr>
+          <w:lang w:val="en-US"/>
+        </w:rPr>
+        <w:br w:type="page"/>
+      </w:r>
+    </w:p>
+    <w:p>
+      <w:pPr>
+        <w:pStyle w:val="Header4"/>
+        <w:rPr>
+          <w:lang w:val="en-US"/>
+        </w:rPr>
+      </w:pPr>
+      <w:r>
+        <w:rPr>
+          <w:lang w:val="en-US"/>
+        </w:rPr>
+        <w:t xml:space="preserve">4.4 </w:t>
+      </w:r>
+      <w:r>
+        <w:t>Документы</w:t>
+      </w:r>
+      <w:r>
+        <w:rPr>
+          <w:lang w:val="en-US"/>
+        </w:rPr>
+        <w:t xml:space="preserve"> — scripts/get_document_data.py</w:t>
+      </w:r>
+      <w:bookmarkEnd w:id="18"/>
+    </w:p>
+    <w:p>
+      <w:pPr>
+        <w:pStyle w:val="Paragraph"/>
+        <w:numPr>
+          <w:ilvl w:val="0"/>
+          <w:numId w:val="46"/>
+        </w:numPr>
+        <w:ind w:left="426"/>
+      </w:pPr>
+      <w:proofErr w:type="spellStart"/>
+      <w:r>
+        <w:t>Основные</w:t>
+      </w:r>
+      <w:proofErr w:type="spellEnd"/>
+      <w:r>
+        <w:t xml:space="preserve"> </w:t>
+      </w:r>
+      <w:proofErr w:type="spellStart"/>
+      <w:r>
+        <w:t>этапы</w:t>
+      </w:r>
+      <w:proofErr w:type="spellEnd"/>
+      <w:r>
+        <w:t xml:space="preserve">: </w:t>
+      </w:r>
+    </w:p>
+    <w:p>
+      <w:pPr>
+        <w:numPr>
+          <w:ilvl w:val="0"/>
+          <w:numId w:val="24"/>
+        </w:numPr>
+        <w:rPr>
+          <w:lang w:val="en-US"/>
+        </w:rPr>
+      </w:pPr>
+      <w:r>
+        <w:t>Подкоманды</w:t>
+      </w:r>
+      <w:r>
+        <w:rPr>
+          <w:lang w:val="en-US"/>
+        </w:rPr>
+        <w:t xml:space="preserve">: </w:t>
+      </w:r>
+    </w:p>
+    <w:p>
+      <w:pPr>
+        <w:numPr>
+          <w:ilvl w:val="0"/>
+          <w:numId w:val="24"/>
+        </w:numPr>
+        <w:rPr>
+          <w:lang w:val="en-US"/>
+        </w:rPr>
+      </w:pPr>
+      <w:proofErr w:type="spellStart"/>
+      <w:r>
+        <w:rPr>
+          <w:lang w:val="en-US"/>
+        </w:rPr>
+        <w:t>chembl</w:t>
+      </w:r>
+      <w:proofErr w:type="spellEnd"/>
+      <w:r>
+        <w:rPr>
+          <w:lang w:val="en-US"/>
+        </w:rPr>
+        <w:t xml:space="preserve">, </w:t>
+      </w:r>
+      <w:proofErr w:type="spellStart"/>
+      <w:r>
+        <w:rPr>
+          <w:lang w:val="en-US"/>
+        </w:rPr>
+        <w:t>pubmed</w:t>
+      </w:r>
+      <w:proofErr w:type="spellEnd"/>
+      <w:r>
+        <w:rPr>
+          <w:lang w:val="en-US"/>
+        </w:rPr>
+        <w:t xml:space="preserve">, semantic-scholar, </w:t>
+      </w:r>
+      <w:proofErr w:type="spellStart"/>
+      <w:r>
+        <w:rPr>
+          <w:lang w:val="en-US"/>
+        </w:rPr>
+        <w:t>openalex</w:t>
+      </w:r>
+      <w:proofErr w:type="spellEnd"/>
+      <w:r>
+        <w:rPr>
+          <w:lang w:val="en-US"/>
+        </w:rPr>
+        <w:t xml:space="preserve">, </w:t>
+      </w:r>
+      <w:proofErr w:type="spellStart"/>
+      <w:r>
+        <w:rPr>
+          <w:lang w:val="en-US"/>
+        </w:rPr>
+        <w:t>crossref</w:t>
+      </w:r>
+      <w:proofErr w:type="spellEnd"/>
+      <w:r>
+        <w:rPr>
+          <w:lang w:val="en-US"/>
+        </w:rPr>
+        <w:t xml:space="preserve">, all. </w:t>
+      </w:r>
+      <w:r>
+        <w:t>Базовый</w:t>
+      </w:r>
+      <w:r>
+        <w:rPr>
+          <w:lang w:val="en-US"/>
+        </w:rPr>
+        <w:t xml:space="preserve"> </w:t>
+      </w:r>
+      <w:r>
+        <w:t>режим</w:t>
+      </w:r>
+      <w:r>
+        <w:rPr>
+          <w:lang w:val="en-US"/>
+        </w:rPr>
+        <w:t xml:space="preserve"> (all) </w:t>
+      </w:r>
+      <w:r>
+        <w:t>собирает</w:t>
+      </w:r>
+      <w:r>
+        <w:rPr>
+          <w:lang w:val="en-US"/>
+        </w:rPr>
+        <w:t xml:space="preserve"> </w:t>
+      </w:r>
+      <w:r>
+        <w:t>совокупные</w:t>
+      </w:r>
+      <w:r>
+        <w:rPr>
+          <w:lang w:val="en-US"/>
+        </w:rPr>
+        <w:t xml:space="preserve"> </w:t>
+      </w:r>
+      <w:r>
+        <w:t>данные</w:t>
+      </w:r>
+      <w:r>
+        <w:rPr>
+          <w:lang w:val="en-US"/>
+        </w:rPr>
+        <w:t xml:space="preserve">, </w:t>
+      </w:r>
+      <w:r>
+        <w:t>управляет</w:t>
+      </w:r>
+      <w:r>
+        <w:rPr>
+          <w:lang w:val="en-US"/>
+        </w:rPr>
+        <w:t xml:space="preserve"> RPS (--</w:t>
+      </w:r>
+      <w:proofErr w:type="spellStart"/>
+      <w:r>
+        <w:rPr>
+          <w:lang w:val="en-US"/>
+        </w:rPr>
+        <w:t>openalex-rps</w:t>
+      </w:r>
+      <w:proofErr w:type="spellEnd"/>
+      <w:r>
+        <w:rPr>
+          <w:lang w:val="en-US"/>
+        </w:rPr>
+        <w:t>, --</w:t>
+      </w:r>
+      <w:proofErr w:type="spellStart"/>
+      <w:r>
+        <w:rPr>
+          <w:lang w:val="en-US"/>
+        </w:rPr>
+        <w:t>crossref-rps</w:t>
+      </w:r>
+      <w:proofErr w:type="spellEnd"/>
+      <w:r>
+        <w:rPr>
+          <w:lang w:val="en-US"/>
+        </w:rPr>
+        <w:t xml:space="preserve">) </w:t>
+      </w:r>
+      <w:r>
+        <w:t>и</w:t>
+      </w:r>
+      <w:r>
+        <w:rPr>
+          <w:lang w:val="en-US"/>
+        </w:rPr>
+        <w:t xml:space="preserve"> fallback DOI CSV (--fallback-</w:t>
+      </w:r>
+      <w:proofErr w:type="spellStart"/>
+      <w:r>
+        <w:rPr>
+          <w:lang w:val="en-US"/>
+        </w:rPr>
+        <w:t>doi</w:t>
+      </w:r>
+      <w:proofErr w:type="spellEnd"/>
+      <w:r>
+        <w:rPr>
+          <w:lang w:val="en-US"/>
+        </w:rPr>
+        <w:t>-csv, --fallback-</w:t>
+      </w:r>
+      <w:proofErr w:type="spellStart"/>
+      <w:r>
+        <w:rPr>
+          <w:lang w:val="en-US"/>
+        </w:rPr>
+        <w:t>doi</w:t>
+      </w:r>
+      <w:proofErr w:type="spellEnd"/>
+      <w:r>
+        <w:rPr>
+          <w:lang w:val="en-US"/>
+        </w:rPr>
+        <w:t>-overwrite).</w:t>
+      </w:r>
+    </w:p>
+    <w:p>
+      <w:pPr>
+        <w:pStyle w:val="Paragraph"/>
+        <w:numPr>
+          <w:ilvl w:val="0"/>
+          <w:numId w:val="46"/>
+        </w:numPr>
+        <w:ind w:left="284" w:hanging="142"/>
+      </w:pPr>
+      <w:r>
+        <w:t>Аргументы:</w:t>
+      </w:r>
+      <w:r>
+        <w:t xml:space="preserve"> </w:t>
+      </w:r>
+    </w:p>
+    <w:p>
+      <w:pPr>
+        <w:pStyle w:val="Paragraph"/>
+        <w:ind w:left="774" w:firstLine="0"/>
+        <w:rPr>
+          <w:rFonts w:ascii="Courier New" w:hAnsi="Courier New" w:cs="Courier New"/>
+        </w:rPr>
+      </w:pPr>
+      <w:r>
+        <w:rPr>
+          <w:rFonts w:ascii="Courier New" w:hAnsi="Courier New" w:cs="Courier New"/>
+        </w:rPr>
+        <w:t>--input-csv, --final-out, --command-timeout, --max-retries, --disable-</w:t>
+      </w:r>
+      <w:proofErr w:type="spellStart"/>
+      <w:r>
+        <w:rPr>
+          <w:rFonts w:ascii="Courier New" w:hAnsi="Courier New" w:cs="Courier New"/>
+        </w:rPr>
+        <w:t>pubmed</w:t>
+      </w:r>
+      <w:proofErr w:type="spellEnd"/>
+      <w:r>
+        <w:rPr>
+          <w:rFonts w:ascii="Courier New" w:hAnsi="Courier New" w:cs="Courier New"/>
+        </w:rPr>
+        <w:t>, --disable-</w:t>
+      </w:r>
+      <w:proofErr w:type="spellStart"/>
+      <w:r>
+        <w:rPr>
+          <w:rFonts w:ascii="Courier New" w:hAnsi="Courier New" w:cs="Courier New"/>
+        </w:rPr>
+        <w:t>crossref</w:t>
+      </w:r>
+      <w:proofErr w:type="spellEnd"/>
+      <w:r>
+        <w:rPr>
+          <w:rFonts w:ascii="Courier New" w:hAnsi="Courier New" w:cs="Courier New"/>
+        </w:rPr>
+        <w:t>.</w:t>
+      </w:r>
+    </w:p>
+    <w:p>
+      <w:pPr>
+        <w:pStyle w:val="Paragraph"/>
+        <w:numPr>
+          <w:ilvl w:val="0"/>
+          <w:numId w:val="46"/>
+        </w:numPr>
+        <w:ind w:left="284" w:hanging="142"/>
+      </w:pPr>
+      <w:r>
+        <w:t>Пример:</w:t>
+      </w:r>
+    </w:p>
+    <w:p>
+      <w:pPr>
+        <w:pStyle w:val="Paragraph"/>
+        <w:ind w:left="1701" w:hanging="1275"/>
+        <w:rPr>
+          <w:rFonts w:ascii="Courier New" w:hAnsi="Courier New" w:cs="Courier New"/>
+        </w:rPr>
+      </w:pPr>
+      <w:r>
+        <w:rPr>
+          <w:rFonts w:ascii="Courier New" w:hAnsi="Courier New" w:cs="Courier New"/>
+        </w:rPr>
+        <w:t xml:space="preserve">python scripts/get_document_data.py all </w:t>
+      </w:r>
+      <w:r>
+        <w:rPr>
+          <w:rFonts w:ascii="Courier New" w:hAnsi="Courier New" w:cs="Courier New"/>
+        </w:rPr>
+        <w:br/>
+      </w:r>
+      <w:r>
+        <w:rPr>
+          <w:rFonts w:ascii="Courier New" w:hAnsi="Courier New" w:cs="Courier New"/>
+        </w:rPr>
+        <w:t>--</w:t>
+      </w:r>
+      <w:proofErr w:type="spellStart"/>
+      <w:r>
+        <w:rPr>
+          <w:rFonts w:ascii="Courier New" w:hAnsi="Courier New" w:cs="Courier New"/>
+        </w:rPr>
+        <w:t>config</w:t>
+      </w:r>
+      <w:proofErr w:type="spellEnd"/>
+      <w:r>
+        <w:rPr>
+          <w:rFonts w:ascii="Courier New" w:hAnsi="Courier New" w:cs="Courier New"/>
+        </w:rPr>
+        <w:t xml:space="preserve"> </w:t>
+      </w:r>
+      <w:proofErr w:type="spellStart"/>
+      <w:r>
+        <w:rPr>
+          <w:rFonts w:ascii="Courier New" w:hAnsi="Courier New" w:cs="Courier New"/>
+        </w:rPr>
+        <w:t>config</w:t>
+      </w:r>
+      <w:proofErr w:type="spellEnd"/>
+      <w:r>
+        <w:rPr>
+          <w:rFonts w:ascii="Courier New" w:hAnsi="Courier New" w:cs="Courier New"/>
+        </w:rPr>
+        <w:t>\</w:t>
+      </w:r>
+      <w:proofErr w:type="spellStart"/>
+      <w:r>
+        <w:rPr>
+          <w:rFonts w:ascii="Courier New" w:hAnsi="Courier New" w:cs="Courier New"/>
+        </w:rPr>
+        <w:t>config.yaml</w:t>
+      </w:r>
+      <w:proofErr w:type="spellEnd"/>
+      <w:r>
+        <w:rPr>
+          <w:rFonts w:ascii="Courier New" w:hAnsi="Courier New" w:cs="Courier New"/>
+        </w:rPr>
+        <w:t xml:space="preserve"> \</w:t>
+      </w:r>
+      <w:r>
+        <w:rPr>
+          <w:rFonts w:ascii="Courier New" w:hAnsi="Courier New" w:cs="Courier New"/>
+        </w:rPr>
+        <w:br/>
+      </w:r>
+      <w:r>
+        <w:rPr>
+          <w:rFonts w:ascii="Courier New" w:hAnsi="Courier New" w:cs="Courier New"/>
+        </w:rPr>
+        <w:t>--input-csv data</w:t>
+      </w:r>
+      <w:r>
+        <w:rPr>
+          <w:rFonts w:ascii="Courier New" w:hAnsi="Courier New" w:cs="Courier New"/>
+        </w:rPr>
+        <w:t>\input\</w:t>
+      </w:r>
+      <w:r>
+        <w:rPr>
+          <w:rFonts w:ascii="Courier New" w:hAnsi="Courier New" w:cs="Courier New"/>
+        </w:rPr>
+        <w:t>document</w:t>
+      </w:r>
+      <w:r>
+        <w:rPr>
+          <w:rFonts w:ascii="Courier New" w:hAnsi="Courier New" w:cs="Courier New"/>
+        </w:rPr>
+        <w:t xml:space="preserve">.csv </w:t>
+      </w:r>
+      <w:r>
+        <w:rPr>
+          <w:rFonts w:ascii="Courier New" w:hAnsi="Courier New" w:cs="Courier New"/>
+        </w:rPr>
+        <w:t>\</w:t>
+      </w:r>
+      <w:r>
+        <w:rPr>
+          <w:rFonts w:ascii="Courier New" w:hAnsi="Courier New" w:cs="Courier New"/>
+        </w:rPr>
+        <w:br/>
+      </w:r>
+      <w:r>
+        <w:rPr>
+          <w:rFonts w:ascii="Courier New" w:hAnsi="Courier New" w:cs="Courier New"/>
+        </w:rPr>
+        <w:t xml:space="preserve">--final-out </w:t>
+      </w:r>
+      <w:r>
+        <w:rPr>
+          <w:rFonts w:ascii="Courier New" w:hAnsi="Courier New" w:cs="Courier New"/>
+        </w:rPr>
+        <w:t>data</w:t>
+      </w:r>
+      <w:r>
+        <w:rPr>
+          <w:rFonts w:ascii="Courier New" w:hAnsi="Courier New" w:cs="Courier New"/>
+        </w:rPr>
+        <w:t>\</w:t>
+      </w:r>
+      <w:r>
+        <w:rPr>
+          <w:rFonts w:ascii="Courier New" w:hAnsi="Courier New" w:cs="Courier New"/>
+        </w:rPr>
+        <w:t>output</w:t>
+      </w:r>
+      <w:r>
+        <w:rPr>
+          <w:rFonts w:ascii="Courier New" w:hAnsi="Courier New" w:cs="Courier New"/>
+        </w:rPr>
+        <w:t>\</w:t>
+      </w:r>
+      <w:r>
+        <w:rPr>
+          <w:rFonts w:ascii="Courier New" w:hAnsi="Courier New" w:cs="Courier New"/>
+        </w:rPr>
+        <w:t>document</w:t>
+      </w:r>
+      <w:r>
+        <w:rPr>
+          <w:rFonts w:ascii="Courier New" w:hAnsi="Courier New" w:cs="Courier New"/>
+        </w:rPr>
+        <w:t>\output.</w:t>
+      </w:r>
+      <w:r>
+        <w:rPr>
+          <w:rFonts w:ascii="Courier New" w:hAnsi="Courier New" w:cs="Courier New"/>
+        </w:rPr>
+        <w:t>document</w:t>
+      </w:r>
+      <w:r>
+        <w:rPr>
+          <w:rFonts w:ascii="Courier New" w:hAnsi="Courier New" w:cs="Courier New"/>
+        </w:rPr>
+        <w:t xml:space="preserve">.csv </w:t>
+      </w:r>
+    </w:p>
+    <w:p>
+      <w:pPr>
+        <w:pStyle w:val="Paragraph"/>
+        <w:numPr>
+          <w:ilvl w:val="0"/>
+          <w:numId w:val="45"/>
+        </w:numPr>
+        <w:ind w:left="284" w:hanging="142"/>
+      </w:pPr>
+      <w:proofErr w:type="spellStart"/>
+      <w:r>
+        <w:t>Постобработка</w:t>
+      </w:r>
+      <w:proofErr w:type="spellEnd"/>
+      <w:r>
+        <w:t>:</w:t>
+      </w:r>
+    </w:p>
+    <w:p>
+      <w:pPr>
+        <w:numPr>
+          <w:ilvl w:val="0"/>
+          <w:numId w:val="24"/>
+        </w:numPr>
+      </w:pPr>
+      <w:r>
+        <w:rPr>
+          <w:lang w:val="en-US"/>
+        </w:rPr>
+        <w:t xml:space="preserve"> library/</w:t>
+      </w:r>
+      <w:proofErr w:type="spellStart"/>
+      <w:r>
+        <w:rPr>
+          <w:lang w:val="en-US"/>
+        </w:rPr>
+        <w:t>postprocess</w:t>
+      </w:r>
+      <w:proofErr w:type="spellEnd"/>
+      <w:r>
+        <w:rPr>
+          <w:lang w:val="en-US"/>
+        </w:rPr>
+        <w:t>/documents/steps (</w:t>
+      </w:r>
+      <w:r>
+        <w:t>нормализация</w:t>
+      </w:r>
+      <w:r>
+        <w:rPr>
+          <w:lang w:val="en-US"/>
+        </w:rPr>
+        <w:t xml:space="preserve"> </w:t>
+      </w:r>
+      <w:r>
+        <w:t>полей</w:t>
+      </w:r>
+      <w:r>
+        <w:rPr>
+          <w:lang w:val="en-US"/>
+        </w:rPr>
+        <w:t xml:space="preserve">, </w:t>
+      </w:r>
+      <w:r>
+        <w:t>заполнение</w:t>
+      </w:r>
+      <w:r>
+        <w:rPr>
+          <w:lang w:val="en-US"/>
+        </w:rPr>
+        <w:t xml:space="preserve"> </w:t>
+      </w:r>
+      <w:r>
+        <w:t xml:space="preserve">годов, </w:t>
+      </w:r>
+      <w:proofErr w:type="spellStart"/>
+      <w:r>
+        <w:t>дедупликация</w:t>
+      </w:r>
+      <w:proofErr w:type="spellEnd"/>
+      <w:r>
+        <w:t xml:space="preserve"> идентификаторов).</w:t>
+      </w:r>
+    </w:p>
+    <w:p>
+      <w:pPr>
+        <w:spacing w:before="-1" w:after="-1"/>
+        <w:ind w:firstLine="0"/>
+        <w:jc w:val="left"/>
+        <w:rPr>
+          <w:rFonts w:eastAsiaTheme="minorHAnsi" w:cstheme="minorBidi"/>
+          <w:b/>
+          <w:i/>
+          <w:szCs w:val="28"/>
+          <w:lang w:val="en-US"/>
+        </w:rPr>
+      </w:pPr>
+      <w:bookmarkStart w:id="20" w:name="_Toc210851428"/>
+      <w:bookmarkStart w:id="21" w:name="цели-scriptsget_target_data.py"/>
+      <w:bookmarkEnd w:id="19"/>
+      <w:r>
+        <w:rPr>
+          <w:lang w:val="en-US"/>
+        </w:rPr>
+        <w:br w:type="page"/>
+      </w:r>
+    </w:p>
+    <w:p>
+      <w:pPr>
+        <w:pStyle w:val="Header4"/>
+        <w:rPr>
+          <w:lang w:val="en-US"/>
+        </w:rPr>
+      </w:pPr>
+      <w:r>
+        <w:rPr>
+          <w:lang w:val="en-US"/>
+        </w:rPr>
+        <w:t xml:space="preserve">4.5 </w:t>
+      </w:r>
+      <w:r>
+        <w:t>Мишени</w:t>
+      </w:r>
+      <w:r>
+        <w:rPr>
+          <w:lang w:val="en-US"/>
+        </w:rPr>
+        <w:t xml:space="preserve"> — scripts/get_target_data.py</w:t>
+      </w:r>
+      <w:bookmarkEnd w:id="20"/>
+    </w:p>
+    <w:p>
+      <w:pPr>
+        <w:pStyle w:val="Paragraph"/>
+        <w:numPr>
+          <w:ilvl w:val="0"/>
+          <w:numId w:val="47"/>
+        </w:numPr>
+      </w:pPr>
+      <w:r>
+        <w:t>Подкоманды</w:t>
+      </w:r>
+      <w:r>
+        <w:t>:</w:t>
+      </w:r>
+    </w:p>
+    <w:p>
+      <w:pPr>
+        <w:numPr>
+          <w:ilvl w:val="0"/>
+          <w:numId w:val="25"/>
+        </w:numPr>
+        <w:rPr>
+          <w:lang w:val="en-US"/>
+        </w:rPr>
+      </w:pPr>
+      <w:r>
+        <w:rPr>
+          <w:lang w:val="en-US"/>
+        </w:rPr>
+        <w:t xml:space="preserve"> </w:t>
+      </w:r>
+      <w:proofErr w:type="spellStart"/>
+      <w:r>
+        <w:rPr>
+          <w:lang w:val="en-US"/>
+        </w:rPr>
+        <w:t>chembl</w:t>
+      </w:r>
+      <w:proofErr w:type="spellEnd"/>
+      <w:r>
+        <w:rPr>
+          <w:lang w:val="en-US"/>
+        </w:rPr>
+        <w:t xml:space="preserve">, </w:t>
+      </w:r>
+      <w:proofErr w:type="spellStart"/>
+      <w:r>
+        <w:rPr>
+          <w:lang w:val="en-US"/>
+        </w:rPr>
+        <w:t>uniprot</w:t>
+      </w:r>
+      <w:proofErr w:type="spellEnd"/>
+      <w:r>
+        <w:rPr>
+          <w:lang w:val="en-US"/>
+        </w:rPr>
+        <w:t xml:space="preserve">, </w:t>
+      </w:r>
+      <w:proofErr w:type="spellStart"/>
+      <w:r>
+        <w:rPr>
+          <w:lang w:val="en-US"/>
+        </w:rPr>
+        <w:t>iuphar</w:t>
+      </w:r>
+      <w:proofErr w:type="spellEnd"/>
+      <w:r>
+        <w:rPr>
+          <w:lang w:val="en-US"/>
+        </w:rPr>
+        <w:t xml:space="preserve">, all; </w:t>
+      </w:r>
+      <w:r>
+        <w:t>каждая</w:t>
+      </w:r>
+      <w:r>
+        <w:rPr>
+          <w:lang w:val="en-US"/>
+        </w:rPr>
+        <w:t xml:space="preserve"> </w:t>
+      </w:r>
+      <w:r>
+        <w:t>поддерживает</w:t>
+      </w:r>
+      <w:r>
+        <w:rPr>
+          <w:lang w:val="en-US"/>
+        </w:rPr>
+        <w:t xml:space="preserve"> </w:t>
+      </w:r>
+      <w:r>
+        <w:t>свои</w:t>
+      </w:r>
+      <w:r>
+        <w:rPr>
+          <w:lang w:val="en-US"/>
+        </w:rPr>
+        <w:t xml:space="preserve"> </w:t>
+      </w:r>
+      <w:r>
+        <w:t>наборы</w:t>
+      </w:r>
+      <w:r>
+        <w:rPr>
+          <w:lang w:val="en-US"/>
+        </w:rPr>
+        <w:t xml:space="preserve"> </w:t>
+      </w:r>
+      <w:r>
+        <w:t>аргументов</w:t>
+      </w:r>
+      <w:r>
+        <w:rPr>
+          <w:lang w:val="en-US"/>
+        </w:rPr>
+        <w:t xml:space="preserve"> (</w:t>
+      </w:r>
+      <w:r>
+        <w:t>например</w:t>
+      </w:r>
+      <w:r>
+        <w:rPr>
+          <w:lang w:val="en-US"/>
+        </w:rPr>
+        <w:t>, --</w:t>
+      </w:r>
+      <w:proofErr w:type="spellStart"/>
+      <w:r>
+        <w:rPr>
+          <w:lang w:val="en-US"/>
+        </w:rPr>
+        <w:t>chembl</w:t>
+      </w:r>
+      <w:proofErr w:type="spellEnd"/>
+      <w:r>
+        <w:rPr>
+          <w:lang w:val="en-US"/>
+        </w:rPr>
+        <w:t>-out, --</w:t>
+      </w:r>
+      <w:proofErr w:type="spellStart"/>
+      <w:r>
+        <w:rPr>
+          <w:lang w:val="en-US"/>
+        </w:rPr>
+        <w:t>uniprot</w:t>
+      </w:r>
+      <w:proofErr w:type="spellEnd"/>
+      <w:r>
+        <w:rPr>
+          <w:lang w:val="en-US"/>
+        </w:rPr>
+        <w:t>-out, --</w:t>
+      </w:r>
+      <w:proofErr w:type="spellStart"/>
+      <w:r>
+        <w:rPr>
+          <w:lang w:val="en-US"/>
+        </w:rPr>
+        <w:t>iuphar</w:t>
+      </w:r>
+      <w:proofErr w:type="spellEnd"/>
+      <w:r>
+        <w:rPr>
+          <w:lang w:val="en-US"/>
+        </w:rPr>
+        <w:t>-out).</w:t>
+      </w:r>
+    </w:p>
+    <w:p>
+      <w:pPr>
+        <w:pStyle w:val="Paragraph"/>
+        <w:numPr>
+          <w:ilvl w:val="0"/>
+          <w:numId w:val="47"/>
+        </w:numPr>
+        <w:ind w:left="284" w:hanging="142"/>
+      </w:pPr>
+      <w:proofErr w:type="spellStart"/>
+      <w:r>
+        <w:t>Аргументы</w:t>
+      </w:r>
+      <w:proofErr w:type="spellEnd"/>
+      <w:r>
+        <w:t>:</w:t>
+      </w:r>
+    </w:p>
+    <w:p>
+      <w:pPr>
+        <w:pStyle w:val="Paragraph"/>
+        <w:ind w:left="774" w:firstLine="0"/>
+        <w:rPr>
+          <w:rFonts w:ascii="Courier New" w:hAnsi="Courier New" w:cs="Courier New"/>
+        </w:rPr>
+      </w:pPr>
+      <w:r>
+        <w:rPr>
+          <w:rFonts w:ascii="Courier New" w:hAnsi="Courier New" w:cs="Courier New"/>
+        </w:rPr>
+        <w:t xml:space="preserve">--input-csv, --output-csv, --final-out, </w:t>
+      </w:r>
+    </w:p>
+    <w:p>
+      <w:pPr>
+        <w:pStyle w:val="Paragraph"/>
+        <w:ind w:left="774" w:firstLine="0"/>
+        <w:rPr>
+          <w:rFonts w:ascii="Courier New" w:hAnsi="Courier New" w:cs="Courier New"/>
+        </w:rPr>
+      </w:pPr>
+      <w:r>
+        <w:rPr>
+          <w:rFonts w:ascii="Courier New" w:hAnsi="Courier New" w:cs="Courier New"/>
+        </w:rPr>
+        <w:t>--dry-run, --skip-existing, --force</w:t>
+      </w:r>
+      <w:r>
+        <w:rPr>
+          <w:rFonts w:ascii="Courier New" w:hAnsi="Courier New" w:cs="Courier New"/>
+        </w:rPr>
+        <w:t>,</w:t>
+      </w:r>
+    </w:p>
+    <w:p>
+      <w:pPr>
+        <w:pStyle w:val="Paragraph"/>
+        <w:ind w:left="774" w:firstLine="0"/>
+        <w:rPr>
+          <w:rFonts w:ascii="Courier New" w:hAnsi="Courier New" w:cs="Courier New"/>
+        </w:rPr>
+      </w:pPr>
+      <w:r>
+        <w:rPr>
+          <w:rFonts w:ascii="Courier New" w:hAnsi="Courier New" w:cs="Courier New"/>
+        </w:rPr>
+        <w:t>--limit, --offset,</w:t>
+      </w:r>
+    </w:p>
+    <w:p>
+      <w:pPr>
+        <w:pStyle w:val="Paragraph"/>
+        <w:ind w:left="774" w:firstLine="0"/>
+        <w:rPr>
+          <w:rFonts w:ascii="Courier New" w:hAnsi="Courier New" w:cs="Courier New"/>
+        </w:rPr>
+      </w:pPr>
+      <w:r>
+        <w:rPr>
+          <w:rFonts w:ascii="Courier New" w:hAnsi="Courier New" w:cs="Courier New"/>
+        </w:rPr>
+        <w:t>--timeout, --batch-size, --workers</w:t>
+      </w:r>
+    </w:p>
+    <w:p>
+      <w:pPr>
+        <w:pStyle w:val="Paragraph"/>
+        <w:numPr>
+          <w:ilvl w:val="0"/>
+          <w:numId w:val="47"/>
+        </w:numPr>
+        <w:ind w:left="284" w:hanging="142"/>
+      </w:pPr>
+      <w:proofErr w:type="spellStart"/>
+      <w:r>
+        <w:t>Пример</w:t>
+      </w:r>
+      <w:proofErr w:type="spellEnd"/>
+      <w:r>
+        <w:t xml:space="preserve"> </w:t>
+      </w:r>
+      <w:proofErr w:type="spellStart"/>
+      <w:r>
+        <w:t>запуска</w:t>
+      </w:r>
+      <w:proofErr w:type="spellEnd"/>
+      <w:r>
+        <w:t>:</w:t>
+      </w:r>
+    </w:p>
+    <w:p>
+      <w:pPr>
+        <w:pStyle w:val="Paragraph"/>
+        <w:ind w:left="2128" w:hanging="1400"/>
+        <w:rPr>
+          <w:rFonts w:ascii="Courier New" w:hAnsi="Courier New" w:cs="Courier New"/>
+        </w:rPr>
+      </w:pPr>
+      <w:r>
+        <w:rPr>
+          <w:rFonts w:ascii="Courier New" w:hAnsi="Courier New" w:cs="Courier New"/>
+        </w:rPr>
+        <w:t>python scripts/get_target_data.py all --</w:t>
+      </w:r>
+      <w:proofErr w:type="spellStart"/>
+      <w:r>
+        <w:rPr>
+          <w:rFonts w:ascii="Courier New" w:hAnsi="Courier New" w:cs="Courier New"/>
+        </w:rPr>
+        <w:t>config</w:t>
+      </w:r>
+      <w:proofErr w:type="spellEnd"/>
+      <w:r>
+        <w:rPr>
+          <w:rFonts w:ascii="Courier New" w:hAnsi="Courier New" w:cs="Courier New"/>
+        </w:rPr>
+        <w:t xml:space="preserve"> </w:t>
+      </w:r>
+      <w:proofErr w:type="spellStart"/>
+      <w:r>
+        <w:rPr>
+          <w:rFonts w:ascii="Courier New" w:hAnsi="Courier New" w:cs="Courier New"/>
+        </w:rPr>
+        <w:t>config</w:t>
+      </w:r>
+      <w:proofErr w:type="spellEnd"/>
+      <w:r>
+        <w:rPr>
+          <w:rFonts w:ascii="Courier New" w:hAnsi="Courier New" w:cs="Courier New"/>
+        </w:rPr>
+        <w:t>/</w:t>
+      </w:r>
+      <w:proofErr w:type="spellStart"/>
+      <w:r>
+        <w:rPr>
+          <w:rFonts w:ascii="Courier New" w:hAnsi="Courier New" w:cs="Courier New"/>
+        </w:rPr>
+        <w:t>config.yaml</w:t>
+      </w:r>
+      <w:proofErr w:type="spellEnd"/>
+      <w:r>
+        <w:rPr>
+          <w:rFonts w:ascii="Courier New" w:hAnsi="Courier New" w:cs="Courier New"/>
+        </w:rPr>
+        <w:t xml:space="preserve"> \</w:t>
+      </w:r>
+      <w:r>
+        <w:rPr>
+          <w:rFonts w:ascii="Courier New" w:hAnsi="Courier New" w:cs="Courier New"/>
+        </w:rPr>
+        <w:br/>
+        <w:t xml:space="preserve">    --input-csv data/targets.ids.csv --final-out output/targets.csv \</w:t>
+      </w:r>
+      <w:r>
+        <w:rPr>
+          <w:rFonts w:ascii="Courier New" w:hAnsi="Courier New" w:cs="Courier New"/>
+        </w:rPr>
+        <w:br/>
+        <w:t xml:space="preserve">    --</w:t>
+      </w:r>
+      <w:proofErr w:type="spellStart"/>
+      <w:r>
+        <w:rPr>
+          <w:rFonts w:ascii="Courier New" w:hAnsi="Courier New" w:cs="Courier New"/>
+        </w:rPr>
+        <w:t>chembl</w:t>
+      </w:r>
+      <w:proofErr w:type="spellEnd"/>
+      <w:r>
+        <w:rPr>
+          <w:rFonts w:ascii="Courier New" w:hAnsi="Courier New" w:cs="Courier New"/>
+        </w:rPr>
+        <w:t xml:space="preserve">-out </w:t>
+      </w:r>
+      <w:proofErr w:type="spellStart"/>
+      <w:r>
+        <w:rPr>
+          <w:rFonts w:ascii="Courier New" w:hAnsi="Courier New" w:cs="Courier New"/>
+        </w:rPr>
+        <w:t>tmp</w:t>
+      </w:r>
+      <w:proofErr w:type="spellEnd"/>
+      <w:r>
+        <w:rPr>
+          <w:rFonts w:ascii="Courier New" w:hAnsi="Courier New" w:cs="Courier New"/>
+        </w:rPr>
+        <w:t>/targets.chembl.csv --</w:t>
+      </w:r>
+      <w:proofErr w:type="spellStart"/>
+      <w:r>
+        <w:rPr>
+          <w:rFonts w:ascii="Courier New" w:hAnsi="Courier New" w:cs="Courier New"/>
+        </w:rPr>
+        <w:t>uniprot</w:t>
+      </w:r>
+      <w:proofErr w:type="spellEnd"/>
+      <w:r>
+        <w:rPr>
+          <w:rFonts w:ascii="Courier New" w:hAnsi="Courier New" w:cs="Courier New"/>
+        </w:rPr>
+        <w:t xml:space="preserve">-out </w:t>
+      </w:r>
+      <w:proofErr w:type="spellStart"/>
+      <w:r>
+        <w:rPr>
+          <w:rFonts w:ascii="Courier New" w:hAnsi="Courier New" w:cs="Courier New"/>
+        </w:rPr>
+        <w:t>tmp</w:t>
+      </w:r>
+      <w:proofErr w:type="spellEnd"/>
+      <w:r>
+        <w:rPr>
+          <w:rFonts w:ascii="Courier New" w:hAnsi="Courier New" w:cs="Courier New"/>
+        </w:rPr>
+        <w:t>/targets.uniprot.csv \</w:t>
+      </w:r>
+      <w:r>
+        <w:rPr>
+          <w:rFonts w:ascii="Courier New" w:hAnsi="Courier New" w:cs="Courier New"/>
+        </w:rPr>
+        <w:br/>
+        <w:t xml:space="preserve">    --disable-</w:t>
+      </w:r>
+      <w:proofErr w:type="spellStart"/>
+      <w:r>
+        <w:rPr>
+          <w:rFonts w:ascii="Courier New" w:hAnsi="Courier New" w:cs="Courier New"/>
+        </w:rPr>
+        <w:t>gtop</w:t>
+      </w:r>
+      <w:proofErr w:type="spellEnd"/>
+      <w:r>
+        <w:rPr>
+          <w:rFonts w:ascii="Courier New" w:hAnsi="Courier New" w:cs="Courier New"/>
+        </w:rPr>
+        <w:t xml:space="preserve"> --chunk-size 25</w:t>
+      </w:r>
+    </w:p>
+    <w:p>
+      <w:pPr>
+        <w:numPr>
+          <w:ilvl w:val="0"/>
+          <w:numId w:val="25"/>
+        </w:numPr>
+        <w:rPr>
+          <w:lang w:val="en-US"/>
+        </w:rPr>
+      </w:pPr>
+      <w:r>
+        <w:t>Постобработка</w:t>
+      </w:r>
+      <w:r>
+        <w:rPr>
+          <w:lang w:val="en-US"/>
+        </w:rPr>
+        <w:t>: library/</w:t>
+      </w:r>
+      <w:proofErr w:type="spellStart"/>
+      <w:r>
+        <w:rPr>
+          <w:lang w:val="en-US"/>
+        </w:rPr>
+        <w:t>postprocess</w:t>
+      </w:r>
+      <w:proofErr w:type="spellEnd"/>
+      <w:r>
+        <w:rPr>
+          <w:lang w:val="en-US"/>
+        </w:rPr>
+        <w:t xml:space="preserve">/targets/steps </w:t>
+      </w:r>
+      <w:r>
+        <w:t>с</w:t>
+      </w:r>
+      <w:r>
+        <w:rPr>
+          <w:lang w:val="en-US"/>
+        </w:rPr>
+        <w:t xml:space="preserve"> </w:t>
+      </w:r>
+      <w:r>
+        <w:t>агрегацией</w:t>
+      </w:r>
+      <w:r>
+        <w:rPr>
+          <w:lang w:val="en-US"/>
+        </w:rPr>
+        <w:t xml:space="preserve"> </w:t>
+      </w:r>
+      <w:r>
+        <w:t>синонимов</w:t>
+      </w:r>
+      <w:r>
+        <w:rPr>
+          <w:lang w:val="en-US"/>
+        </w:rPr>
+        <w:t xml:space="preserve"> </w:t>
+      </w:r>
+      <w:r>
+        <w:t>и</w:t>
+      </w:r>
+      <w:r>
+        <w:rPr>
+          <w:lang w:val="en-US"/>
+        </w:rPr>
+        <w:t xml:space="preserve"> </w:t>
+      </w:r>
+      <w:r>
+        <w:t>сортировкой</w:t>
+      </w:r>
+      <w:r>
+        <w:rPr>
+          <w:lang w:val="en-US"/>
+        </w:rPr>
+        <w:t xml:space="preserve"> </w:t>
+      </w:r>
+      <w:r>
+        <w:t>по</w:t>
+      </w:r>
+      <w:r>
+        <w:rPr>
+          <w:lang w:val="en-US"/>
+        </w:rPr>
+        <w:t xml:space="preserve"> </w:t>
+      </w:r>
+      <w:proofErr w:type="spellStart"/>
+      <w:r>
+        <w:rPr>
+          <w:lang w:val="en-US"/>
+        </w:rPr>
+        <w:t>target_chembl_id</w:t>
+      </w:r>
+      <w:proofErr w:type="spellEnd"/>
+      <w:r>
+        <w:rPr>
+          <w:lang w:val="en-US"/>
+        </w:rPr>
+        <w:t>.</w:t>
+      </w:r>
+    </w:p>
+    <w:p>
+      <w:pPr>
+        <w:ind w:firstLine="0"/>
+        <w:rPr>
+          <w:lang w:val="en-US"/>
+        </w:rPr>
+      </w:pPr>
+    </w:p>
+    <w:p>
+      <w:pPr>
+        <w:spacing w:before="-1" w:after="-1"/>
+        <w:ind w:firstLine="0"/>
+        <w:jc w:val="left"/>
+        <w:rPr>
+          <w:rFonts w:eastAsiaTheme="minorHAnsi" w:cstheme="minorBidi"/>
+          <w:b/>
+          <w:i/>
+          <w:szCs w:val="28"/>
+          <w:lang w:val="en-US"/>
+        </w:rPr>
+      </w:pPr>
+      <w:bookmarkStart w:id="22" w:name="_Toc210851429"/>
+      <w:bookmarkStart w:id="23" w:name="тест-айтемы-scriptsget_testitem_data.py"/>
+      <w:bookmarkEnd w:id="21"/>
+      <w:r>
+        <w:rPr>
+          <w:lang w:val="en-US"/>
+        </w:rPr>
+        <w:br w:type="page"/>
+      </w:r>
+    </w:p>
+    <w:p>
+      <w:pPr>
+        <w:pStyle w:val="Header4"/>
+        <w:rPr>
+          <w:lang w:val="en-US"/>
+        </w:rPr>
+      </w:pPr>
+      <w:r>
+        <w:rPr>
+          <w:lang w:val="en-US"/>
+        </w:rPr>
+        <w:t xml:space="preserve">4.6 </w:t>
+      </w:r>
+      <w:r>
+        <w:t>Исследуемые</w:t>
+      </w:r>
+      <w:r>
+        <w:rPr>
+          <w:lang w:val="en-US"/>
+        </w:rPr>
+        <w:t xml:space="preserve"> </w:t>
+      </w:r>
+      <w:r>
+        <w:t>соединения</w:t>
+      </w:r>
+      <w:r>
+        <w:rPr>
+          <w:lang w:val="en-US"/>
+        </w:rPr>
+        <w:t xml:space="preserve"> — scripts/get_testitem_data.py</w:t>
+      </w:r>
+      <w:bookmarkEnd w:id="22"/>
+    </w:p>
+    <w:p>
+      <w:pPr>
+        <w:pStyle w:val="Paragraph"/>
+        <w:numPr>
+          <w:ilvl w:val="0"/>
+          <w:numId w:val="48"/>
+        </w:numPr>
+        <w:ind w:left="284"/>
       </w:pPr>
       <w:proofErr w:type="spellStart"/>
       <w:r>
@@ -8946,12 +11386,14 @@
         <w:ind w:left="567"/>
         <w:rPr>
           <w:rFonts w:ascii="Courier New" w:hAnsi="Courier New" w:cs="Courier New"/>
-        </w:rPr>
-      </w:pPr>
-      <w:proofErr w:type="spellStart"/>
-      <w:r>
-        <w:rPr>
-          <w:rFonts w:ascii="Courier New" w:hAnsi="Courier New" w:cs="Courier New"/>
+          <w:highlight w:val="yellow"/>
+        </w:rPr>
+      </w:pPr>
+      <w:proofErr w:type="spellStart"/>
+      <w:r>
+        <w:rPr>
+          <w:rFonts w:ascii="Courier New" w:hAnsi="Courier New" w:cs="Courier New"/>
+          <w:highlight w:val="yellow"/>
         </w:rPr>
         <w:t>чтение</w:t>
       </w:r>
@@ -8959,6 +11401,7 @@
       <w:r>
         <w:rPr>
           <w:rFonts w:ascii="Courier New" w:hAnsi="Courier New" w:cs="Courier New"/>
+          <w:highlight w:val="yellow"/>
         </w:rPr>
         <w:t xml:space="preserve"> </w:t>
       </w:r>
@@ -8966,6 +11409,7 @@
       <w:r>
         <w:rPr>
           <w:rFonts w:ascii="Courier New" w:hAnsi="Courier New" w:cs="Courier New"/>
+          <w:highlight w:val="yellow"/>
         </w:rPr>
         <w:t>идентификаторов</w:t>
       </w:r>
@@ -8973,42 +11417,51 @@
       <w:r>
         <w:rPr>
           <w:rFonts w:ascii="Courier New" w:hAnsi="Courier New" w:cs="Courier New"/>
+          <w:highlight w:val="yellow"/>
+        </w:rPr>
+        <w:t xml:space="preserve"> (</w:t>
+      </w:r>
+      <w:proofErr w:type="spellStart"/>
+      <w:r>
+        <w:rPr>
+          <w:rFonts w:ascii="Courier New" w:hAnsi="Courier New" w:cs="Courier New"/>
+          <w:highlight w:val="yellow"/>
+        </w:rPr>
+        <w:t>read_identifiers</w:t>
+      </w:r>
+      <w:proofErr w:type="spellEnd"/>
+      <w:r>
+        <w:rPr>
+          <w:rFonts w:ascii="Courier New" w:hAnsi="Courier New" w:cs="Courier New"/>
+          <w:highlight w:val="yellow"/>
+        </w:rPr>
+        <w:t>)</w:t>
+      </w:r>
+      <w:r>
+        <w:rPr>
+          <w:rFonts w:ascii="Courier New" w:hAnsi="Courier New" w:cs="Courier New"/>
+          <w:highlight w:val="yellow"/>
         </w:rPr>
         <w:tab/>
       </w:r>
       <w:r>
         <w:rPr>
           <w:rFonts w:ascii="Courier New" w:hAnsi="Courier New" w:cs="Courier New"/>
+          <w:highlight w:val="yellow"/>
         </w:rPr>
         <w:tab/>
       </w:r>
       <w:r>
         <w:rPr>
           <w:rFonts w:ascii="Courier New" w:hAnsi="Courier New" w:cs="Courier New"/>
+          <w:highlight w:val="yellow"/>
         </w:rPr>
         <w:tab/>
       </w:r>
       <w:r>
         <w:rPr>
           <w:rFonts w:ascii="Courier New" w:hAnsi="Courier New" w:cs="Courier New"/>
-        </w:rPr>
-        <w:tab/>
-      </w:r>
-      <w:r>
-        <w:rPr>
-          <w:rFonts w:ascii="Courier New" w:hAnsi="Courier New" w:cs="Courier New"/>
-        </w:rPr>
-        <w:tab/>
-      </w:r>
-      <w:r>
-        <w:rPr>
-          <w:rFonts w:ascii="Courier New" w:hAnsi="Courier New" w:cs="Courier New"/>
-        </w:rPr>
-        <w:tab/>
-      </w:r>
-      <w:r>
-        <w:rPr>
-          <w:rFonts w:ascii="Courier New" w:hAnsi="Courier New" w:cs="Courier New"/>
+          <w:highlight w:val="yellow"/>
         </w:rPr>
         <w:sym w:font="Symbol" w:char="F0AE"/>
       </w:r>
@@ -9023,12 +11476,14 @@
         <w:ind w:left="567"/>
         <w:rPr>
           <w:rFonts w:ascii="Courier New" w:hAnsi="Courier New" w:cs="Courier New"/>
-        </w:rPr>
-      </w:pPr>
-      <w:proofErr w:type="spellStart"/>
-      <w:r>
-        <w:rPr>
-          <w:rFonts w:ascii="Courier New" w:hAnsi="Courier New" w:cs="Courier New"/>
+          <w:highlight w:val="yellow"/>
+        </w:rPr>
+      </w:pPr>
+      <w:proofErr w:type="spellStart"/>
+      <w:r>
+        <w:rPr>
+          <w:rFonts w:ascii="Courier New" w:hAnsi="Courier New" w:cs="Courier New"/>
+          <w:highlight w:val="yellow"/>
         </w:rPr>
         <w:t>пакетная</w:t>
       </w:r>
@@ -9036,6 +11491,7 @@
       <w:r>
         <w:rPr>
           <w:rFonts w:ascii="Courier New" w:hAnsi="Courier New" w:cs="Courier New"/>
+          <w:highlight w:val="yellow"/>
         </w:rPr>
         <w:t xml:space="preserve"> </w:t>
       </w:r>
@@ -9043,6 +11499,7 @@
       <w:r>
         <w:rPr>
           <w:rFonts w:ascii="Courier New" w:hAnsi="Courier New" w:cs="Courier New"/>
+          <w:highlight w:val="yellow"/>
         </w:rPr>
         <w:t>загрузка</w:t>
       </w:r>
@@ -9050,6 +11507,7 @@
       <w:r>
         <w:rPr>
           <w:rFonts w:ascii="Courier New" w:hAnsi="Courier New" w:cs="Courier New"/>
+          <w:highlight w:val="yellow"/>
         </w:rPr>
         <w:t xml:space="preserve"> </w:t>
       </w:r>
@@ -9057,6 +11515,7 @@
       <w:r>
         <w:rPr>
           <w:rFonts w:ascii="Courier New" w:hAnsi="Courier New" w:cs="Courier New"/>
+          <w:highlight w:val="yellow"/>
         </w:rPr>
         <w:t>через</w:t>
       </w:r>
@@ -9064,6 +11523,7 @@
       <w:r>
         <w:rPr>
           <w:rFonts w:ascii="Courier New" w:hAnsi="Courier New" w:cs="Courier New"/>
+          <w:highlight w:val="yellow"/>
         </w:rPr>
         <w:t xml:space="preserve"> </w:t>
       </w:r>
@@ -9071,25 +11531,35 @@
       <w:r>
         <w:rPr>
           <w:rFonts w:ascii="Courier New" w:hAnsi="Courier New" w:cs="Courier New"/>
-        </w:rPr>
-        <w:t>run_activity_pipeline</w:t>
-      </w:r>
-      <w:proofErr w:type="spellEnd"/>
-      <w:r>
-        <w:rPr>
-          <w:rFonts w:ascii="Courier New" w:hAnsi="Courier New" w:cs="Courier New"/>
+          <w:highlight w:val="yellow"/>
+        </w:rPr>
+        <w:t>f</w:t>
+      </w:r>
+      <w:r>
+        <w:rPr>
+          <w:highlight w:val="yellow"/>
+        </w:rPr>
+        <w:t>etch_chembl_metadata</w:t>
+      </w:r>
+      <w:proofErr w:type="spellEnd"/>
+      <w:r>
+        <w:rPr>
+          <w:rFonts w:ascii="Courier New" w:hAnsi="Courier New" w:cs="Courier New"/>
+          <w:highlight w:val="yellow"/>
         </w:rPr>
         <w:tab/>
       </w:r>
       <w:r>
         <w:rPr>
           <w:rFonts w:ascii="Courier New" w:hAnsi="Courier New" w:cs="Courier New"/>
+          <w:highlight w:val="yellow"/>
         </w:rPr>
         <w:tab/>
       </w:r>
       <w:r>
         <w:rPr>
           <w:rFonts w:ascii="Courier New" w:hAnsi="Courier New" w:cs="Courier New"/>
+          <w:highlight w:val="yellow"/>
         </w:rPr>
         <w:sym w:font="Symbol" w:char="F0AE"/>
       </w:r>
@@ -9104,12 +11574,14 @@
         <w:ind w:left="567"/>
         <w:rPr>
           <w:rFonts w:ascii="Courier New" w:hAnsi="Courier New" w:cs="Courier New"/>
-        </w:rPr>
-      </w:pPr>
-      <w:proofErr w:type="spellStart"/>
-      <w:r>
-        <w:rPr>
-          <w:rFonts w:ascii="Courier New" w:hAnsi="Courier New" w:cs="Courier New"/>
+          <w:highlight w:val="yellow"/>
+        </w:rPr>
+      </w:pPr>
+      <w:proofErr w:type="spellStart"/>
+      <w:r>
+        <w:rPr>
+          <w:rFonts w:ascii="Courier New" w:hAnsi="Courier New" w:cs="Courier New"/>
+          <w:highlight w:val="yellow"/>
         </w:rPr>
         <w:t>нормализация</w:t>
       </w:r>
@@ -9117,32 +11589,36 @@
       <w:r>
         <w:rPr>
           <w:rFonts w:ascii="Courier New" w:hAnsi="Courier New" w:cs="Courier New"/>
+          <w:highlight w:val="yellow"/>
         </w:rPr>
         <w:t xml:space="preserve"> (</w:t>
       </w:r>
       <w:proofErr w:type="spellStart"/>
       <w:r>
         <w:rPr>
-          <w:rFonts w:ascii="Courier New" w:hAnsi="Courier New" w:cs="Courier New"/>
-        </w:rPr>
-        <w:t>library.postprocess.activities.steps</w:t>
-      </w:r>
-      <w:proofErr w:type="spellEnd"/>
-      <w:r>
-        <w:rPr>
-          <w:rFonts w:ascii="Courier New" w:hAnsi="Courier New" w:cs="Courier New"/>
+          <w:highlight w:val="yellow"/>
+        </w:rPr>
+        <w:t>finalize_export</w:t>
+      </w:r>
+      <w:proofErr w:type="spellEnd"/>
+      <w:r>
+        <w:rPr>
+          <w:rFonts w:ascii="Courier New" w:hAnsi="Courier New" w:cs="Courier New"/>
+          <w:highlight w:val="yellow"/>
         </w:rPr>
         <w:t>)</w:t>
       </w:r>
       <w:r>
         <w:rPr>
           <w:rFonts w:ascii="Courier New" w:hAnsi="Courier New" w:cs="Courier New"/>
+          <w:highlight w:val="yellow"/>
         </w:rPr>
         <w:tab/>
       </w:r>
       <w:r>
         <w:rPr>
           <w:rFonts w:ascii="Courier New" w:hAnsi="Courier New" w:cs="Courier New"/>
+          <w:highlight w:val="yellow"/>
         </w:rPr>
         <w:sym w:font="Symbol" w:char="F0AE"/>
       </w:r>
@@ -9157,25 +11633,22 @@
         <w:ind w:left="567"/>
         <w:rPr>
           <w:rFonts w:ascii="Courier New" w:hAnsi="Courier New" w:cs="Courier New"/>
-        </w:rPr>
-      </w:pPr>
-      <w:proofErr w:type="spellStart"/>
-      <w:r>
-        <w:rPr>
-          <w:rFonts w:ascii="Courier New" w:hAnsi="Courier New" w:cs="Courier New"/>
-        </w:rPr>
-        <w:t>Pande</w:t>
-      </w:r>
-      <w:r>
-        <w:rPr>
-          <w:rFonts w:ascii="Courier New" w:hAnsi="Courier New" w:cs="Courier New"/>
-        </w:rPr>
-        <w:t>ra</w:t>
-      </w:r>
-      <w:proofErr w:type="spellEnd"/>
-      <w:r>
-        <w:rPr>
-          <w:rFonts w:ascii="Courier New" w:hAnsi="Courier New" w:cs="Courier New"/>
+          <w:highlight w:val="yellow"/>
+        </w:rPr>
+      </w:pPr>
+      <w:proofErr w:type="spellStart"/>
+      <w:r>
+        <w:rPr>
+          <w:rFonts w:ascii="Courier New" w:hAnsi="Courier New" w:cs="Courier New"/>
+          <w:highlight w:val="yellow"/>
+        </w:rPr>
+        <w:t>Pandera</w:t>
+      </w:r>
+      <w:proofErr w:type="spellEnd"/>
+      <w:r>
+        <w:rPr>
+          <w:rFonts w:ascii="Courier New" w:hAnsi="Courier New" w:cs="Courier New"/>
+          <w:highlight w:val="yellow"/>
         </w:rPr>
         <w:t xml:space="preserve"> (</w:t>
       </w:r>
@@ -9183,6 +11656,7 @@
       <w:r>
         <w:rPr>
           <w:rFonts w:ascii="Courier New" w:hAnsi="Courier New" w:cs="Courier New"/>
+          <w:highlight w:val="yellow"/>
         </w:rPr>
         <w:t>library.schemas.activities</w:t>
       </w:r>
@@ -9190,36 +11664,42 @@
       <w:r>
         <w:rPr>
           <w:rFonts w:ascii="Courier New" w:hAnsi="Courier New" w:cs="Courier New"/>
+          <w:highlight w:val="yellow"/>
         </w:rPr>
         <w:t>)</w:t>
       </w:r>
       <w:r>
         <w:rPr>
           <w:rFonts w:ascii="Courier New" w:hAnsi="Courier New" w:cs="Courier New"/>
+          <w:highlight w:val="yellow"/>
         </w:rPr>
         <w:tab/>
       </w:r>
       <w:r>
         <w:rPr>
           <w:rFonts w:ascii="Courier New" w:hAnsi="Courier New" w:cs="Courier New"/>
+          <w:highlight w:val="yellow"/>
         </w:rPr>
         <w:tab/>
       </w:r>
       <w:r>
         <w:rPr>
           <w:rFonts w:ascii="Courier New" w:hAnsi="Courier New" w:cs="Courier New"/>
+          <w:highlight w:val="yellow"/>
         </w:rPr>
         <w:tab/>
       </w:r>
       <w:r>
         <w:rPr>
           <w:rFonts w:ascii="Courier New" w:hAnsi="Courier New" w:cs="Courier New"/>
+          <w:highlight w:val="yellow"/>
         </w:rPr>
         <w:tab/>
       </w:r>
       <w:r>
         <w:rPr>
           <w:rFonts w:ascii="Courier New" w:hAnsi="Courier New" w:cs="Courier New"/>
+          <w:highlight w:val="yellow"/>
         </w:rPr>
         <w:sym w:font="Symbol" w:char="F0AE"/>
       </w:r>
@@ -9229,2685 +11709,233 @@
         <w:pStyle w:val="Paragraph"/>
         <w:numPr>
           <w:ilvl w:val="0"/>
-          <w:numId w:val="36"/>
+          <w:numId w:val="48"/>
         </w:numPr>
-        <w:ind w:left="567"/>
-        <w:rPr>
-          <w:rFonts w:ascii="Courier New" w:hAnsi="Courier New" w:cs="Courier New"/>
-        </w:rPr>
-      </w:pPr>
-      <w:r>
-        <w:t>QA.</w:t>
+        <w:ind w:left="284" w:hanging="142"/>
+      </w:pPr>
+      <w:proofErr w:type="spellStart"/>
+      <w:r>
+        <w:t>Аргументы</w:t>
+      </w:r>
+      <w:proofErr w:type="spellEnd"/>
+      <w:r>
+        <w:t>:</w:t>
       </w:r>
     </w:p>
     <w:p>
       <w:pPr>
         <w:pStyle w:val="Paragraph"/>
-        <w:ind w:left="426"/>
-      </w:pPr>
+        <w:ind w:left="774" w:firstLine="0"/>
+        <w:rPr>
+          <w:rFonts w:ascii="Courier New" w:hAnsi="Courier New" w:cs="Courier New"/>
+        </w:rPr>
+      </w:pPr>
+      <w:r>
+        <w:rPr>
+          <w:rFonts w:ascii="Courier New" w:hAnsi="Courier New" w:cs="Courier New"/>
+        </w:rPr>
+        <w:t xml:space="preserve">--input-csv, --output-csv, --final-out, </w:t>
+      </w:r>
+    </w:p>
+    <w:p>
+      <w:pPr>
+        <w:pStyle w:val="Paragraph"/>
+        <w:ind w:left="774" w:firstLine="0"/>
+        <w:rPr>
+          <w:rFonts w:ascii="Courier New" w:hAnsi="Courier New" w:cs="Courier New"/>
+        </w:rPr>
+      </w:pPr>
+      <w:r>
+        <w:rPr>
+          <w:rFonts w:ascii="Courier New" w:hAnsi="Courier New" w:cs="Courier New"/>
+        </w:rPr>
+        <w:t>--dry-run, --skip-existing, --force</w:t>
+      </w:r>
+      <w:r>
+        <w:rPr>
+          <w:rFonts w:ascii="Courier New" w:hAnsi="Courier New" w:cs="Courier New"/>
+        </w:rPr>
+        <w:t>,</w:t>
+      </w:r>
+    </w:p>
+    <w:p>
+      <w:pPr>
+        <w:pStyle w:val="Paragraph"/>
+        <w:ind w:left="774" w:firstLine="0"/>
+        <w:rPr>
+          <w:rFonts w:ascii="Courier New" w:hAnsi="Courier New" w:cs="Courier New"/>
+        </w:rPr>
+      </w:pPr>
+      <w:r>
+        <w:rPr>
+          <w:rFonts w:ascii="Courier New" w:hAnsi="Courier New" w:cs="Courier New"/>
+        </w:rPr>
+        <w:t>--limit, --offset,</w:t>
+      </w:r>
+    </w:p>
+    <w:p>
+      <w:pPr>
+        <w:pStyle w:val="Paragraph"/>
+        <w:ind w:left="774" w:firstLine="0"/>
+        <w:rPr>
+          <w:rFonts w:ascii="Courier New" w:hAnsi="Courier New" w:cs="Courier New"/>
+        </w:rPr>
+      </w:pPr>
+      <w:r>
+        <w:rPr>
+          <w:rFonts w:ascii="Courier New" w:hAnsi="Courier New" w:cs="Courier New"/>
+        </w:rPr>
+        <w:t>--timeout, --batch-size, --workers</w:t>
+      </w:r>
     </w:p>
     <w:p>
       <w:pPr>
         <w:pStyle w:val="Paragraph"/>
         <w:numPr>
           <w:ilvl w:val="0"/>
-          <w:numId w:val="37"/>
+          <w:numId w:val="48"/>
         </w:numPr>
-        <w:ind w:left="567" w:hanging="425"/>
-      </w:pPr>
-      <w:r>
-        <w:t xml:space="preserve">CLI </w:t>
-      </w:r>
-      <w:proofErr w:type="spellStart"/>
-      <w:r>
-        <w:t>параметры</w:t>
-      </w:r>
-      <w:proofErr w:type="spellEnd"/>
-      <w:r>
-        <w:t xml:space="preserve">: </w:t>
+        <w:ind w:left="284" w:hanging="142"/>
+      </w:pPr>
+      <w:proofErr w:type="spellStart"/>
+      <w:r>
+        <w:t>Пример</w:t>
+      </w:r>
+      <w:proofErr w:type="spellEnd"/>
+      <w:r>
+        <w:t>:</w:t>
       </w:r>
     </w:p>
     <w:p>
       <w:pPr>
         <w:pStyle w:val="Paragraph"/>
-        <w:ind w:left="142" w:firstLine="0"/>
-        <w:rPr>
-          <w:rFonts w:ascii="Courier New" w:hAnsi="Courier New" w:cs="Courier New"/>
-        </w:rPr>
-      </w:pPr>
-      <w:r>
-        <w:rPr>
-          <w:rFonts w:ascii="Courier New" w:hAnsi="Courier New" w:cs="Courier New"/>
-        </w:rPr>
-        <w:t xml:space="preserve">--input-csv, --output-csv, --final-out, </w:t>
-      </w:r>
-    </w:p>
-    <w:p>
-      <w:pPr>
-        <w:pStyle w:val="Paragraph"/>
-        <w:ind w:left="142" w:firstLine="0"/>
-        <w:rPr>
-          <w:rFonts w:ascii="Courier New" w:hAnsi="Courier New" w:cs="Courier New"/>
-        </w:rPr>
-      </w:pPr>
-      <w:r>
-        <w:rPr>
-          <w:rFonts w:ascii="Courier New" w:hAnsi="Courier New" w:cs="Courier New"/>
-        </w:rPr>
-        <w:t>--dry-run, --skip-existing, --force</w:t>
-      </w:r>
-    </w:p>
-    <w:p>
-      <w:pPr>
-        <w:pStyle w:val="Paragraph"/>
-        <w:ind w:left="142" w:firstLine="0"/>
-        <w:rPr>
-          <w:rFonts w:ascii="Courier New" w:hAnsi="Courier New" w:cs="Courier New"/>
-        </w:rPr>
-      </w:pPr>
-      <w:r>
-        <w:rPr>
-          <w:rFonts w:ascii="Courier New" w:hAnsi="Courier New" w:cs="Courier New"/>
-        </w:rPr>
-        <w:t>--limit, --offset,</w:t>
-      </w:r>
-    </w:p>
-    <w:p>
-      <w:pPr>
-        <w:pStyle w:val="Paragraph"/>
-        <w:ind w:left="142" w:firstLine="0"/>
-        <w:rPr>
-          <w:rFonts w:ascii="Courier New" w:hAnsi="Courier New" w:cs="Courier New"/>
-        </w:rPr>
-      </w:pPr>
-      <w:r>
-        <w:rPr>
-          <w:rFonts w:ascii="Courier New" w:hAnsi="Courier New" w:cs="Courier New"/>
-        </w:rPr>
-        <w:t xml:space="preserve">--timeout, </w:t>
-      </w:r>
-      <w:r>
-        <w:rPr>
-          <w:rFonts w:ascii="Courier New" w:hAnsi="Courier New" w:cs="Courier New"/>
-        </w:rPr>
-        <w:t>--batch-size, --workers</w:t>
-      </w:r>
-    </w:p>
-    <w:p>
-      <w:pPr>
-        <w:pStyle w:val="Paragraph"/>
-      </w:pPr>
+        <w:ind w:left="2128" w:hanging="1400"/>
+        <w:rPr>
+          <w:rFonts w:ascii="Courier New" w:hAnsi="Courier New" w:cs="Courier New"/>
+        </w:rPr>
+      </w:pPr>
+      <w:r>
+        <w:rPr>
+          <w:rFonts w:ascii="Courier New" w:hAnsi="Courier New" w:cs="Courier New"/>
+        </w:rPr>
+        <w:t>python scripts/get_testitem_data.py --</w:t>
+      </w:r>
+      <w:proofErr w:type="spellStart"/>
+      <w:r>
+        <w:rPr>
+          <w:rFonts w:ascii="Courier New" w:hAnsi="Courier New" w:cs="Courier New"/>
+        </w:rPr>
+        <w:t>config</w:t>
+      </w:r>
+      <w:proofErr w:type="spellEnd"/>
+      <w:r>
+        <w:rPr>
+          <w:rFonts w:ascii="Courier New" w:hAnsi="Courier New" w:cs="Courier New"/>
+        </w:rPr>
+        <w:t xml:space="preserve"> </w:t>
+      </w:r>
+      <w:proofErr w:type="spellStart"/>
+      <w:r>
+        <w:rPr>
+          <w:rFonts w:ascii="Courier New" w:hAnsi="Courier New" w:cs="Courier New"/>
+        </w:rPr>
+        <w:t>config</w:t>
+      </w:r>
+      <w:proofErr w:type="spellEnd"/>
+      <w:r>
+        <w:rPr>
+          <w:rFonts w:ascii="Courier New" w:hAnsi="Courier New" w:cs="Courier New"/>
+        </w:rPr>
+        <w:t>/</w:t>
+      </w:r>
+      <w:proofErr w:type="spellStart"/>
+      <w:r>
+        <w:rPr>
+          <w:rFonts w:ascii="Courier New" w:hAnsi="Courier New" w:cs="Courier New"/>
+        </w:rPr>
+        <w:t>config.yaml</w:t>
+      </w:r>
+      <w:proofErr w:type="spellEnd"/>
+      <w:r>
+        <w:rPr>
+          <w:rFonts w:ascii="Courier New" w:hAnsi="Courier New" w:cs="Courier New"/>
+        </w:rPr>
+        <w:t xml:space="preserve"> \</w:t>
+      </w:r>
+      <w:r>
+        <w:rPr>
+          <w:rFonts w:ascii="Courier New" w:hAnsi="Courier New" w:cs="Courier New"/>
+        </w:rPr>
+        <w:br/>
+        <w:t>--input-csv data/testitems.ids.csv --final-out output/testitems.csv \</w:t>
+      </w:r>
+      <w:r>
+        <w:rPr>
+          <w:rFonts w:ascii="Courier New" w:hAnsi="Courier New" w:cs="Courier New"/>
+        </w:rPr>
+        <w:br/>
+        <w:t>--batch-size 1000 --timeout 30</w:t>
+      </w:r>
     </w:p>
     <w:p>
       <w:pPr>
         <w:pStyle w:val="Paragraph"/>
         <w:numPr>
           <w:ilvl w:val="0"/>
-          <w:numId w:val="37"/>
+          <w:numId w:val="48"/>
         </w:numPr>
-        <w:ind w:left="567" w:hanging="425"/>
-      </w:pPr>
-      <w:proofErr w:type="spellStart"/>
-      <w:r>
-        <w:t>Пример</w:t>
-      </w:r>
-      <w:proofErr w:type="spellEnd"/>
-      <w:r>
-        <w:t xml:space="preserve"> </w:t>
-      </w:r>
-      <w:proofErr w:type="spellStart"/>
-      <w:r>
-        <w:t>запуска</w:t>
-      </w:r>
-      <w:proofErr w:type="spellEnd"/>
-      <w:r>
-        <w:t>:</w:t>
+        <w:ind w:left="284" w:hanging="142"/>
+      </w:pPr>
+      <w:r>
+        <w:t>Выход</w:t>
+      </w:r>
+      <w:r>
+        <w:t xml:space="preserve">: </w:t>
       </w:r>
     </w:p>
     <w:p>
       <w:pPr>
         <w:pStyle w:val="Paragraph"/>
-        <w:ind w:left="1560" w:hanging="1400"/>
-        <w:rPr>
-          <w:rFonts w:ascii="Courier New" w:hAnsi="Courier New" w:cs="Courier New"/>
-        </w:rPr>
-      </w:pPr>
-      <w:r>
-        <w:rPr>
-          <w:rFonts w:ascii="Courier New" w:hAnsi="Courier New" w:cs="Courier New"/>
-        </w:rPr>
-        <w:t>python scripts</w:t>
-      </w:r>
-      <w:r>
-        <w:rPr>
-          <w:rFonts w:ascii="Courier New" w:hAnsi="Courier New" w:cs="Courier New"/>
-        </w:rPr>
-        <w:t>\</w:t>
-      </w:r>
-      <w:r>
-        <w:rPr>
-          <w:rFonts w:ascii="Courier New" w:hAnsi="Courier New" w:cs="Courier New"/>
-        </w:rPr>
-        <w:t xml:space="preserve">get_activity_data.py </w:t>
-      </w:r>
-      <w:r>
-        <w:rPr>
-          <w:rFonts w:ascii="Courier New" w:hAnsi="Courier New" w:cs="Courier New"/>
-        </w:rPr>
-        <w:br/>
-      </w:r>
-      <w:r>
-        <w:rPr>
-          <w:rFonts w:ascii="Courier New" w:hAnsi="Courier New" w:cs="Courier New"/>
-        </w:rPr>
-        <w:t>--</w:t>
-      </w:r>
-      <w:proofErr w:type="spellStart"/>
-      <w:r>
-        <w:rPr>
-          <w:rFonts w:ascii="Courier New" w:hAnsi="Courier New" w:cs="Courier New"/>
-        </w:rPr>
-        <w:t>config</w:t>
-      </w:r>
-      <w:proofErr w:type="spellEnd"/>
-      <w:r>
-        <w:rPr>
-          <w:rFonts w:ascii="Courier New" w:hAnsi="Courier New" w:cs="Courier New"/>
-        </w:rPr>
+        <w:ind w:firstLine="284"/>
+      </w:pPr>
+      <w:proofErr w:type="spellStart"/>
+      <w:r>
+        <w:t>основной</w:t>
+      </w:r>
+      <w:proofErr w:type="spellEnd"/>
+      <w:r>
+        <w:t xml:space="preserve"> CSV, </w:t>
+      </w:r>
+      <w:proofErr w:type="gramStart"/>
+      <w:r>
+        <w:t>sidecar .</w:t>
+      </w:r>
+      <w:proofErr w:type="spellStart"/>
+      <w:r>
+        <w:t>meta</w:t>
+      </w:r>
+      <w:proofErr w:type="gramEnd"/>
+      <w:r>
+        <w:t>.yaml</w:t>
+      </w:r>
+      <w:proofErr w:type="spellEnd"/>
+      <w:r>
+        <w:t xml:space="preserve">, failure-case CSV, QA и </w:t>
+      </w:r>
+      <w:proofErr w:type="spellStart"/>
+      <w:r>
+        <w:t>отчёт</w:t>
+      </w:r>
+      <w:proofErr w:type="spellEnd"/>
+      <w:r>
         <w:t xml:space="preserve"> </w:t>
       </w:r>
       <w:proofErr w:type="spellStart"/>
       <w:r>
-        <w:rPr>
-          <w:rFonts w:ascii="Courier New" w:hAnsi="Courier New" w:cs="Courier New"/>
-        </w:rPr>
-        <w:t>config</w:t>
-      </w:r>
-      <w:proofErr w:type="spellEnd"/>
-      <w:r>
-        <w:rPr>
-          <w:rFonts w:ascii="Courier New" w:hAnsi="Courier New" w:cs="Courier New"/>
-        </w:rPr>
-        <w:t>\</w:t>
-      </w:r>
-      <w:proofErr w:type="spellStart"/>
-      <w:r>
-        <w:rPr>
-          <w:rFonts w:ascii="Courier New" w:hAnsi="Courier New" w:cs="Courier New"/>
-        </w:rPr>
-        <w:t>config.yaml</w:t>
-      </w:r>
-      <w:proofErr w:type="spellEnd"/>
-      <w:r>
-        <w:rPr>
-          <w:rFonts w:ascii="Courier New" w:hAnsi="Courier New" w:cs="Courier New"/>
-        </w:rPr>
-        <w:t xml:space="preserve"> \</w:t>
-      </w:r>
-      <w:r>
-        <w:rPr>
-          <w:rFonts w:ascii="Courier New" w:hAnsi="Courier New" w:cs="Courier New"/>
-        </w:rPr>
-        <w:br/>
-        <w:t>--input-csv data</w:t>
-      </w:r>
-      <w:r>
-        <w:rPr>
-          <w:rFonts w:ascii="Courier New" w:hAnsi="Courier New" w:cs="Courier New"/>
-        </w:rPr>
-        <w:t>\</w:t>
-      </w:r>
-      <w:r>
-        <w:rPr>
-          <w:rFonts w:ascii="Courier New" w:hAnsi="Courier New" w:cs="Courier New"/>
-        </w:rPr>
-        <w:t>activit</w:t>
-      </w:r>
-      <w:r>
-        <w:rPr>
-          <w:rFonts w:ascii="Courier New" w:hAnsi="Courier New" w:cs="Courier New"/>
-        </w:rPr>
-        <w:t>y</w:t>
-      </w:r>
-      <w:r>
-        <w:rPr>
-          <w:rFonts w:ascii="Courier New" w:hAnsi="Courier New" w:cs="Courier New"/>
-        </w:rPr>
-        <w:t xml:space="preserve">.csv </w:t>
-      </w:r>
-      <w:r>
-        <w:rPr>
-          <w:rFonts w:ascii="Courier New" w:hAnsi="Courier New" w:cs="Courier New"/>
-        </w:rPr>
-        <w:t>\</w:t>
-      </w:r>
-      <w:r>
-        <w:rPr>
-          <w:rFonts w:ascii="Courier New" w:hAnsi="Courier New" w:cs="Courier New"/>
-        </w:rPr>
-        <w:br/>
-      </w:r>
-      <w:r>
-        <w:rPr>
-          <w:rFonts w:ascii="Courier New" w:hAnsi="Courier New" w:cs="Courier New"/>
-        </w:rPr>
-        <w:t>--final-out output</w:t>
-      </w:r>
-      <w:r>
-        <w:rPr>
-          <w:rFonts w:ascii="Courier New" w:hAnsi="Courier New" w:cs="Courier New"/>
-        </w:rPr>
-        <w:t>\</w:t>
-      </w:r>
-      <w:r>
-        <w:rPr>
-          <w:rFonts w:ascii="Courier New" w:hAnsi="Courier New" w:cs="Courier New"/>
-        </w:rPr>
-        <w:t xml:space="preserve"> activit</w:t>
-      </w:r>
-      <w:r>
-        <w:rPr>
-          <w:rFonts w:ascii="Courier New" w:hAnsi="Courier New" w:cs="Courier New"/>
-        </w:rPr>
-        <w:t>y\output.</w:t>
-      </w:r>
-      <w:r>
-        <w:rPr>
-          <w:rFonts w:ascii="Courier New" w:hAnsi="Courier New" w:cs="Courier New"/>
-        </w:rPr>
-        <w:t>activit</w:t>
-      </w:r>
-      <w:r>
-        <w:rPr>
-          <w:rFonts w:ascii="Courier New" w:hAnsi="Courier New" w:cs="Courier New"/>
-        </w:rPr>
-        <w:t>y</w:t>
-      </w:r>
-      <w:r>
-        <w:rPr>
-          <w:rFonts w:ascii="Courier New" w:hAnsi="Courier New" w:cs="Courier New"/>
-        </w:rPr>
-        <w:t>.csv \</w:t>
-      </w:r>
-      <w:r>
-        <w:rPr>
-          <w:rFonts w:ascii="Courier New" w:hAnsi="Courier New" w:cs="Courier New"/>
-        </w:rPr>
-        <w:br/>
-        <w:t xml:space="preserve">--batch-size 5 --timeout 90 --workers </w:t>
-      </w:r>
-      <w:r>
-        <w:rPr>
-          <w:rFonts w:ascii="Courier New" w:hAnsi="Courier New" w:cs="Courier New"/>
-        </w:rPr>
-        <w:t>1</w:t>
-      </w:r>
-    </w:p>
-    <w:p>
-      <w:pPr>
-        <w:pStyle w:val="Paragraph"/>
-      </w:pPr>
-    </w:p>
-    <w:p>
-      <w:pPr>
-        <w:pStyle w:val="Paragraph"/>
-        <w:numPr>
-          <w:ilvl w:val="0"/>
-          <w:numId w:val="37"/>
-        </w:numPr>
-        <w:ind w:left="567" w:hanging="425"/>
-      </w:pPr>
-      <w:proofErr w:type="spellStart"/>
-      <w:r>
-        <w:t>Логирование</w:t>
-      </w:r>
-      <w:proofErr w:type="spellEnd"/>
-    </w:p>
-    <w:p>
-      <w:pPr>
-        <w:pStyle w:val="Paragraph"/>
-        <w:ind w:left="142" w:firstLine="0"/>
-        <w:rPr>
-          <w:lang w:val="ru-RU"/>
-        </w:rPr>
-      </w:pPr>
-      <w:r>
-        <w:rPr>
-          <w:lang w:val="ru-RU"/>
-        </w:rPr>
-        <w:t xml:space="preserve">Лог </w:t>
-      </w:r>
-      <w:r>
-        <w:t>activity</w:t>
-      </w:r>
-      <w:r>
-        <w:rPr>
-          <w:lang w:val="ru-RU"/>
-        </w:rPr>
-        <w:t>_</w:t>
-      </w:r>
-      <w:r>
-        <w:t>pipeline</w:t>
-      </w:r>
-      <w:r>
-        <w:rPr>
-          <w:lang w:val="ru-RU"/>
-        </w:rPr>
-        <w:t>_</w:t>
-      </w:r>
-      <w:r>
-        <w:t>done</w:t>
-      </w:r>
-      <w:r>
-        <w:rPr>
-          <w:lang w:val="ru-RU"/>
-        </w:rPr>
-        <w:t xml:space="preserve"> содержит путь итогового </w:t>
-      </w:r>
-      <w:r>
-        <w:t>CSV</w:t>
-      </w:r>
-      <w:r>
-        <w:rPr>
-          <w:lang w:val="ru-RU"/>
-        </w:rPr>
-        <w:t xml:space="preserve"> и ссылку на отчёт </w:t>
-      </w:r>
-      <w:proofErr w:type="spellStart"/>
-      <w:r>
-        <w:rPr>
-          <w:lang w:val="ru-RU"/>
-        </w:rPr>
         <w:t>постпроцесса</w:t>
       </w:r>
       <w:proofErr w:type="spellEnd"/>
       <w:r>
-        <w:rPr>
-          <w:lang w:val="ru-RU"/>
-        </w:rPr>
-        <w:t>.</w:t>
-      </w:r>
-    </w:p>
-    <w:p>
-      <w:pPr>
-        <w:pStyle w:val="Paragraph"/>
-        <w:ind w:left="709" w:firstLine="0"/>
-        <w:rPr>
-          <w:lang w:val="ru-RU"/>
-        </w:rPr>
-      </w:pPr>
-    </w:p>
-    <w:p>
-      <w:pPr>
-        <w:spacing w:before="-1" w:after="-1"/>
-        <w:ind w:firstLine="0"/>
-        <w:jc w:val="left"/>
-        <w:rPr>
-          <w:rFonts w:eastAsiaTheme="minorHAnsi" w:cstheme="minorBidi"/>
-          <w:b/>
-          <w:i/>
-          <w:szCs w:val="28"/>
-        </w:rPr>
-      </w:pPr>
-      <w:bookmarkStart w:id="16" w:name="ассеи-scriptsget_assay_data.py"/>
-      <w:bookmarkEnd w:id="14"/>
-      <w:r>
-        <w:br w:type="page"/>
-      </w:r>
-    </w:p>
-    <w:p>
-      <w:pPr>
-        <w:pStyle w:val="Header4"/>
-        <w:rPr>
-          <w:lang w:val="en-US"/>
-        </w:rPr>
-      </w:pPr>
-      <w:bookmarkStart w:id="17" w:name="_Toc210851426"/>
-      <w:r>
-        <w:rPr>
-          <w:lang w:val="en-US"/>
-        </w:rPr>
-        <w:t xml:space="preserve">4.3 </w:t>
-      </w:r>
-      <w:r>
-        <w:t>Эксперименты</w:t>
-      </w:r>
-      <w:r>
-        <w:rPr>
-          <w:lang w:val="en-US"/>
-        </w:rPr>
-        <w:t xml:space="preserve"> — scripts/get_assay_data.py</w:t>
-      </w:r>
-      <w:bookmarkEnd w:id="17"/>
-    </w:p>
-    <w:p>
-      <w:pPr>
-        <w:pStyle w:val="Paragraph"/>
-        <w:numPr>
-          <w:ilvl w:val="0"/>
-          <w:numId w:val="38"/>
-        </w:numPr>
-      </w:pPr>
-      <w:proofErr w:type="spellStart"/>
-      <w:r>
-        <w:t>Основные</w:t>
-      </w:r>
-      <w:proofErr w:type="spellEnd"/>
-      <w:r>
-        <w:t xml:space="preserve"> </w:t>
-      </w:r>
-      <w:proofErr w:type="spellStart"/>
-      <w:r>
-        <w:t>этапы</w:t>
-      </w:r>
-      <w:proofErr w:type="spellEnd"/>
-      <w:r>
-        <w:t xml:space="preserve">: </w:t>
-      </w:r>
-    </w:p>
-    <w:p>
-      <w:pPr>
-        <w:pStyle w:val="Header4"/>
-        <w:rPr>
-          <w:lang w:val="en-US"/>
-        </w:rPr>
-      </w:pPr>
-    </w:p>
-    <w:p>
-      <w:pPr>
-        <w:pStyle w:val="Paragraph"/>
-      </w:pPr>
-      <w:proofErr w:type="spellStart"/>
-      <w:r>
-        <w:t>Использует</w:t>
-      </w:r>
-      <w:proofErr w:type="spellEnd"/>
-      <w:r>
-        <w:t xml:space="preserve"> </w:t>
-      </w:r>
-      <w:proofErr w:type="spellStart"/>
-      <w:r>
-        <w:t>run_assay_pipeline</w:t>
-      </w:r>
-      <w:proofErr w:type="spellEnd"/>
-      <w:r>
-        <w:t xml:space="preserve"> </w:t>
-      </w:r>
-      <w:proofErr w:type="spellStart"/>
-      <w:r>
-        <w:t>для</w:t>
-      </w:r>
-      <w:proofErr w:type="spellEnd"/>
-      <w:r>
-        <w:t xml:space="preserve"> </w:t>
-      </w:r>
-      <w:proofErr w:type="spellStart"/>
-      <w:r>
-        <w:t>загрузки</w:t>
-      </w:r>
-      <w:proofErr w:type="spellEnd"/>
-      <w:r>
-        <w:t xml:space="preserve"> </w:t>
-      </w:r>
-      <w:proofErr w:type="spellStart"/>
-      <w:r>
-        <w:t>ChEMBL</w:t>
-      </w:r>
-      <w:proofErr w:type="spellEnd"/>
-      <w:r>
-        <w:t xml:space="preserve">, </w:t>
-      </w:r>
-      <w:proofErr w:type="spellStart"/>
-      <w:r>
-        <w:t>слияния</w:t>
-      </w:r>
-      <w:proofErr w:type="spellEnd"/>
-      <w:r>
-        <w:t xml:space="preserve"> </w:t>
-      </w:r>
-      <w:proofErr w:type="spellStart"/>
-      <w:r>
-        <w:t>словарей</w:t>
-      </w:r>
-      <w:proofErr w:type="spellEnd"/>
-      <w:r>
-        <w:t xml:space="preserve"> </w:t>
-      </w:r>
-      <w:r>
-        <w:t>и</w:t>
-      </w:r>
-      <w:r>
-        <w:t xml:space="preserve"> </w:t>
-      </w:r>
-      <w:proofErr w:type="spellStart"/>
-      <w:r>
-        <w:t>шагов</w:t>
-      </w:r>
-      <w:proofErr w:type="spellEnd"/>
-      <w:r>
-        <w:t xml:space="preserve"> </w:t>
-      </w:r>
-      <w:proofErr w:type="spellStart"/>
-      <w:proofErr w:type="gramStart"/>
-      <w:r>
-        <w:t>library.postprocess</w:t>
-      </w:r>
-      <w:proofErr w:type="gramEnd"/>
-      <w:r>
-        <w:t>.assays.steps</w:t>
-      </w:r>
-      <w:proofErr w:type="spellEnd"/>
-      <w:r>
-        <w:t>.</w:t>
-      </w:r>
-    </w:p>
-    <w:p>
-      <w:pPr>
-        <w:pStyle w:val="Paragraph"/>
-        <w:numPr>
-          <w:ilvl w:val="0"/>
-          <w:numId w:val="38"/>
-        </w:numPr>
-      </w:pPr>
-      <w:r>
-        <w:t xml:space="preserve">CLI </w:t>
-      </w:r>
-      <w:proofErr w:type="spellStart"/>
-      <w:r>
-        <w:t>параметры</w:t>
-      </w:r>
-      <w:proofErr w:type="spellEnd"/>
-      <w:r>
-        <w:t xml:space="preserve">: </w:t>
-      </w:r>
-    </w:p>
-    <w:p>
-      <w:pPr>
-        <w:pStyle w:val="Paragraph"/>
-        <w:ind w:left="774" w:firstLine="0"/>
-        <w:rPr>
-          <w:rFonts w:ascii="Courier New" w:hAnsi="Courier New" w:cs="Courier New"/>
-        </w:rPr>
-      </w:pPr>
-      <w:r>
-        <w:rPr>
-          <w:rFonts w:ascii="Courier New" w:hAnsi="Courier New" w:cs="Courier New"/>
-        </w:rPr>
-        <w:t xml:space="preserve">--input-csv, --output-csv, --final-out, </w:t>
-      </w:r>
-    </w:p>
-    <w:p>
-      <w:pPr>
-        <w:pStyle w:val="Paragraph"/>
-        <w:ind w:left="774" w:firstLine="0"/>
-        <w:rPr>
-          <w:rFonts w:ascii="Courier New" w:hAnsi="Courier New" w:cs="Courier New"/>
-        </w:rPr>
-      </w:pPr>
-      <w:r>
-        <w:rPr>
-          <w:rFonts w:ascii="Courier New" w:hAnsi="Courier New" w:cs="Courier New"/>
-        </w:rPr>
-        <w:t>--dry-run, --skip-existing, --force</w:t>
-      </w:r>
-      <w:r>
-        <w:rPr>
-          <w:rFonts w:ascii="Courier New" w:hAnsi="Courier New" w:cs="Courier New"/>
-        </w:rPr>
-        <w:t>,</w:t>
-      </w:r>
-    </w:p>
-    <w:p>
-      <w:pPr>
-        <w:pStyle w:val="Paragraph"/>
-        <w:ind w:left="774" w:firstLine="0"/>
-        <w:rPr>
-          <w:rFonts w:ascii="Courier New" w:hAnsi="Courier New" w:cs="Courier New"/>
-        </w:rPr>
-      </w:pPr>
-      <w:r>
-        <w:rPr>
-          <w:rFonts w:ascii="Courier New" w:hAnsi="Courier New" w:cs="Courier New"/>
-        </w:rPr>
-        <w:t>--limit, --offset,</w:t>
-      </w:r>
-    </w:p>
-    <w:p>
-      <w:pPr>
-        <w:pStyle w:val="Paragraph"/>
-        <w:ind w:left="774" w:firstLine="0"/>
-        <w:rPr>
-          <w:rFonts w:ascii="Courier New" w:hAnsi="Courier New" w:cs="Courier New"/>
-        </w:rPr>
-      </w:pPr>
-      <w:r>
-        <w:rPr>
-          <w:rFonts w:ascii="Courier New" w:hAnsi="Courier New" w:cs="Courier New"/>
-        </w:rPr>
-        <w:t>--timeout, --batch-size, --workers</w:t>
-      </w:r>
-    </w:p>
-    <w:p>
-      <w:pPr>
-        <w:pStyle w:val="Paragraph"/>
-        <w:ind w:left="774" w:firstLine="0"/>
-        <w:rPr>
-          <w:rFonts w:ascii="Courier New" w:hAnsi="Courier New" w:cs="Courier New"/>
-        </w:rPr>
-      </w:pPr>
-      <w:r>
-        <w:rPr>
-          <w:rFonts w:ascii="Courier New" w:hAnsi="Courier New" w:cs="Courier New"/>
-        </w:rPr>
-        <w:t xml:space="preserve"> </w:t>
-      </w:r>
-    </w:p>
-    <w:p>
-      <w:pPr>
-        <w:pStyle w:val="Paragraph"/>
-        <w:numPr>
-          <w:ilvl w:val="0"/>
-          <w:numId w:val="38"/>
-        </w:numPr>
-      </w:pPr>
-      <w:proofErr w:type="spellStart"/>
-      <w:r>
-        <w:t>Пример</w:t>
-      </w:r>
-      <w:proofErr w:type="spellEnd"/>
-      <w:r>
-        <w:t xml:space="preserve"> </w:t>
-      </w:r>
-      <w:proofErr w:type="spellStart"/>
-      <w:r>
-        <w:t>запуска</w:t>
-      </w:r>
-      <w:proofErr w:type="spellEnd"/>
-      <w:r>
-        <w:t>:</w:t>
-      </w:r>
-    </w:p>
-    <w:p>
-      <w:pPr>
-        <w:pStyle w:val="Paragraph"/>
-        <w:ind w:left="2128" w:hanging="1400"/>
-        <w:rPr>
-          <w:rFonts w:ascii="Courier New" w:hAnsi="Courier New" w:cs="Courier New"/>
-        </w:rPr>
-      </w:pPr>
-      <w:r>
-        <w:rPr>
-          <w:rFonts w:ascii="Courier New" w:hAnsi="Courier New" w:cs="Courier New"/>
-        </w:rPr>
-        <w:t>python scripts</w:t>
-      </w:r>
-      <w:r>
-        <w:rPr>
-          <w:rFonts w:ascii="Courier New" w:hAnsi="Courier New" w:cs="Courier New"/>
-        </w:rPr>
-        <w:t>\</w:t>
-      </w:r>
-      <w:r>
-        <w:rPr>
-          <w:rFonts w:ascii="Courier New" w:hAnsi="Courier New" w:cs="Courier New"/>
-        </w:rPr>
-        <w:t xml:space="preserve">get_assay_data.py </w:t>
-      </w:r>
-      <w:r>
-        <w:rPr>
-          <w:rFonts w:ascii="Courier New" w:hAnsi="Courier New" w:cs="Courier New"/>
-        </w:rPr>
-        <w:br/>
-      </w:r>
-      <w:r>
-        <w:rPr>
-          <w:rFonts w:ascii="Courier New" w:hAnsi="Courier New" w:cs="Courier New"/>
-        </w:rPr>
-        <w:t>--</w:t>
-      </w:r>
-      <w:proofErr w:type="spellStart"/>
-      <w:r>
-        <w:rPr>
-          <w:rFonts w:ascii="Courier New" w:hAnsi="Courier New" w:cs="Courier New"/>
-        </w:rPr>
-        <w:t>config</w:t>
-      </w:r>
-      <w:proofErr w:type="spellEnd"/>
-      <w:r>
-        <w:rPr>
-          <w:rFonts w:ascii="Courier New" w:hAnsi="Courier New" w:cs="Courier New"/>
-        </w:rPr>
-        <w:t xml:space="preserve"> </w:t>
-      </w:r>
-      <w:proofErr w:type="spellStart"/>
-      <w:r>
-        <w:rPr>
-          <w:rFonts w:ascii="Courier New" w:hAnsi="Courier New" w:cs="Courier New"/>
-        </w:rPr>
-        <w:t>config</w:t>
-      </w:r>
-      <w:proofErr w:type="spellEnd"/>
-      <w:r>
-        <w:rPr>
-          <w:rFonts w:ascii="Courier New" w:hAnsi="Courier New" w:cs="Courier New"/>
-        </w:rPr>
-        <w:t>\</w:t>
-      </w:r>
-      <w:proofErr w:type="spellStart"/>
-      <w:r>
-        <w:rPr>
-          <w:rFonts w:ascii="Courier New" w:hAnsi="Courier New" w:cs="Courier New"/>
-        </w:rPr>
-        <w:t>config.yaml</w:t>
-      </w:r>
-      <w:proofErr w:type="spellEnd"/>
-      <w:r>
-        <w:rPr>
-          <w:rFonts w:ascii="Courier New" w:hAnsi="Courier New" w:cs="Courier New"/>
-        </w:rPr>
-        <w:t xml:space="preserve"> \</w:t>
-      </w:r>
-      <w:r>
-        <w:rPr>
-          <w:rFonts w:ascii="Courier New" w:hAnsi="Courier New" w:cs="Courier New"/>
-        </w:rPr>
-        <w:br/>
-      </w:r>
-      <w:r>
-        <w:rPr>
-          <w:rFonts w:ascii="Courier New" w:hAnsi="Courier New" w:cs="Courier New"/>
-        </w:rPr>
-        <w:t>--input-csv data</w:t>
-      </w:r>
-      <w:r>
-        <w:rPr>
-          <w:rFonts w:ascii="Courier New" w:hAnsi="Courier New" w:cs="Courier New"/>
-        </w:rPr>
-        <w:t>\assay</w:t>
-      </w:r>
-      <w:r>
-        <w:rPr>
-          <w:rFonts w:ascii="Courier New" w:hAnsi="Courier New" w:cs="Courier New"/>
-        </w:rPr>
-        <w:t xml:space="preserve">.csv </w:t>
-      </w:r>
-      <w:r>
-        <w:rPr>
-          <w:rFonts w:ascii="Courier New" w:hAnsi="Courier New" w:cs="Courier New"/>
-        </w:rPr>
-        <w:t>\</w:t>
-      </w:r>
-      <w:r>
-        <w:rPr>
-          <w:rFonts w:ascii="Courier New" w:hAnsi="Courier New" w:cs="Courier New"/>
-        </w:rPr>
-        <w:br/>
-      </w:r>
-      <w:r>
-        <w:rPr>
-          <w:rFonts w:ascii="Courier New" w:hAnsi="Courier New" w:cs="Courier New"/>
-        </w:rPr>
-        <w:t xml:space="preserve">--final-out </w:t>
-      </w:r>
-      <w:r>
-        <w:rPr>
-          <w:rFonts w:ascii="Courier New" w:hAnsi="Courier New" w:cs="Courier New"/>
-        </w:rPr>
-        <w:t>output</w:t>
-      </w:r>
-      <w:r>
-        <w:rPr>
-          <w:rFonts w:ascii="Courier New" w:hAnsi="Courier New" w:cs="Courier New"/>
-        </w:rPr>
-        <w:t>\</w:t>
-      </w:r>
-      <w:r>
-        <w:rPr>
-          <w:rFonts w:ascii="Courier New" w:hAnsi="Courier New" w:cs="Courier New"/>
-        </w:rPr>
-        <w:t>assays</w:t>
-      </w:r>
-      <w:r>
-        <w:rPr>
-          <w:rFonts w:ascii="Courier New" w:hAnsi="Courier New" w:cs="Courier New"/>
-        </w:rPr>
-        <w:t>\output.</w:t>
-      </w:r>
-      <w:r>
-        <w:rPr>
-          <w:rFonts w:ascii="Courier New" w:hAnsi="Courier New" w:cs="Courier New"/>
-        </w:rPr>
-        <w:t>assays.csv \</w:t>
-      </w:r>
-      <w:r>
-        <w:rPr>
-          <w:rFonts w:ascii="Courier New" w:hAnsi="Courier New" w:cs="Courier New"/>
-        </w:rPr>
-        <w:br/>
-      </w:r>
-      <w:r>
-        <w:rPr>
-          <w:rFonts w:ascii="Courier New" w:hAnsi="Courier New" w:cs="Courier New"/>
-        </w:rPr>
-        <w:t xml:space="preserve">--batch-size </w:t>
-      </w:r>
-      <w:r>
-        <w:rPr>
-          <w:rFonts w:ascii="Courier New" w:hAnsi="Courier New" w:cs="Courier New"/>
-        </w:rPr>
-        <w:t>10</w:t>
-      </w:r>
-      <w:r>
-        <w:rPr>
-          <w:rFonts w:ascii="Courier New" w:hAnsi="Courier New" w:cs="Courier New"/>
-        </w:rPr>
-        <w:t xml:space="preserve"> --timeout </w:t>
-      </w:r>
-      <w:r>
-        <w:rPr>
-          <w:rFonts w:ascii="Courier New" w:hAnsi="Courier New" w:cs="Courier New"/>
-        </w:rPr>
-        <w:t>3</w:t>
-      </w:r>
-      <w:r>
-        <w:rPr>
-          <w:rFonts w:ascii="Courier New" w:hAnsi="Courier New" w:cs="Courier New"/>
-        </w:rPr>
-        <w:t xml:space="preserve">0 --workers </w:t>
-      </w:r>
-      <w:r>
-        <w:rPr>
-          <w:rFonts w:ascii="Courier New" w:hAnsi="Courier New" w:cs="Courier New"/>
-        </w:rPr>
-        <w:t>1</w:t>
-      </w:r>
-    </w:p>
-    <w:p>
-      <w:pPr>
-        <w:pStyle w:val="SourceCode"/>
-        <w:ind w:left="720" w:firstLine="0"/>
-        <w:rPr>
-          <w:lang w:val="en-US"/>
-        </w:rPr>
-      </w:pPr>
-    </w:p>
-    <w:p>
-      <w:pPr>
-        <w:pStyle w:val="Header4"/>
-        <w:rPr>
-          <w:lang w:val="en-US"/>
-        </w:rPr>
-      </w:pPr>
-      <w:bookmarkStart w:id="18" w:name="документы-scriptsget_document_data.py"/>
-      <w:bookmarkStart w:id="19" w:name="_Toc210851427"/>
-      <w:bookmarkEnd w:id="16"/>
-      <w:r>
-        <w:rPr>
-          <w:lang w:val="en-US"/>
-        </w:rPr>
-        <w:t xml:space="preserve">4.4 </w:t>
-      </w:r>
-      <w:r>
-        <w:t>Документы</w:t>
-      </w:r>
-      <w:r>
-        <w:rPr>
-          <w:lang w:val="en-US"/>
-        </w:rPr>
-        <w:t xml:space="preserve"> — scripts/get_document_data.py</w:t>
-      </w:r>
-      <w:bookmarkEnd w:id="19"/>
-    </w:p>
-    <w:p>
-      <w:pPr>
-        <w:pStyle w:val="Paragraph"/>
-        <w:numPr>
-          <w:ilvl w:val="0"/>
-          <w:numId w:val="39"/>
-        </w:numPr>
-      </w:pPr>
-      <w:proofErr w:type="spellStart"/>
-      <w:r>
-        <w:t>Основные</w:t>
-      </w:r>
-      <w:proofErr w:type="spellEnd"/>
-      <w:r>
-        <w:t xml:space="preserve"> </w:t>
-      </w:r>
-      <w:proofErr w:type="spellStart"/>
-      <w:r>
-        <w:t>этапы</w:t>
-      </w:r>
-      <w:proofErr w:type="spellEnd"/>
-      <w:r>
-        <w:t xml:space="preserve">: </w:t>
-      </w:r>
-    </w:p>
-    <w:p>
-      <w:pPr>
-        <w:pStyle w:val="Paragraph"/>
-      </w:pPr>
-    </w:p>
-    <w:p>
-      <w:pPr>
-        <w:pStyle w:val="Paragraph"/>
-        <w:numPr>
-          <w:ilvl w:val="0"/>
-          <w:numId w:val="39"/>
-        </w:numPr>
-      </w:pPr>
-      <w:r>
-        <w:t xml:space="preserve">CLI </w:t>
-      </w:r>
-      <w:proofErr w:type="spellStart"/>
-      <w:r>
-        <w:t>параметры</w:t>
-      </w:r>
-      <w:proofErr w:type="spellEnd"/>
-      <w:r>
-        <w:t xml:space="preserve">: </w:t>
-      </w:r>
-    </w:p>
-    <w:p>
-      <w:pPr>
-        <w:pStyle w:val="Paragraph"/>
-      </w:pPr>
-    </w:p>
-    <w:p>
-      <w:pPr>
-        <w:numPr>
-          <w:ilvl w:val="0"/>
-          <w:numId w:val="24"/>
-        </w:numPr>
-        <w:rPr>
-          <w:lang w:val="en-US"/>
-        </w:rPr>
-      </w:pPr>
-      <w:r>
-        <w:t>Подкоманды</w:t>
-      </w:r>
-      <w:r>
-        <w:rPr>
-          <w:lang w:val="en-US"/>
-        </w:rPr>
-        <w:t xml:space="preserve">: </w:t>
-      </w:r>
-    </w:p>
-    <w:p>
-      <w:pPr>
-        <w:numPr>
-          <w:ilvl w:val="0"/>
-          <w:numId w:val="24"/>
-        </w:numPr>
-        <w:rPr>
-          <w:lang w:val="en-US"/>
-        </w:rPr>
-      </w:pPr>
-      <w:proofErr w:type="spellStart"/>
-      <w:r>
-        <w:rPr>
-          <w:lang w:val="en-US"/>
-        </w:rPr>
-        <w:t>chembl</w:t>
-      </w:r>
-      <w:proofErr w:type="spellEnd"/>
-      <w:r>
-        <w:rPr>
-          <w:lang w:val="en-US"/>
-        </w:rPr>
-        <w:t xml:space="preserve">, </w:t>
-      </w:r>
-      <w:proofErr w:type="spellStart"/>
-      <w:r>
-        <w:rPr>
-          <w:lang w:val="en-US"/>
-        </w:rPr>
-        <w:t>pubmed</w:t>
-      </w:r>
-      <w:proofErr w:type="spellEnd"/>
-      <w:r>
-        <w:rPr>
-          <w:lang w:val="en-US"/>
-        </w:rPr>
-        <w:t xml:space="preserve">, semantic-scholar, </w:t>
-      </w:r>
-      <w:proofErr w:type="spellStart"/>
-      <w:r>
-        <w:rPr>
-          <w:lang w:val="en-US"/>
-        </w:rPr>
-        <w:t>openalex</w:t>
-      </w:r>
-      <w:proofErr w:type="spellEnd"/>
-      <w:r>
-        <w:rPr>
-          <w:lang w:val="en-US"/>
-        </w:rPr>
-        <w:t xml:space="preserve">, </w:t>
-      </w:r>
-      <w:proofErr w:type="spellStart"/>
-      <w:r>
-        <w:rPr>
-          <w:lang w:val="en-US"/>
-        </w:rPr>
-        <w:t>crossref</w:t>
-      </w:r>
-      <w:proofErr w:type="spellEnd"/>
-      <w:r>
-        <w:rPr>
-          <w:lang w:val="en-US"/>
-        </w:rPr>
-        <w:t xml:space="preserve">, all. </w:t>
-      </w:r>
-      <w:r>
-        <w:t>Базовый</w:t>
-      </w:r>
-      <w:r>
-        <w:rPr>
-          <w:lang w:val="en-US"/>
-        </w:rPr>
-        <w:t xml:space="preserve"> </w:t>
-      </w:r>
-      <w:r>
-        <w:t>режим</w:t>
-      </w:r>
-      <w:r>
-        <w:rPr>
-          <w:lang w:val="en-US"/>
-        </w:rPr>
-        <w:t xml:space="preserve"> (all) </w:t>
-      </w:r>
-      <w:r>
-        <w:t>собирает</w:t>
-      </w:r>
-      <w:r>
-        <w:rPr>
-          <w:lang w:val="en-US"/>
-        </w:rPr>
-        <w:t xml:space="preserve"> </w:t>
-      </w:r>
-      <w:r>
-        <w:t>совокупные</w:t>
-      </w:r>
-      <w:r>
-        <w:rPr>
-          <w:lang w:val="en-US"/>
-        </w:rPr>
-        <w:t xml:space="preserve"> </w:t>
-      </w:r>
-      <w:r>
-        <w:t>данные</w:t>
-      </w:r>
-      <w:r>
-        <w:rPr>
-          <w:lang w:val="en-US"/>
-        </w:rPr>
-        <w:t xml:space="preserve">, </w:t>
-      </w:r>
-      <w:r>
-        <w:t>управляет</w:t>
-      </w:r>
-      <w:r>
-        <w:rPr>
-          <w:lang w:val="en-US"/>
-        </w:rPr>
-        <w:t xml:space="preserve"> RPS (--</w:t>
-      </w:r>
-      <w:proofErr w:type="spellStart"/>
-      <w:r>
-        <w:rPr>
-          <w:lang w:val="en-US"/>
-        </w:rPr>
-        <w:t>openalex-rps</w:t>
-      </w:r>
-      <w:proofErr w:type="spellEnd"/>
-      <w:r>
-        <w:rPr>
-          <w:lang w:val="en-US"/>
-        </w:rPr>
-        <w:t>, --</w:t>
-      </w:r>
-      <w:proofErr w:type="spellStart"/>
-      <w:r>
-        <w:rPr>
-          <w:lang w:val="en-US"/>
-        </w:rPr>
-        <w:t>crossref-rps</w:t>
-      </w:r>
-      <w:proofErr w:type="spellEnd"/>
-      <w:r>
-        <w:rPr>
-          <w:lang w:val="en-US"/>
-        </w:rPr>
-        <w:t xml:space="preserve">) </w:t>
-      </w:r>
-      <w:r>
-        <w:t>и</w:t>
-      </w:r>
-      <w:r>
-        <w:rPr>
-          <w:lang w:val="en-US"/>
-        </w:rPr>
-        <w:t xml:space="preserve"> fallback DOI CSV (--fallback-</w:t>
-      </w:r>
-      <w:proofErr w:type="spellStart"/>
-      <w:r>
-        <w:rPr>
-          <w:lang w:val="en-US"/>
-        </w:rPr>
-        <w:t>doi</w:t>
-      </w:r>
-      <w:proofErr w:type="spellEnd"/>
-      <w:r>
-        <w:rPr>
-          <w:lang w:val="en-US"/>
-        </w:rPr>
-        <w:t>-csv, --fallback-</w:t>
-      </w:r>
-      <w:proofErr w:type="spellStart"/>
-      <w:r>
-        <w:rPr>
-          <w:lang w:val="en-US"/>
-        </w:rPr>
-        <w:t>doi</w:t>
-      </w:r>
-      <w:proofErr w:type="spellEnd"/>
-      <w:r>
-        <w:rPr>
-          <w:lang w:val="en-US"/>
-        </w:rPr>
-        <w:t>-overwrite).</w:t>
-      </w:r>
-    </w:p>
-    <w:p>
-      <w:pPr>
-        <w:numPr>
-          <w:ilvl w:val="0"/>
-          <w:numId w:val="24"/>
-        </w:numPr>
-        <w:rPr>
-          <w:lang w:val="en-US"/>
-        </w:rPr>
-      </w:pPr>
-      <w:r>
-        <w:t>Дополнительные</w:t>
-      </w:r>
-      <w:r>
-        <w:rPr>
-          <w:lang w:val="en-US"/>
-        </w:rPr>
-        <w:t xml:space="preserve"> </w:t>
-      </w:r>
-      <w:r>
-        <w:t>ключи</w:t>
-      </w:r>
-      <w:r>
-        <w:rPr>
-          <w:lang w:val="en-US"/>
-        </w:rPr>
-        <w:t xml:space="preserve">: </w:t>
-      </w:r>
-    </w:p>
-    <w:p>
-      <w:pPr>
-        <w:numPr>
-          <w:ilvl w:val="0"/>
-          <w:numId w:val="24"/>
-        </w:numPr>
-        <w:rPr>
-          <w:lang w:val="en-US"/>
-        </w:rPr>
-      </w:pPr>
-      <w:r>
-        <w:rPr>
-          <w:lang w:val="en-US"/>
-        </w:rPr>
-        <w:t>--input-csv, --final-out, --command-timeout, --max-retries, --disable-</w:t>
-      </w:r>
-      <w:proofErr w:type="spellStart"/>
-      <w:r>
-        <w:rPr>
-          <w:lang w:val="en-US"/>
-        </w:rPr>
-        <w:t>pubmed</w:t>
-      </w:r>
-      <w:proofErr w:type="spellEnd"/>
-      <w:r>
-        <w:rPr>
-          <w:lang w:val="en-US"/>
-        </w:rPr>
-        <w:t>, --disable-</w:t>
-      </w:r>
-      <w:proofErr w:type="spellStart"/>
-      <w:r>
-        <w:rPr>
-          <w:lang w:val="en-US"/>
-        </w:rPr>
-        <w:t>crossref</w:t>
-      </w:r>
-      <w:proofErr w:type="spellEnd"/>
-      <w:r>
-        <w:rPr>
-          <w:lang w:val="en-US"/>
-        </w:rPr>
-        <w:t>.</w:t>
-      </w:r>
-    </w:p>
-    <w:p>
-      <w:pPr>
-        <w:numPr>
-          <w:ilvl w:val="0"/>
-          <w:numId w:val="24"/>
-        </w:numPr>
-      </w:pPr>
-      <w:r>
-        <w:t>Пример:</w:t>
-      </w:r>
-    </w:p>
-    <w:p>
-      <w:pPr>
-        <w:pStyle w:val="SourceCode"/>
-        <w:numPr>
-          <w:ilvl w:val="0"/>
-          <w:numId w:val="18"/>
-        </w:numPr>
-        <w:rPr>
-          <w:lang w:val="en-US"/>
-        </w:rPr>
-      </w:pPr>
-      <w:r>
-        <w:rPr>
-          <w:rStyle w:val="ExtensionTok"/>
-          <w:lang w:val="en-US"/>
-        </w:rPr>
-        <w:t>python</w:t>
-      </w:r>
-      <w:r>
-        <w:rPr>
-          <w:rStyle w:val="NormalTok"/>
-          <w:lang w:val="en-US"/>
-        </w:rPr>
-        <w:t xml:space="preserve"> scripts/get_document_data.py all </w:t>
-      </w:r>
-      <w:r>
-        <w:rPr>
-          <w:rStyle w:val="AttributeTok"/>
-          <w:lang w:val="en-US"/>
-        </w:rPr>
-        <w:t>--</w:t>
-      </w:r>
-      <w:proofErr w:type="spellStart"/>
-      <w:r>
-        <w:rPr>
-          <w:rStyle w:val="AttributeTok"/>
-          <w:lang w:val="en-US"/>
-        </w:rPr>
-        <w:t>config</w:t>
-      </w:r>
-      <w:proofErr w:type="spellEnd"/>
-      <w:r>
-        <w:rPr>
-          <w:rStyle w:val="NormalTok"/>
-          <w:lang w:val="en-US"/>
-        </w:rPr>
-        <w:t xml:space="preserve"> </w:t>
-      </w:r>
-      <w:proofErr w:type="spellStart"/>
-      <w:r>
-        <w:rPr>
-          <w:rStyle w:val="NormalTok"/>
-          <w:lang w:val="en-US"/>
-        </w:rPr>
-        <w:t>config</w:t>
-      </w:r>
-      <w:proofErr w:type="spellEnd"/>
-      <w:r>
-        <w:rPr>
-          <w:rStyle w:val="NormalTok"/>
-          <w:lang w:val="en-US"/>
-        </w:rPr>
-        <w:t>/</w:t>
-      </w:r>
-      <w:proofErr w:type="spellStart"/>
-      <w:r>
-        <w:rPr>
-          <w:rStyle w:val="NormalTok"/>
-          <w:lang w:val="en-US"/>
-        </w:rPr>
-        <w:t>config.yaml</w:t>
-      </w:r>
-      <w:proofErr w:type="spellEnd"/>
-      <w:r>
-        <w:rPr>
-          <w:rStyle w:val="NormalTok"/>
-          <w:lang w:val="en-US"/>
-        </w:rPr>
-        <w:t xml:space="preserve"> </w:t>
-      </w:r>
-      <w:r>
-        <w:rPr>
-          <w:rStyle w:val="DataTypeTok"/>
-          <w:lang w:val="en-US"/>
-        </w:rPr>
-        <w:t>\</w:t>
-      </w:r>
-      <w:r>
-        <w:rPr>
-          <w:lang w:val="en-US"/>
-        </w:rPr>
-        <w:br/>
-      </w:r>
-      <w:r>
-        <w:rPr>
-          <w:rStyle w:val="NormalTok"/>
-          <w:lang w:val="en-US"/>
-        </w:rPr>
-        <w:t xml:space="preserve">    </w:t>
-      </w:r>
-      <w:r>
-        <w:rPr>
-          <w:rStyle w:val="AttributeTok"/>
-          <w:lang w:val="en-US"/>
-        </w:rPr>
-        <w:t>--input-csv</w:t>
-      </w:r>
-      <w:r>
-        <w:rPr>
-          <w:rStyle w:val="NormalTok"/>
-          <w:lang w:val="en-US"/>
-        </w:rPr>
-        <w:t xml:space="preserve"> data/documents.ids.csv </w:t>
-      </w:r>
-      <w:r>
-        <w:rPr>
-          <w:rStyle w:val="AttributeTok"/>
-          <w:lang w:val="en-US"/>
-        </w:rPr>
-        <w:t>--final-out</w:t>
-      </w:r>
-      <w:r>
-        <w:rPr>
-          <w:rStyle w:val="NormalTok"/>
-          <w:lang w:val="en-US"/>
-        </w:rPr>
-        <w:t xml:space="preserve"> output/documents.csv </w:t>
-      </w:r>
-      <w:r>
-        <w:rPr>
-          <w:rStyle w:val="DataTypeTok"/>
-          <w:lang w:val="en-US"/>
-        </w:rPr>
-        <w:t>\</w:t>
-      </w:r>
-      <w:r>
-        <w:rPr>
-          <w:lang w:val="en-US"/>
-        </w:rPr>
-        <w:br/>
-      </w:r>
-      <w:r>
-        <w:rPr>
-          <w:rStyle w:val="NormalTok"/>
-          <w:lang w:val="en-US"/>
-        </w:rPr>
-        <w:t xml:space="preserve">    </w:t>
-      </w:r>
-      <w:r>
-        <w:rPr>
-          <w:rStyle w:val="AttributeTok"/>
-          <w:lang w:val="en-US"/>
-        </w:rPr>
-        <w:t>--</w:t>
-      </w:r>
-      <w:proofErr w:type="spellStart"/>
-      <w:r>
-        <w:rPr>
-          <w:rStyle w:val="AttributeTok"/>
-          <w:lang w:val="en-US"/>
-        </w:rPr>
-        <w:t>openalex-rps</w:t>
-      </w:r>
-      <w:proofErr w:type="spellEnd"/>
-      <w:r>
-        <w:rPr>
-          <w:rStyle w:val="NormalTok"/>
-          <w:lang w:val="en-US"/>
-        </w:rPr>
-        <w:t xml:space="preserve"> 2 </w:t>
-      </w:r>
-      <w:r>
-        <w:rPr>
-          <w:rStyle w:val="AttributeTok"/>
-          <w:lang w:val="en-US"/>
-        </w:rPr>
-        <w:t>--</w:t>
-      </w:r>
-      <w:proofErr w:type="spellStart"/>
-      <w:r>
-        <w:rPr>
-          <w:rStyle w:val="AttributeTok"/>
-          <w:lang w:val="en-US"/>
-        </w:rPr>
-        <w:t>crossref-rps</w:t>
-      </w:r>
-      <w:proofErr w:type="spellEnd"/>
-      <w:r>
-        <w:rPr>
-          <w:rStyle w:val="NormalTok"/>
-          <w:lang w:val="en-US"/>
-        </w:rPr>
-        <w:t xml:space="preserve"> 1</w:t>
-      </w:r>
-    </w:p>
-    <w:p>
-      <w:pPr>
-        <w:numPr>
-          <w:ilvl w:val="0"/>
-          <w:numId w:val="24"/>
-        </w:numPr>
-      </w:pPr>
-      <w:r>
-        <w:t>Постобработка:</w:t>
-      </w:r>
-    </w:p>
-    <w:p>
-      <w:pPr>
-        <w:numPr>
-          <w:ilvl w:val="0"/>
-          <w:numId w:val="24"/>
-        </w:numPr>
-      </w:pPr>
-      <w:r>
-        <w:t xml:space="preserve"> </w:t>
-      </w:r>
-      <w:proofErr w:type="spellStart"/>
-      <w:r>
-        <w:t>library</w:t>
-      </w:r>
-      <w:proofErr w:type="spellEnd"/>
-      <w:r>
-        <w:t>/</w:t>
-      </w:r>
-      <w:proofErr w:type="spellStart"/>
-      <w:r>
-        <w:t>postprocess</w:t>
-      </w:r>
-      <w:proofErr w:type="spellEnd"/>
-      <w:r>
-        <w:t>/</w:t>
-      </w:r>
-      <w:proofErr w:type="spellStart"/>
-      <w:r>
-        <w:t>documents</w:t>
-      </w:r>
-      <w:proofErr w:type="spellEnd"/>
-      <w:r>
-        <w:t>/</w:t>
-      </w:r>
-      <w:proofErr w:type="spellStart"/>
-      <w:r>
-        <w:t>steps</w:t>
-      </w:r>
-      <w:proofErr w:type="spellEnd"/>
-      <w:r>
-        <w:t xml:space="preserve"> (нормализация полей, заполнение годов, </w:t>
-      </w:r>
-      <w:proofErr w:type="spellStart"/>
-      <w:r>
-        <w:t>дедупликация</w:t>
-      </w:r>
-      <w:proofErr w:type="spellEnd"/>
-      <w:r>
-        <w:t xml:space="preserve"> идентификаторов).</w:t>
-      </w:r>
-    </w:p>
-    <w:p>
-      <w:pPr>
-        <w:pStyle w:val="Header4"/>
-        <w:rPr>
-          <w:lang w:val="en-US"/>
-        </w:rPr>
-      </w:pPr>
-      <w:bookmarkStart w:id="20" w:name="цели-scriptsget_target_data.py"/>
-      <w:bookmarkStart w:id="21" w:name="_Toc210851428"/>
-      <w:bookmarkEnd w:id="18"/>
-      <w:r>
-        <w:rPr>
-          <w:lang w:val="en-US"/>
-        </w:rPr>
-        <w:t xml:space="preserve">4.5 </w:t>
-      </w:r>
-      <w:r>
-        <w:t>Мишени</w:t>
-      </w:r>
-      <w:r>
-        <w:rPr>
-          <w:lang w:val="en-US"/>
-        </w:rPr>
-        <w:t xml:space="preserve"> — scripts/get_target_data.py</w:t>
-      </w:r>
-      <w:bookmarkEnd w:id="21"/>
-    </w:p>
-    <w:p>
-      <w:pPr>
-        <w:numPr>
-          <w:ilvl w:val="0"/>
-          <w:numId w:val="25"/>
-        </w:numPr>
-        <w:rPr>
-          <w:lang w:val="en-US"/>
-        </w:rPr>
-      </w:pPr>
-      <w:r>
-        <w:t>Подкоманды</w:t>
-      </w:r>
-      <w:r>
-        <w:rPr>
-          <w:lang w:val="en-US"/>
-        </w:rPr>
-        <w:t>:</w:t>
-      </w:r>
-    </w:p>
-    <w:p>
-      <w:pPr>
-        <w:numPr>
-          <w:ilvl w:val="0"/>
-          <w:numId w:val="25"/>
-        </w:numPr>
-        <w:rPr>
-          <w:lang w:val="en-US"/>
-        </w:rPr>
-      </w:pPr>
-      <w:r>
-        <w:rPr>
-          <w:lang w:val="en-US"/>
-        </w:rPr>
-        <w:t xml:space="preserve"> </w:t>
-      </w:r>
-      <w:proofErr w:type="spellStart"/>
-      <w:r>
-        <w:rPr>
-          <w:lang w:val="en-US"/>
-        </w:rPr>
-        <w:t>chembl</w:t>
-      </w:r>
-      <w:proofErr w:type="spellEnd"/>
-      <w:r>
-        <w:rPr>
-          <w:lang w:val="en-US"/>
-        </w:rPr>
-        <w:t xml:space="preserve">, </w:t>
-      </w:r>
-      <w:proofErr w:type="spellStart"/>
-      <w:r>
-        <w:rPr>
-          <w:lang w:val="en-US"/>
-        </w:rPr>
-        <w:t>uniprot</w:t>
-      </w:r>
-      <w:proofErr w:type="spellEnd"/>
-      <w:r>
-        <w:rPr>
-          <w:lang w:val="en-US"/>
-        </w:rPr>
-        <w:t xml:space="preserve">, </w:t>
-      </w:r>
-      <w:proofErr w:type="spellStart"/>
-      <w:r>
-        <w:rPr>
-          <w:lang w:val="en-US"/>
-        </w:rPr>
-        <w:t>iuphar</w:t>
-      </w:r>
-      <w:proofErr w:type="spellEnd"/>
-      <w:r>
-        <w:rPr>
-          <w:lang w:val="en-US"/>
-        </w:rPr>
-        <w:t xml:space="preserve">, all; </w:t>
-      </w:r>
-      <w:r>
-        <w:t>каждая</w:t>
-      </w:r>
-      <w:r>
-        <w:rPr>
-          <w:lang w:val="en-US"/>
-        </w:rPr>
-        <w:t xml:space="preserve"> </w:t>
-      </w:r>
-      <w:r>
-        <w:t>поддерживает</w:t>
-      </w:r>
-      <w:r>
-        <w:rPr>
-          <w:lang w:val="en-US"/>
-        </w:rPr>
-        <w:t xml:space="preserve"> </w:t>
-      </w:r>
-      <w:r>
-        <w:t>свои</w:t>
-      </w:r>
-      <w:r>
-        <w:rPr>
-          <w:lang w:val="en-US"/>
-        </w:rPr>
-        <w:t xml:space="preserve"> </w:t>
-      </w:r>
-      <w:r>
-        <w:t>наборы</w:t>
-      </w:r>
-      <w:r>
-        <w:rPr>
-          <w:lang w:val="en-US"/>
-        </w:rPr>
-        <w:t xml:space="preserve"> </w:t>
-      </w:r>
-      <w:r>
-        <w:t>аргументов</w:t>
-      </w:r>
-      <w:r>
-        <w:rPr>
-          <w:lang w:val="en-US"/>
-        </w:rPr>
-        <w:t xml:space="preserve"> (</w:t>
-      </w:r>
-      <w:r>
-        <w:t>например</w:t>
-      </w:r>
-      <w:r>
-        <w:rPr>
-          <w:lang w:val="en-US"/>
-        </w:rPr>
-        <w:t>, --</w:t>
-      </w:r>
-      <w:proofErr w:type="spellStart"/>
-      <w:r>
-        <w:rPr>
-          <w:lang w:val="en-US"/>
-        </w:rPr>
-        <w:t>chembl</w:t>
-      </w:r>
-      <w:proofErr w:type="spellEnd"/>
-      <w:r>
-        <w:rPr>
-          <w:lang w:val="en-US"/>
-        </w:rPr>
-        <w:t>-out, --</w:t>
-      </w:r>
-      <w:proofErr w:type="spellStart"/>
-      <w:r>
-        <w:rPr>
-          <w:lang w:val="en-US"/>
-        </w:rPr>
-        <w:t>uniprot</w:t>
-      </w:r>
-      <w:proofErr w:type="spellEnd"/>
-      <w:r>
-        <w:rPr>
-          <w:lang w:val="en-US"/>
-        </w:rPr>
-        <w:t>-out, --</w:t>
-      </w:r>
-      <w:proofErr w:type="spellStart"/>
-      <w:r>
-        <w:rPr>
-          <w:lang w:val="en-US"/>
-        </w:rPr>
-        <w:t>iuphar</w:t>
-      </w:r>
-      <w:proofErr w:type="spellEnd"/>
-      <w:r>
-        <w:rPr>
-          <w:lang w:val="en-US"/>
-        </w:rPr>
-        <w:t>-out).</w:t>
-      </w:r>
-    </w:p>
-    <w:p>
-      <w:pPr>
-        <w:numPr>
-          <w:ilvl w:val="0"/>
-          <w:numId w:val="25"/>
-        </w:numPr>
-        <w:rPr>
-          <w:lang w:val="en-US"/>
-        </w:rPr>
-      </w:pPr>
-      <w:r>
-        <w:t>Общие</w:t>
-      </w:r>
-      <w:r>
-        <w:rPr>
-          <w:lang w:val="en-US"/>
-        </w:rPr>
-        <w:t xml:space="preserve"> </w:t>
-      </w:r>
-      <w:r>
-        <w:t>опции</w:t>
-      </w:r>
-      <w:r>
-        <w:rPr>
-          <w:lang w:val="en-US"/>
-        </w:rPr>
-        <w:t>:</w:t>
-      </w:r>
-    </w:p>
-    <w:p>
-      <w:pPr>
-        <w:numPr>
-          <w:ilvl w:val="0"/>
-          <w:numId w:val="25"/>
-        </w:numPr>
-        <w:rPr>
-          <w:lang w:val="en-US"/>
-        </w:rPr>
-      </w:pPr>
-      <w:r>
-        <w:rPr>
-          <w:lang w:val="en-US"/>
-        </w:rPr>
-        <w:t xml:space="preserve"> --input-csv, --final-out, --chunk-size, --timeout, --limit, --offset, --disable-</w:t>
-      </w:r>
-      <w:proofErr w:type="spellStart"/>
-      <w:r>
-        <w:rPr>
-          <w:lang w:val="en-US"/>
-        </w:rPr>
-        <w:t>gtop</w:t>
-      </w:r>
-      <w:proofErr w:type="spellEnd"/>
-      <w:r>
-        <w:rPr>
-          <w:lang w:val="en-US"/>
-        </w:rPr>
-        <w:t>, --taxon-filter, --merge-mode.</w:t>
-      </w:r>
-    </w:p>
-    <w:p>
-      <w:pPr>
-        <w:numPr>
-          <w:ilvl w:val="0"/>
-          <w:numId w:val="25"/>
-        </w:numPr>
-      </w:pPr>
-      <w:r>
-        <w:t>Пример:</w:t>
-      </w:r>
-    </w:p>
-    <w:p>
-      <w:pPr>
-        <w:pStyle w:val="SourceCode"/>
-        <w:numPr>
-          <w:ilvl w:val="0"/>
-          <w:numId w:val="18"/>
-        </w:numPr>
-        <w:rPr>
-          <w:lang w:val="en-US"/>
-        </w:rPr>
-      </w:pPr>
-      <w:r>
-        <w:rPr>
-          <w:rStyle w:val="ExtensionTok"/>
-          <w:lang w:val="en-US"/>
-        </w:rPr>
-        <w:t>python</w:t>
-      </w:r>
-      <w:r>
-        <w:rPr>
-          <w:rStyle w:val="NormalTok"/>
-          <w:lang w:val="en-US"/>
-        </w:rPr>
-        <w:t xml:space="preserve"> scripts/get_target_data.py all </w:t>
-      </w:r>
-      <w:r>
-        <w:rPr>
-          <w:rStyle w:val="AttributeTok"/>
-          <w:lang w:val="en-US"/>
-        </w:rPr>
-        <w:t>--</w:t>
-      </w:r>
-      <w:proofErr w:type="spellStart"/>
-      <w:r>
-        <w:rPr>
-          <w:rStyle w:val="AttributeTok"/>
-          <w:lang w:val="en-US"/>
-        </w:rPr>
-        <w:t>config</w:t>
-      </w:r>
-      <w:proofErr w:type="spellEnd"/>
-      <w:r>
-        <w:rPr>
-          <w:rStyle w:val="NormalTok"/>
-          <w:lang w:val="en-US"/>
-        </w:rPr>
-        <w:t xml:space="preserve"> </w:t>
-      </w:r>
-      <w:proofErr w:type="spellStart"/>
-      <w:r>
-        <w:rPr>
-          <w:rStyle w:val="NormalTok"/>
-          <w:lang w:val="en-US"/>
-        </w:rPr>
-        <w:t>config</w:t>
-      </w:r>
-      <w:proofErr w:type="spellEnd"/>
-      <w:r>
-        <w:rPr>
-          <w:rStyle w:val="NormalTok"/>
-          <w:lang w:val="en-US"/>
-        </w:rPr>
-        <w:t>/</w:t>
-      </w:r>
-      <w:proofErr w:type="spellStart"/>
-      <w:r>
-        <w:rPr>
-          <w:rStyle w:val="NormalTok"/>
-          <w:lang w:val="en-US"/>
-        </w:rPr>
-        <w:t>config.yaml</w:t>
-      </w:r>
-      <w:proofErr w:type="spellEnd"/>
-      <w:r>
-        <w:rPr>
-          <w:rStyle w:val="NormalTok"/>
-          <w:lang w:val="en-US"/>
-        </w:rPr>
-        <w:t xml:space="preserve"> </w:t>
-      </w:r>
-      <w:r>
-        <w:rPr>
-          <w:rStyle w:val="DataTypeTok"/>
-          <w:lang w:val="en-US"/>
-        </w:rPr>
-        <w:t>\</w:t>
-      </w:r>
-      <w:r>
-        <w:rPr>
-          <w:lang w:val="en-US"/>
-        </w:rPr>
-        <w:br/>
-      </w:r>
-      <w:r>
-        <w:rPr>
-          <w:rStyle w:val="NormalTok"/>
-          <w:lang w:val="en-US"/>
-        </w:rPr>
-        <w:t xml:space="preserve">    </w:t>
-      </w:r>
-      <w:r>
-        <w:rPr>
-          <w:rStyle w:val="AttributeTok"/>
-          <w:lang w:val="en-US"/>
-        </w:rPr>
-        <w:t>--input-csv</w:t>
-      </w:r>
-      <w:r>
-        <w:rPr>
-          <w:rStyle w:val="NormalTok"/>
-          <w:lang w:val="en-US"/>
-        </w:rPr>
-        <w:t xml:space="preserve"> data/targets.ids.csv </w:t>
-      </w:r>
-      <w:r>
-        <w:rPr>
-          <w:rStyle w:val="AttributeTok"/>
-          <w:lang w:val="en-US"/>
-        </w:rPr>
-        <w:t>--final-out</w:t>
-      </w:r>
-      <w:r>
-        <w:rPr>
-          <w:rStyle w:val="NormalTok"/>
-          <w:lang w:val="en-US"/>
-        </w:rPr>
-        <w:t xml:space="preserve"> output/targets.csv </w:t>
-      </w:r>
-      <w:r>
-        <w:rPr>
-          <w:rStyle w:val="DataTypeTok"/>
-          <w:lang w:val="en-US"/>
-        </w:rPr>
-        <w:t>\</w:t>
-      </w:r>
-      <w:r>
-        <w:rPr>
-          <w:lang w:val="en-US"/>
-        </w:rPr>
-        <w:br/>
-      </w:r>
-      <w:r>
-        <w:rPr>
-          <w:rStyle w:val="NormalTok"/>
-          <w:lang w:val="en-US"/>
-        </w:rPr>
-        <w:t xml:space="preserve">    </w:t>
-      </w:r>
-      <w:r>
-        <w:rPr>
-          <w:rStyle w:val="AttributeTok"/>
-          <w:lang w:val="en-US"/>
-        </w:rPr>
-        <w:t>--</w:t>
-      </w:r>
-      <w:proofErr w:type="spellStart"/>
-      <w:r>
-        <w:rPr>
-          <w:rStyle w:val="AttributeTok"/>
-          <w:lang w:val="en-US"/>
-        </w:rPr>
-        <w:t>chembl</w:t>
-      </w:r>
-      <w:proofErr w:type="spellEnd"/>
-      <w:r>
-        <w:rPr>
-          <w:rStyle w:val="AttributeTok"/>
-          <w:lang w:val="en-US"/>
-        </w:rPr>
-        <w:t>-out</w:t>
-      </w:r>
-      <w:r>
-        <w:rPr>
-          <w:rStyle w:val="NormalTok"/>
-          <w:lang w:val="en-US"/>
-        </w:rPr>
-        <w:t xml:space="preserve"> </w:t>
-      </w:r>
-      <w:proofErr w:type="spellStart"/>
-      <w:r>
-        <w:rPr>
-          <w:rStyle w:val="NormalTok"/>
-          <w:lang w:val="en-US"/>
-        </w:rPr>
-        <w:t>tmp</w:t>
-      </w:r>
-      <w:proofErr w:type="spellEnd"/>
-      <w:r>
-        <w:rPr>
-          <w:rStyle w:val="NormalTok"/>
-          <w:lang w:val="en-US"/>
-        </w:rPr>
-        <w:t xml:space="preserve">/targets.chembl.csv </w:t>
-      </w:r>
-      <w:r>
-        <w:rPr>
-          <w:rStyle w:val="AttributeTok"/>
-          <w:lang w:val="en-US"/>
-        </w:rPr>
-        <w:t>--</w:t>
-      </w:r>
-      <w:proofErr w:type="spellStart"/>
-      <w:r>
-        <w:rPr>
-          <w:rStyle w:val="AttributeTok"/>
-          <w:lang w:val="en-US"/>
-        </w:rPr>
-        <w:t>uniprot</w:t>
-      </w:r>
-      <w:proofErr w:type="spellEnd"/>
-      <w:r>
-        <w:rPr>
-          <w:rStyle w:val="AttributeTok"/>
-          <w:lang w:val="en-US"/>
-        </w:rPr>
-        <w:t>-out</w:t>
-      </w:r>
-      <w:r>
-        <w:rPr>
-          <w:rStyle w:val="NormalTok"/>
-          <w:lang w:val="en-US"/>
-        </w:rPr>
-        <w:t xml:space="preserve"> </w:t>
-      </w:r>
-      <w:proofErr w:type="spellStart"/>
-      <w:r>
-        <w:rPr>
-          <w:rStyle w:val="NormalTok"/>
-          <w:lang w:val="en-US"/>
-        </w:rPr>
-        <w:t>tmp</w:t>
-      </w:r>
-      <w:proofErr w:type="spellEnd"/>
-      <w:r>
-        <w:rPr>
-          <w:rStyle w:val="NormalTok"/>
-          <w:lang w:val="en-US"/>
-        </w:rPr>
-        <w:t xml:space="preserve">/targets.uniprot.csv </w:t>
-      </w:r>
-      <w:r>
-        <w:rPr>
-          <w:rStyle w:val="DataTypeTok"/>
-          <w:lang w:val="en-US"/>
-        </w:rPr>
-        <w:t>\</w:t>
-      </w:r>
-      <w:r>
-        <w:rPr>
-          <w:lang w:val="en-US"/>
-        </w:rPr>
-        <w:br/>
-      </w:r>
-      <w:r>
-        <w:rPr>
-          <w:rStyle w:val="NormalTok"/>
-          <w:lang w:val="en-US"/>
-        </w:rPr>
-        <w:t xml:space="preserve">    </w:t>
-      </w:r>
-      <w:r>
-        <w:rPr>
-          <w:rStyle w:val="AttributeTok"/>
-          <w:lang w:val="en-US"/>
-        </w:rPr>
-        <w:t>--disable-</w:t>
-      </w:r>
-      <w:proofErr w:type="spellStart"/>
-      <w:r>
-        <w:rPr>
-          <w:rStyle w:val="AttributeTok"/>
-          <w:lang w:val="en-US"/>
-        </w:rPr>
-        <w:t>gtop</w:t>
-      </w:r>
-      <w:proofErr w:type="spellEnd"/>
-      <w:r>
-        <w:rPr>
-          <w:rStyle w:val="NormalTok"/>
-          <w:lang w:val="en-US"/>
-        </w:rPr>
-        <w:t xml:space="preserve"> </w:t>
-      </w:r>
-      <w:r>
-        <w:rPr>
-          <w:rStyle w:val="AttributeTok"/>
-          <w:lang w:val="en-US"/>
-        </w:rPr>
-        <w:t>--chunk-size</w:t>
-      </w:r>
-      <w:r>
-        <w:rPr>
-          <w:rStyle w:val="NormalTok"/>
-          <w:lang w:val="en-US"/>
-        </w:rPr>
-        <w:t xml:space="preserve"> 25</w:t>
-      </w:r>
-    </w:p>
-    <w:p>
-      <w:pPr>
-        <w:numPr>
-          <w:ilvl w:val="0"/>
-          <w:numId w:val="25"/>
-        </w:numPr>
-        <w:rPr>
-          <w:lang w:val="en-US"/>
-        </w:rPr>
-      </w:pPr>
-      <w:r>
-        <w:t>Постобработка</w:t>
-      </w:r>
-      <w:r>
-        <w:rPr>
-          <w:lang w:val="en-US"/>
-        </w:rPr>
-        <w:t>: library/</w:t>
-      </w:r>
-      <w:proofErr w:type="spellStart"/>
-      <w:r>
-        <w:rPr>
-          <w:lang w:val="en-US"/>
-        </w:rPr>
-        <w:t>postprocess</w:t>
-      </w:r>
-      <w:proofErr w:type="spellEnd"/>
-      <w:r>
-        <w:rPr>
-          <w:lang w:val="en-US"/>
-        </w:rPr>
-        <w:t xml:space="preserve">/targets/steps </w:t>
-      </w:r>
-      <w:r>
-        <w:t>с</w:t>
-      </w:r>
-      <w:r>
-        <w:rPr>
-          <w:lang w:val="en-US"/>
-        </w:rPr>
-        <w:t xml:space="preserve"> </w:t>
-      </w:r>
-      <w:r>
-        <w:t>агрегацией</w:t>
-      </w:r>
-      <w:r>
-        <w:rPr>
-          <w:lang w:val="en-US"/>
-        </w:rPr>
-        <w:t xml:space="preserve"> </w:t>
-      </w:r>
-      <w:r>
-        <w:t>синонимов</w:t>
-      </w:r>
-      <w:r>
-        <w:rPr>
-          <w:lang w:val="en-US"/>
-        </w:rPr>
-        <w:t xml:space="preserve"> </w:t>
-      </w:r>
-      <w:r>
-        <w:t>и</w:t>
-      </w:r>
-      <w:r>
-        <w:rPr>
-          <w:lang w:val="en-US"/>
-        </w:rPr>
-        <w:t xml:space="preserve"> </w:t>
-      </w:r>
-      <w:r>
-        <w:t>сортировкой</w:t>
-      </w:r>
-      <w:r>
-        <w:rPr>
-          <w:lang w:val="en-US"/>
-        </w:rPr>
-        <w:t xml:space="preserve"> </w:t>
-      </w:r>
-      <w:r>
-        <w:t>по</w:t>
-      </w:r>
-      <w:r>
-        <w:rPr>
-          <w:lang w:val="en-US"/>
-        </w:rPr>
-        <w:t xml:space="preserve"> </w:t>
-      </w:r>
-      <w:proofErr w:type="spellStart"/>
-      <w:r>
-        <w:rPr>
-          <w:lang w:val="en-US"/>
-        </w:rPr>
-        <w:t>target_chembl_id</w:t>
-      </w:r>
-      <w:proofErr w:type="spellEnd"/>
-      <w:r>
-        <w:rPr>
-          <w:lang w:val="en-US"/>
-        </w:rPr>
-        <w:t>.</w:t>
-      </w:r>
-    </w:p>
-    <w:p>
-      <w:pPr>
-        <w:ind w:firstLine="0"/>
-        <w:rPr>
-          <w:lang w:val="en-US"/>
-        </w:rPr>
-      </w:pPr>
-    </w:p>
-    <w:p>
-      <w:pPr>
-        <w:pStyle w:val="Header4"/>
-        <w:rPr>
-          <w:lang w:val="en-US"/>
-        </w:rPr>
-      </w:pPr>
-      <w:bookmarkStart w:id="22" w:name="тест-айтемы-scriptsget_testitem_data.py"/>
-      <w:bookmarkStart w:id="23" w:name="_Toc210851429"/>
-      <w:bookmarkEnd w:id="20"/>
-      <w:r>
-        <w:rPr>
-          <w:lang w:val="en-US"/>
-        </w:rPr>
-        <w:t xml:space="preserve">4.6 </w:t>
-      </w:r>
-      <w:r>
-        <w:t>Исследуемые</w:t>
-      </w:r>
-      <w:r>
-        <w:rPr>
-          <w:lang w:val="en-US"/>
-        </w:rPr>
-        <w:t xml:space="preserve"> </w:t>
-      </w:r>
-      <w:r>
-        <w:t>соединения</w:t>
-      </w:r>
-      <w:r>
-        <w:rPr>
-          <w:lang w:val="en-US"/>
-        </w:rPr>
-        <w:t xml:space="preserve"> — scripts/get_testitem_data.py</w:t>
-      </w:r>
-      <w:bookmarkEnd w:id="23"/>
-    </w:p>
-    <w:p>
-      <w:pPr>
-        <w:numPr>
-          <w:ilvl w:val="0"/>
-          <w:numId w:val="26"/>
-        </w:numPr>
-        <w:rPr>
-          <w:lang w:val="en-US"/>
-        </w:rPr>
-      </w:pPr>
-      <w:r>
-        <w:t>Использует</w:t>
-      </w:r>
-      <w:r>
-        <w:rPr>
-          <w:lang w:val="en-US"/>
-        </w:rPr>
-        <w:t xml:space="preserve"> </w:t>
-      </w:r>
-      <w:r>
-        <w:t>модуль</w:t>
-      </w:r>
-      <w:r>
-        <w:rPr>
-          <w:lang w:val="en-US"/>
-        </w:rPr>
-        <w:t xml:space="preserve"> </w:t>
-      </w:r>
-      <w:proofErr w:type="spellStart"/>
-      <w:r>
-        <w:rPr>
-          <w:lang w:val="en-US"/>
-        </w:rPr>
-        <w:t>library.pipelines.testitem.cli</w:t>
-      </w:r>
-      <w:proofErr w:type="spellEnd"/>
-      <w:r>
-        <w:rPr>
-          <w:lang w:val="en-US"/>
-        </w:rPr>
-        <w:t xml:space="preserve"> (</w:t>
-      </w:r>
-      <w:r>
-        <w:t>шаги</w:t>
-      </w:r>
-      <w:r>
-        <w:rPr>
-          <w:lang w:val="en-US"/>
-        </w:rPr>
-        <w:t xml:space="preserve">: </w:t>
-      </w:r>
-      <w:proofErr w:type="spellStart"/>
-      <w:r>
-        <w:rPr>
-          <w:lang w:val="en-US"/>
-        </w:rPr>
-        <w:t>read_identifiers</w:t>
-      </w:r>
-      <w:proofErr w:type="spellEnd"/>
-      <w:r>
-        <w:rPr>
-          <w:lang w:val="en-US"/>
-        </w:rPr>
-        <w:t xml:space="preserve">, </w:t>
-      </w:r>
-      <w:proofErr w:type="spellStart"/>
-      <w:r>
-        <w:rPr>
-          <w:lang w:val="en-US"/>
-        </w:rPr>
-        <w:t>fetch_chembl_metadata</w:t>
-      </w:r>
-      <w:proofErr w:type="spellEnd"/>
-      <w:r>
-        <w:rPr>
-          <w:lang w:val="en-US"/>
-        </w:rPr>
-        <w:t xml:space="preserve">, </w:t>
-      </w:r>
-      <w:proofErr w:type="spellStart"/>
-      <w:r>
-        <w:rPr>
-          <w:lang w:val="en-US"/>
-        </w:rPr>
-        <w:t>enrich_pubchem</w:t>
-      </w:r>
-      <w:proofErr w:type="spellEnd"/>
-      <w:r>
-        <w:rPr>
-          <w:lang w:val="en-US"/>
-        </w:rPr>
-        <w:t xml:space="preserve">, </w:t>
-      </w:r>
-      <w:proofErr w:type="spellStart"/>
-      <w:r>
-        <w:rPr>
-          <w:lang w:val="en-US"/>
-        </w:rPr>
-        <w:t>finalize_export</w:t>
-      </w:r>
-      <w:proofErr w:type="spellEnd"/>
-      <w:r>
-        <w:rPr>
-          <w:lang w:val="en-US"/>
-        </w:rPr>
-        <w:t>).</w:t>
-      </w:r>
-    </w:p>
-    <w:p>
-      <w:pPr>
-        <w:numPr>
-          <w:ilvl w:val="0"/>
-          <w:numId w:val="26"/>
-        </w:numPr>
-        <w:rPr>
-          <w:lang w:val="en-US"/>
-        </w:rPr>
-      </w:pPr>
-      <w:r>
-        <w:t>Аргументы</w:t>
-      </w:r>
-      <w:r>
-        <w:rPr>
-          <w:lang w:val="en-US"/>
-        </w:rPr>
-        <w:t>:</w:t>
-      </w:r>
-    </w:p>
-    <w:p>
-      <w:pPr>
-        <w:numPr>
-          <w:ilvl w:val="0"/>
-          <w:numId w:val="26"/>
-        </w:numPr>
-        <w:rPr>
-          <w:lang w:val="en-US"/>
-        </w:rPr>
-      </w:pPr>
-      <w:r>
-        <w:rPr>
-          <w:lang w:val="en-US"/>
-        </w:rPr>
-        <w:t xml:space="preserve"> --input-csv, --final-out, --batch-size, --timeout, --limit, --offset, --</w:t>
-      </w:r>
-      <w:proofErr w:type="spellStart"/>
-      <w:r>
-        <w:rPr>
-          <w:lang w:val="en-US"/>
-        </w:rPr>
-        <w:t>pubchem-rps</w:t>
-      </w:r>
-      <w:proofErr w:type="spellEnd"/>
-      <w:r>
-        <w:rPr>
-          <w:lang w:val="en-US"/>
-        </w:rPr>
-        <w:t>, --force.</w:t>
-      </w:r>
-    </w:p>
-    <w:p>
-      <w:pPr>
-        <w:numPr>
-          <w:ilvl w:val="0"/>
-          <w:numId w:val="26"/>
-        </w:numPr>
-      </w:pPr>
-      <w:r>
-        <w:t>Пример:</w:t>
-      </w:r>
-    </w:p>
-    <w:p>
-      <w:pPr>
-        <w:pStyle w:val="SourceCode"/>
-        <w:numPr>
-          <w:ilvl w:val="0"/>
-          <w:numId w:val="18"/>
-        </w:numPr>
-        <w:rPr>
-          <w:lang w:val="en-US"/>
-        </w:rPr>
-      </w:pPr>
-      <w:r>
-        <w:rPr>
-          <w:rStyle w:val="ExtensionTok"/>
-          <w:lang w:val="en-US"/>
-        </w:rPr>
-        <w:t>python</w:t>
-      </w:r>
-      <w:r>
-        <w:rPr>
-          <w:rStyle w:val="NormalTok"/>
-          <w:lang w:val="en-US"/>
-        </w:rPr>
-        <w:t xml:space="preserve"> scripts/get_testitem_data.py </w:t>
-      </w:r>
-      <w:r>
-        <w:rPr>
-          <w:rStyle w:val="AttributeTok"/>
-          <w:lang w:val="en-US"/>
-        </w:rPr>
-        <w:t>--</w:t>
-      </w:r>
-      <w:proofErr w:type="spellStart"/>
-      <w:r>
-        <w:rPr>
-          <w:rStyle w:val="AttributeTok"/>
-          <w:lang w:val="en-US"/>
-        </w:rPr>
-        <w:t>config</w:t>
-      </w:r>
-      <w:proofErr w:type="spellEnd"/>
-      <w:r>
-        <w:rPr>
-          <w:rStyle w:val="NormalTok"/>
-          <w:lang w:val="en-US"/>
-        </w:rPr>
-        <w:t xml:space="preserve"> </w:t>
-      </w:r>
-      <w:proofErr w:type="spellStart"/>
-      <w:r>
-        <w:rPr>
-          <w:rStyle w:val="NormalTok"/>
-          <w:lang w:val="en-US"/>
-        </w:rPr>
-        <w:t>config</w:t>
-      </w:r>
-      <w:proofErr w:type="spellEnd"/>
-      <w:r>
-        <w:rPr>
-          <w:rStyle w:val="NormalTok"/>
-          <w:lang w:val="en-US"/>
-        </w:rPr>
-        <w:t>/</w:t>
-      </w:r>
-      <w:proofErr w:type="spellStart"/>
-      <w:r>
-        <w:rPr>
-          <w:rStyle w:val="NormalTok"/>
-          <w:lang w:val="en-US"/>
-        </w:rPr>
-        <w:t>config.yaml</w:t>
-      </w:r>
-      <w:proofErr w:type="spellEnd"/>
-      <w:r>
-        <w:rPr>
-          <w:rStyle w:val="NormalTok"/>
-          <w:lang w:val="en-US"/>
-        </w:rPr>
-        <w:t xml:space="preserve"> </w:t>
-      </w:r>
-      <w:r>
-        <w:rPr>
-          <w:rStyle w:val="DataTypeTok"/>
-          <w:lang w:val="en-US"/>
-        </w:rPr>
-        <w:t>\</w:t>
-      </w:r>
-      <w:r>
-        <w:rPr>
-          <w:lang w:val="en-US"/>
-        </w:rPr>
-        <w:br/>
-      </w:r>
-      <w:r>
-        <w:rPr>
-          <w:rStyle w:val="NormalTok"/>
-          <w:lang w:val="en-US"/>
-        </w:rPr>
-        <w:t xml:space="preserve">    </w:t>
-      </w:r>
-      <w:r>
-        <w:rPr>
-          <w:rStyle w:val="AttributeTok"/>
-          <w:lang w:val="en-US"/>
-        </w:rPr>
-        <w:t>--input-csv</w:t>
-      </w:r>
-      <w:r>
-        <w:rPr>
-          <w:rStyle w:val="NormalTok"/>
-          <w:lang w:val="en-US"/>
-        </w:rPr>
-        <w:t xml:space="preserve"> data/testitems.ids.csv </w:t>
-      </w:r>
-      <w:r>
-        <w:rPr>
-          <w:rStyle w:val="AttributeTok"/>
-          <w:lang w:val="en-US"/>
-        </w:rPr>
-        <w:t>--final-out</w:t>
-      </w:r>
-      <w:r>
-        <w:rPr>
-          <w:rStyle w:val="NormalTok"/>
-          <w:lang w:val="en-US"/>
-        </w:rPr>
-        <w:t xml:space="preserve"> output/testitems.csv </w:t>
-      </w:r>
-      <w:r>
-        <w:rPr>
-          <w:rStyle w:val="DataTypeTok"/>
-          <w:lang w:val="en-US"/>
-        </w:rPr>
-        <w:t>\</w:t>
-      </w:r>
-      <w:r>
-        <w:rPr>
-          <w:lang w:val="en-US"/>
-        </w:rPr>
-        <w:br/>
-      </w:r>
-      <w:r>
-        <w:rPr>
-          <w:rStyle w:val="NormalTok"/>
-          <w:lang w:val="en-US"/>
-        </w:rPr>
-        <w:t xml:space="preserve">    </w:t>
-      </w:r>
-      <w:r>
-        <w:rPr>
-          <w:rStyle w:val="AttributeTok"/>
-          <w:lang w:val="en-US"/>
-        </w:rPr>
-        <w:t>--batch-size</w:t>
-      </w:r>
-      <w:r>
-        <w:rPr>
-          <w:rStyle w:val="NormalTok"/>
-          <w:lang w:val="en-US"/>
-        </w:rPr>
-        <w:t xml:space="preserve"> 1000 </w:t>
-      </w:r>
-      <w:r>
-        <w:rPr>
-          <w:rStyle w:val="AttributeTok"/>
-          <w:lang w:val="en-US"/>
-        </w:rPr>
-        <w:t>--timeout</w:t>
-      </w:r>
-      <w:r>
-        <w:rPr>
-          <w:rStyle w:val="NormalTok"/>
-          <w:lang w:val="en-US"/>
-        </w:rPr>
-        <w:t xml:space="preserve"> 30</w:t>
-      </w:r>
-    </w:p>
-    <w:p>
-      <w:pPr>
-        <w:numPr>
-          <w:ilvl w:val="0"/>
-          <w:numId w:val="26"/>
-        </w:numPr>
-        <w:rPr>
-          <w:lang w:val="en-US"/>
-        </w:rPr>
-      </w:pPr>
-      <w:r>
-        <w:t>Выход</w:t>
-      </w:r>
-      <w:r>
-        <w:rPr>
-          <w:lang w:val="en-US"/>
-        </w:rPr>
-        <w:t xml:space="preserve">: </w:t>
-      </w:r>
-      <w:r>
-        <w:t>основной</w:t>
-      </w:r>
-      <w:r>
-        <w:rPr>
-          <w:lang w:val="en-US"/>
-        </w:rPr>
-        <w:t xml:space="preserve"> CSV, </w:t>
-      </w:r>
-      <w:proofErr w:type="gramStart"/>
-      <w:r>
-        <w:rPr>
-          <w:lang w:val="en-US"/>
-        </w:rPr>
-        <w:t>sidecar .</w:t>
-      </w:r>
-      <w:proofErr w:type="spellStart"/>
-      <w:r>
-        <w:rPr>
-          <w:lang w:val="en-US"/>
-        </w:rPr>
-        <w:t>meta</w:t>
-      </w:r>
-      <w:proofErr w:type="gramEnd"/>
-      <w:r>
-        <w:rPr>
-          <w:lang w:val="en-US"/>
-        </w:rPr>
-        <w:t>.yaml</w:t>
-      </w:r>
-      <w:proofErr w:type="spellEnd"/>
-      <w:r>
-        <w:rPr>
-          <w:lang w:val="en-US"/>
-        </w:rPr>
-        <w:t xml:space="preserve">, failure-case CSV, QA </w:t>
-      </w:r>
-      <w:r>
-        <w:t>и</w:t>
-      </w:r>
-      <w:r>
-        <w:rPr>
-          <w:lang w:val="en-US"/>
-        </w:rPr>
-        <w:t xml:space="preserve"> </w:t>
-      </w:r>
-      <w:r>
-        <w:t>отчёт</w:t>
-      </w:r>
-      <w:r>
-        <w:rPr>
-          <w:lang w:val="en-US"/>
-        </w:rPr>
-        <w:t xml:space="preserve"> </w:t>
-      </w:r>
-      <w:proofErr w:type="spellStart"/>
-      <w:r>
-        <w:t>постпроцесса</w:t>
-      </w:r>
-      <w:proofErr w:type="spellEnd"/>
-      <w:r>
-        <w:rPr>
-          <w:lang w:val="en-US"/>
-        </w:rPr>
         <w:t>.</w:t>
       </w:r>
     </w:p>
@@ -11939,7 +11967,7 @@
       </w:pPr>
       <w:bookmarkStart w:id="24" w:name="контроль-качества"/>
       <w:bookmarkEnd w:id="10"/>
-      <w:bookmarkEnd w:id="22"/>
+      <w:bookmarkEnd w:id="23"/>
     </w:p>
     <w:p>
       <w:pPr>
@@ -13129,12 +13157,12 @@
       <w:pPr>
         <w:pStyle w:val="Header4"/>
       </w:pPr>
-      <w:bookmarkStart w:id="28" w:name="активности"/>
-      <w:bookmarkStart w:id="29" w:name="_Toc210851432"/>
+      <w:bookmarkStart w:id="28" w:name="_Toc210851432"/>
+      <w:bookmarkStart w:id="29" w:name="активности"/>
       <w:r>
         <w:t>6.1 Активности</w:t>
       </w:r>
-      <w:bookmarkEnd w:id="29"/>
+      <w:bookmarkEnd w:id="28"/>
     </w:p>
     <w:p>
       <w:pPr>
@@ -13562,9 +13590,9 @@
           <w:lang w:val="en-US"/>
         </w:rPr>
       </w:pPr>
-      <w:bookmarkStart w:id="30" w:name="ассеи"/>
-      <w:bookmarkStart w:id="31" w:name="_Toc210851433"/>
-      <w:bookmarkEnd w:id="28"/>
+      <w:bookmarkStart w:id="30" w:name="_Toc210851433"/>
+      <w:bookmarkStart w:id="31" w:name="ассеи"/>
+      <w:bookmarkEnd w:id="29"/>
       <w:r>
         <w:rPr>
           <w:lang w:val="en-US"/>
@@ -13574,7 +13602,7 @@
       <w:r>
         <w:t>Эксперименты</w:t>
       </w:r>
-      <w:bookmarkEnd w:id="31"/>
+      <w:bookmarkEnd w:id="30"/>
     </w:p>
     <w:p>
       <w:pPr>
@@ -13987,7 +14015,7 @@
         </w:rPr>
       </w:pPr>
       <w:bookmarkStart w:id="32" w:name="документы"/>
-      <w:bookmarkEnd w:id="30"/>
+      <w:bookmarkEnd w:id="31"/>
       <w:r>
         <w:rPr>
           <w:lang w:val="en-US"/>
@@ -14330,8 +14358,8 @@
       <w:pPr>
         <w:pStyle w:val="Header4"/>
       </w:pPr>
-      <w:bookmarkStart w:id="34" w:name="цели"/>
-      <w:bookmarkStart w:id="35" w:name="_Toc210851435"/>
+      <w:bookmarkStart w:id="34" w:name="_Toc210851435"/>
+      <w:bookmarkStart w:id="35" w:name="цели"/>
       <w:bookmarkEnd w:id="32"/>
       <w:r>
         <w:t xml:space="preserve">6.4 </w:t>
@@ -14339,7 +14367,7 @@
       <w:r>
         <w:t>Молекулярные мишени</w:t>
       </w:r>
-      <w:bookmarkEnd w:id="35"/>
+      <w:bookmarkEnd w:id="34"/>
     </w:p>
     <w:p>
       <w:pPr>
@@ -14639,16 +14667,16 @@
       <w:pPr>
         <w:pStyle w:val="Header4"/>
       </w:pPr>
-      <w:bookmarkStart w:id="36" w:name="тест-айтемы"/>
-      <w:bookmarkStart w:id="37" w:name="_Toc210851436"/>
-      <w:bookmarkEnd w:id="34"/>
+      <w:bookmarkStart w:id="36" w:name="_Toc210851436"/>
+      <w:bookmarkStart w:id="37" w:name="тест-айтемы"/>
+      <w:bookmarkEnd w:id="35"/>
       <w:r>
         <w:t xml:space="preserve">6.5 </w:t>
       </w:r>
       <w:r>
         <w:t>Исследуемые соединения</w:t>
       </w:r>
-      <w:bookmarkEnd w:id="37"/>
+      <w:bookmarkEnd w:id="36"/>
     </w:p>
     <w:p>
       <w:pPr>
@@ -14937,7 +14965,7 @@
       </w:pPr>
       <w:bookmarkStart w:id="38" w:name="финальные-выходные-таблицы-и-отчётность"/>
       <w:bookmarkEnd w:id="26"/>
-      <w:bookmarkEnd w:id="36"/>
+      <w:bookmarkEnd w:id="37"/>
     </w:p>
     <w:p>
       <w:pPr>
@@ -14998,6 +15026,7 @@
     <w:p>
       <w:pPr>
         <w:pStyle w:val="Paragraph"/>
+        <w:ind w:firstLine="0"/>
       </w:pPr>
       <w:r>
         <w:rPr>
@@ -15208,8 +15237,8 @@
       <w:pPr>
         <w:pStyle w:val="Header4"/>
       </w:pPr>
-      <w:bookmarkStart w:id="40" w:name="activity-export"/>
-      <w:bookmarkStart w:id="41" w:name="_Toc210851438"/>
+      <w:bookmarkStart w:id="40" w:name="_Toc210851438"/>
+      <w:bookmarkStart w:id="41" w:name="activity-export"/>
       <w:r>
         <w:t xml:space="preserve">7.1 </w:t>
       </w:r>
@@ -15225,7 +15254,7 @@
       <w:r>
         <w:t>Export</w:t>
       </w:r>
-      <w:bookmarkEnd w:id="41"/>
+      <w:bookmarkEnd w:id="40"/>
       <w:proofErr w:type="spellEnd"/>
     </w:p>
     <w:tbl>
@@ -16238,7 +16267,7 @@
         </w:rPr>
       </w:pPr>
       <w:bookmarkStart w:id="42" w:name="assay-export"/>
-      <w:bookmarkEnd w:id="40"/>
+      <w:bookmarkEnd w:id="41"/>
       <w:r>
         <w:br w:type="page"/>
       </w:r>
@@ -20132,12 +20161,12 @@
       <w:pPr>
         <w:pStyle w:val="Header4"/>
       </w:pPr>
-      <w:bookmarkStart w:id="52" w:name="yaml-конфигурации-постобработки"/>
-      <w:bookmarkStart w:id="53" w:name="_Toc210851444"/>
+      <w:bookmarkStart w:id="52" w:name="_Toc210851444"/>
+      <w:bookmarkStart w:id="53" w:name="yaml-конфигурации-постобработки"/>
       <w:r>
         <w:t>8.1 YAML-конфигурации постобработки</w:t>
       </w:r>
-      <w:bookmarkEnd w:id="53"/>
+      <w:bookmarkEnd w:id="52"/>
     </w:p>
     <w:tbl>
       <w:tblPr>
@@ -20531,7 +20560,7 @@
         </w:rPr>
       </w:pPr>
       <w:bookmarkStart w:id="54" w:name="быстрый-справочник-cli"/>
-      <w:bookmarkEnd w:id="52"/>
+      <w:bookmarkEnd w:id="53"/>
     </w:p>
     <w:p>
       <w:pPr>
@@ -21287,7 +21316,7 @@
           <w:rPr>
             <w:noProof/>
           </w:rPr>
-          <w:t>20</w:t>
+          <w:t>12</w:t>
         </w:r>
         <w:r>
           <w:rPr>
@@ -22197,6 +22226,178 @@
     </w:lvl>
   </w:abstractNum>
   <w:abstractNum w:abstractNumId="9" w15:restartNumberingAfterBreak="0">
+    <w:nsid w:val="2179552A"/>
+    <w:multiLevelType w:val="hybridMultilevel"/>
+    <w:tmpl w:val="F552E1E4"/>
+    <w:lvl w:ilvl="0" w:tplc="04090013">
+      <w:start w:val="1"/>
+      <w:numFmt w:val="upperRoman"/>
+      <w:lvlText w:val="%1."/>
+      <w:lvlJc w:val="right"/>
+      <w:pPr>
+        <w:ind w:left="1440" w:hanging="360"/>
+      </w:pPr>
+    </w:lvl>
+    <w:lvl w:ilvl="1" w:tplc="04090019" w:tentative="1">
+      <w:start w:val="1"/>
+      <w:numFmt w:val="lowerLetter"/>
+      <w:lvlText w:val="%2."/>
+      <w:lvlJc w:val="left"/>
+      <w:pPr>
+        <w:ind w:left="2160" w:hanging="360"/>
+      </w:pPr>
+    </w:lvl>
+    <w:lvl w:ilvl="2" w:tplc="0409001B" w:tentative="1">
+      <w:start w:val="1"/>
+      <w:numFmt w:val="lowerRoman"/>
+      <w:lvlText w:val="%3."/>
+      <w:lvlJc w:val="right"/>
+      <w:pPr>
+        <w:ind w:left="2880" w:hanging="180"/>
+      </w:pPr>
+    </w:lvl>
+    <w:lvl w:ilvl="3" w:tplc="0409000F" w:tentative="1">
+      <w:start w:val="1"/>
+      <w:numFmt w:val="decimal"/>
+      <w:lvlText w:val="%4."/>
+      <w:lvlJc w:val="left"/>
+      <w:pPr>
+        <w:ind w:left="3600" w:hanging="360"/>
+      </w:pPr>
+    </w:lvl>
+    <w:lvl w:ilvl="4" w:tplc="04090019" w:tentative="1">
+      <w:start w:val="1"/>
+      <w:numFmt w:val="lowerLetter"/>
+      <w:lvlText w:val="%5."/>
+      <w:lvlJc w:val="left"/>
+      <w:pPr>
+        <w:ind w:left="4320" w:hanging="360"/>
+      </w:pPr>
+    </w:lvl>
+    <w:lvl w:ilvl="5" w:tplc="0409001B" w:tentative="1">
+      <w:start w:val="1"/>
+      <w:numFmt w:val="lowerRoman"/>
+      <w:lvlText w:val="%6."/>
+      <w:lvlJc w:val="right"/>
+      <w:pPr>
+        <w:ind w:left="5040" w:hanging="180"/>
+      </w:pPr>
+    </w:lvl>
+    <w:lvl w:ilvl="6" w:tplc="0409000F" w:tentative="1">
+      <w:start w:val="1"/>
+      <w:numFmt w:val="decimal"/>
+      <w:lvlText w:val="%7."/>
+      <w:lvlJc w:val="left"/>
+      <w:pPr>
+        <w:ind w:left="5760" w:hanging="360"/>
+      </w:pPr>
+    </w:lvl>
+    <w:lvl w:ilvl="7" w:tplc="04090019" w:tentative="1">
+      <w:start w:val="1"/>
+      <w:numFmt w:val="lowerLetter"/>
+      <w:lvlText w:val="%8."/>
+      <w:lvlJc w:val="left"/>
+      <w:pPr>
+        <w:ind w:left="6480" w:hanging="360"/>
+      </w:pPr>
+    </w:lvl>
+    <w:lvl w:ilvl="8" w:tplc="0409001B" w:tentative="1">
+      <w:start w:val="1"/>
+      <w:numFmt w:val="lowerRoman"/>
+      <w:lvlText w:val="%9."/>
+      <w:lvlJc w:val="right"/>
+      <w:pPr>
+        <w:ind w:left="7200" w:hanging="180"/>
+      </w:pPr>
+    </w:lvl>
+  </w:abstractNum>
+  <w:abstractNum w:abstractNumId="10" w15:restartNumberingAfterBreak="0">
+    <w:nsid w:val="2485431C"/>
+    <w:multiLevelType w:val="hybridMultilevel"/>
+    <w:tmpl w:val="F552E1E4"/>
+    <w:lvl w:ilvl="0" w:tplc="04090013">
+      <w:start w:val="1"/>
+      <w:numFmt w:val="upperRoman"/>
+      <w:lvlText w:val="%1."/>
+      <w:lvlJc w:val="right"/>
+      <w:pPr>
+        <w:ind w:left="1440" w:hanging="360"/>
+      </w:pPr>
+    </w:lvl>
+    <w:lvl w:ilvl="1" w:tplc="04090019" w:tentative="1">
+      <w:start w:val="1"/>
+      <w:numFmt w:val="lowerLetter"/>
+      <w:lvlText w:val="%2."/>
+      <w:lvlJc w:val="left"/>
+      <w:pPr>
+        <w:ind w:left="2160" w:hanging="360"/>
+      </w:pPr>
+    </w:lvl>
+    <w:lvl w:ilvl="2" w:tplc="0409001B" w:tentative="1">
+      <w:start w:val="1"/>
+      <w:numFmt w:val="lowerRoman"/>
+      <w:lvlText w:val="%3."/>
+      <w:lvlJc w:val="right"/>
+      <w:pPr>
+        <w:ind w:left="2880" w:hanging="180"/>
+      </w:pPr>
+    </w:lvl>
+    <w:lvl w:ilvl="3" w:tplc="0409000F" w:tentative="1">
+      <w:start w:val="1"/>
+      <w:numFmt w:val="decimal"/>
+      <w:lvlText w:val="%4."/>
+      <w:lvlJc w:val="left"/>
+      <w:pPr>
+        <w:ind w:left="3600" w:hanging="360"/>
+      </w:pPr>
+    </w:lvl>
+    <w:lvl w:ilvl="4" w:tplc="04090019" w:tentative="1">
+      <w:start w:val="1"/>
+      <w:numFmt w:val="lowerLetter"/>
+      <w:lvlText w:val="%5."/>
+      <w:lvlJc w:val="left"/>
+      <w:pPr>
+        <w:ind w:left="4320" w:hanging="360"/>
+      </w:pPr>
+    </w:lvl>
+    <w:lvl w:ilvl="5" w:tplc="0409001B" w:tentative="1">
+      <w:start w:val="1"/>
+      <w:numFmt w:val="lowerRoman"/>
+      <w:lvlText w:val="%6."/>
+      <w:lvlJc w:val="right"/>
+      <w:pPr>
+        <w:ind w:left="5040" w:hanging="180"/>
+      </w:pPr>
+    </w:lvl>
+    <w:lvl w:ilvl="6" w:tplc="0409000F" w:tentative="1">
+      <w:start w:val="1"/>
+      <w:numFmt w:val="decimal"/>
+      <w:lvlText w:val="%7."/>
+      <w:lvlJc w:val="left"/>
+      <w:pPr>
+        <w:ind w:left="5760" w:hanging="360"/>
+      </w:pPr>
+    </w:lvl>
+    <w:lvl w:ilvl="7" w:tplc="04090019" w:tentative="1">
+      <w:start w:val="1"/>
+      <w:numFmt w:val="lowerLetter"/>
+      <w:lvlText w:val="%8."/>
+      <w:lvlJc w:val="left"/>
+      <w:pPr>
+        <w:ind w:left="6480" w:hanging="360"/>
+      </w:pPr>
+    </w:lvl>
+    <w:lvl w:ilvl="8" w:tplc="0409001B" w:tentative="1">
+      <w:start w:val="1"/>
+      <w:numFmt w:val="lowerRoman"/>
+      <w:lvlText w:val="%9."/>
+      <w:lvlJc w:val="right"/>
+      <w:pPr>
+        <w:ind w:left="7200" w:hanging="180"/>
+      </w:pPr>
+    </w:lvl>
+  </w:abstractNum>
+  <w:abstractNum w:abstractNumId="11" w15:restartNumberingAfterBreak="0">
     <w:nsid w:val="32D31197"/>
     <w:multiLevelType w:val="multilevel"/>
     <w:tmpl w:val="DC703DA2"/>
@@ -22336,7 +22537,7 @@
       </w:rPr>
     </w:lvl>
   </w:abstractNum>
-  <w:abstractNum w:abstractNumId="10" w15:restartNumberingAfterBreak="0">
+  <w:abstractNum w:abstractNumId="12" w15:restartNumberingAfterBreak="0">
     <w:nsid w:val="35E83664"/>
     <w:multiLevelType w:val="multilevel"/>
     <w:tmpl w:val="844242BA"/>
@@ -22481,7 +22682,7 @@
       </w:rPr>
     </w:lvl>
   </w:abstractNum>
-  <w:abstractNum w:abstractNumId="11" w15:restartNumberingAfterBreak="0">
+  <w:abstractNum w:abstractNumId="13" w15:restartNumberingAfterBreak="0">
     <w:nsid w:val="3A7728EF"/>
     <w:multiLevelType w:val="hybridMultilevel"/>
     <w:tmpl w:val="0AF4811C"/>
@@ -22599,7 +22800,7 @@
       </w:pPr>
     </w:lvl>
   </w:abstractNum>
-  <w:abstractNum w:abstractNumId="12" w15:restartNumberingAfterBreak="0">
+  <w:abstractNum w:abstractNumId="14" w15:restartNumberingAfterBreak="0">
     <w:nsid w:val="3AD12224"/>
     <w:multiLevelType w:val="multilevel"/>
     <w:tmpl w:val="1748A480"/>
@@ -22720,7 +22921,7 @@
       </w:rPr>
     </w:lvl>
   </w:abstractNum>
-  <w:abstractNum w:abstractNumId="13" w15:restartNumberingAfterBreak="0">
+  <w:abstractNum w:abstractNumId="15" w15:restartNumberingAfterBreak="0">
     <w:nsid w:val="3EE46136"/>
     <w:multiLevelType w:val="multilevel"/>
     <w:tmpl w:val="51246C2E"/>
@@ -22844,7 +23045,7 @@
       </w:rPr>
     </w:lvl>
   </w:abstractNum>
-  <w:abstractNum w:abstractNumId="14" w15:restartNumberingAfterBreak="0">
+  <w:abstractNum w:abstractNumId="16" w15:restartNumberingAfterBreak="0">
     <w:nsid w:val="45690E16"/>
     <w:multiLevelType w:val="hybridMultilevel"/>
     <w:tmpl w:val="F552E1E4"/>
@@ -22930,7 +23131,7 @@
       </w:pPr>
     </w:lvl>
   </w:abstractNum>
-  <w:abstractNum w:abstractNumId="15" w15:restartNumberingAfterBreak="0">
+  <w:abstractNum w:abstractNumId="17" w15:restartNumberingAfterBreak="0">
     <w:nsid w:val="45F34931"/>
     <w:multiLevelType w:val="hybridMultilevel"/>
     <w:tmpl w:val="373C6DB4"/>
@@ -23043,7 +23244,93 @@
       </w:rPr>
     </w:lvl>
   </w:abstractNum>
-  <w:abstractNum w:abstractNumId="16" w15:restartNumberingAfterBreak="0">
+  <w:abstractNum w:abstractNumId="18" w15:restartNumberingAfterBreak="0">
+    <w:nsid w:val="52B77E67"/>
+    <w:multiLevelType w:val="hybridMultilevel"/>
+    <w:tmpl w:val="F552E1E4"/>
+    <w:lvl w:ilvl="0" w:tplc="04090013">
+      <w:start w:val="1"/>
+      <w:numFmt w:val="upperRoman"/>
+      <w:lvlText w:val="%1."/>
+      <w:lvlJc w:val="right"/>
+      <w:pPr>
+        <w:ind w:left="1440" w:hanging="360"/>
+      </w:pPr>
+    </w:lvl>
+    <w:lvl w:ilvl="1" w:tplc="04090019" w:tentative="1">
+      <w:start w:val="1"/>
+      <w:numFmt w:val="lowerLetter"/>
+      <w:lvlText w:val="%2."/>
+      <w:lvlJc w:val="left"/>
+      <w:pPr>
+        <w:ind w:left="2160" w:hanging="360"/>
+      </w:pPr>
+    </w:lvl>
+    <w:lvl w:ilvl="2" w:tplc="0409001B" w:tentative="1">
+      <w:start w:val="1"/>
+      <w:numFmt w:val="lowerRoman"/>
+      <w:lvlText w:val="%3."/>
+      <w:lvlJc w:val="right"/>
+      <w:pPr>
+        <w:ind w:left="2880" w:hanging="180"/>
+      </w:pPr>
+    </w:lvl>
+    <w:lvl w:ilvl="3" w:tplc="0409000F" w:tentative="1">
+      <w:start w:val="1"/>
+      <w:numFmt w:val="decimal"/>
+      <w:lvlText w:val="%4."/>
+      <w:lvlJc w:val="left"/>
+      <w:pPr>
+        <w:ind w:left="3600" w:hanging="360"/>
+      </w:pPr>
+    </w:lvl>
+    <w:lvl w:ilvl="4" w:tplc="04090019" w:tentative="1">
+      <w:start w:val="1"/>
+      <w:numFmt w:val="lowerLetter"/>
+      <w:lvlText w:val="%5."/>
+      <w:lvlJc w:val="left"/>
+      <w:pPr>
+        <w:ind w:left="4320" w:hanging="360"/>
+      </w:pPr>
+    </w:lvl>
+    <w:lvl w:ilvl="5" w:tplc="0409001B" w:tentative="1">
+      <w:start w:val="1"/>
+      <w:numFmt w:val="lowerRoman"/>
+      <w:lvlText w:val="%6."/>
+      <w:lvlJc w:val="right"/>
+      <w:pPr>
+        <w:ind w:left="5040" w:hanging="180"/>
+      </w:pPr>
+    </w:lvl>
+    <w:lvl w:ilvl="6" w:tplc="0409000F" w:tentative="1">
+      <w:start w:val="1"/>
+      <w:numFmt w:val="decimal"/>
+      <w:lvlText w:val="%7."/>
+      <w:lvlJc w:val="left"/>
+      <w:pPr>
+        <w:ind w:left="5760" w:hanging="360"/>
+      </w:pPr>
+    </w:lvl>
+    <w:lvl w:ilvl="7" w:tplc="04090019" w:tentative="1">
+      <w:start w:val="1"/>
+      <w:numFmt w:val="lowerLetter"/>
+      <w:lvlText w:val="%8."/>
+      <w:lvlJc w:val="left"/>
+      <w:pPr>
+        <w:ind w:left="6480" w:hanging="360"/>
+      </w:pPr>
+    </w:lvl>
+    <w:lvl w:ilvl="8" w:tplc="0409001B" w:tentative="1">
+      <w:start w:val="1"/>
+      <w:numFmt w:val="lowerRoman"/>
+      <w:lvlText w:val="%9."/>
+      <w:lvlJc w:val="right"/>
+      <w:pPr>
+        <w:ind w:left="7200" w:hanging="180"/>
+      </w:pPr>
+    </w:lvl>
+  </w:abstractNum>
+  <w:abstractNum w:abstractNumId="19" w15:restartNumberingAfterBreak="0">
     <w:nsid w:val="5AE41A95"/>
     <w:multiLevelType w:val="hybridMultilevel"/>
     <w:tmpl w:val="0B8C5454"/>
@@ -23132,7 +23419,7 @@
       </w:pPr>
     </w:lvl>
   </w:abstractNum>
-  <w:abstractNum w:abstractNumId="17" w15:restartNumberingAfterBreak="0">
+  <w:abstractNum w:abstractNumId="20" w15:restartNumberingAfterBreak="0">
     <w:nsid w:val="61401F23"/>
     <w:multiLevelType w:val="multilevel"/>
     <w:tmpl w:val="28B62DF6"/>
@@ -23253,7 +23540,7 @@
       </w:rPr>
     </w:lvl>
   </w:abstractNum>
-  <w:abstractNum w:abstractNumId="18" w15:restartNumberingAfterBreak="0">
+  <w:abstractNum w:abstractNumId="21" w15:restartNumberingAfterBreak="0">
     <w:nsid w:val="683E594E"/>
     <w:multiLevelType w:val="multilevel"/>
     <w:tmpl w:val="BDD2C358"/>
@@ -23358,7 +23645,7 @@
       </w:rPr>
     </w:lvl>
   </w:abstractNum>
-  <w:abstractNum w:abstractNumId="19" w15:restartNumberingAfterBreak="0">
+  <w:abstractNum w:abstractNumId="22" w15:restartNumberingAfterBreak="0">
     <w:nsid w:val="68CE659B"/>
     <w:multiLevelType w:val="multilevel"/>
     <w:tmpl w:val="51246C2E"/>
@@ -23481,7 +23768,265 @@
       </w:rPr>
     </w:lvl>
   </w:abstractNum>
-  <w:abstractNum w:abstractNumId="20" w15:restartNumberingAfterBreak="0">
+  <w:abstractNum w:abstractNumId="23" w15:restartNumberingAfterBreak="0">
+    <w:nsid w:val="75785935"/>
+    <w:multiLevelType w:val="hybridMultilevel"/>
+    <w:tmpl w:val="F552E1E4"/>
+    <w:lvl w:ilvl="0" w:tplc="04090013">
+      <w:start w:val="1"/>
+      <w:numFmt w:val="upperRoman"/>
+      <w:lvlText w:val="%1."/>
+      <w:lvlJc w:val="right"/>
+      <w:pPr>
+        <w:ind w:left="1440" w:hanging="360"/>
+      </w:pPr>
+    </w:lvl>
+    <w:lvl w:ilvl="1" w:tplc="04090019" w:tentative="1">
+      <w:start w:val="1"/>
+      <w:numFmt w:val="lowerLetter"/>
+      <w:lvlText w:val="%2."/>
+      <w:lvlJc w:val="left"/>
+      <w:pPr>
+        <w:ind w:left="2160" w:hanging="360"/>
+      </w:pPr>
+    </w:lvl>
+    <w:lvl w:ilvl="2" w:tplc="0409001B" w:tentative="1">
+      <w:start w:val="1"/>
+      <w:numFmt w:val="lowerRoman"/>
+      <w:lvlText w:val="%3."/>
+      <w:lvlJc w:val="right"/>
+      <w:pPr>
+        <w:ind w:left="2880" w:hanging="180"/>
+      </w:pPr>
+    </w:lvl>
+    <w:lvl w:ilvl="3" w:tplc="0409000F" w:tentative="1">
+      <w:start w:val="1"/>
+      <w:numFmt w:val="decimal"/>
+      <w:lvlText w:val="%4."/>
+      <w:lvlJc w:val="left"/>
+      <w:pPr>
+        <w:ind w:left="3600" w:hanging="360"/>
+      </w:pPr>
+    </w:lvl>
+    <w:lvl w:ilvl="4" w:tplc="04090019" w:tentative="1">
+      <w:start w:val="1"/>
+      <w:numFmt w:val="lowerLetter"/>
+      <w:lvlText w:val="%5."/>
+      <w:lvlJc w:val="left"/>
+      <w:pPr>
+        <w:ind w:left="4320" w:hanging="360"/>
+      </w:pPr>
+    </w:lvl>
+    <w:lvl w:ilvl="5" w:tplc="0409001B" w:tentative="1">
+      <w:start w:val="1"/>
+      <w:numFmt w:val="lowerRoman"/>
+      <w:lvlText w:val="%6."/>
+      <w:lvlJc w:val="right"/>
+      <w:pPr>
+        <w:ind w:left="5040" w:hanging="180"/>
+      </w:pPr>
+    </w:lvl>
+    <w:lvl w:ilvl="6" w:tplc="0409000F" w:tentative="1">
+      <w:start w:val="1"/>
+      <w:numFmt w:val="decimal"/>
+      <w:lvlText w:val="%7."/>
+      <w:lvlJc w:val="left"/>
+      <w:pPr>
+        <w:ind w:left="5760" w:hanging="360"/>
+      </w:pPr>
+    </w:lvl>
+    <w:lvl w:ilvl="7" w:tplc="04090019" w:tentative="1">
+      <w:start w:val="1"/>
+      <w:numFmt w:val="lowerLetter"/>
+      <w:lvlText w:val="%8."/>
+      <w:lvlJc w:val="left"/>
+      <w:pPr>
+        <w:ind w:left="6480" w:hanging="360"/>
+      </w:pPr>
+    </w:lvl>
+    <w:lvl w:ilvl="8" w:tplc="0409001B" w:tentative="1">
+      <w:start w:val="1"/>
+      <w:numFmt w:val="lowerRoman"/>
+      <w:lvlText w:val="%9."/>
+      <w:lvlJc w:val="right"/>
+      <w:pPr>
+        <w:ind w:left="7200" w:hanging="180"/>
+      </w:pPr>
+    </w:lvl>
+  </w:abstractNum>
+  <w:abstractNum w:abstractNumId="24" w15:restartNumberingAfterBreak="0">
+    <w:nsid w:val="75FF7A55"/>
+    <w:multiLevelType w:val="hybridMultilevel"/>
+    <w:tmpl w:val="F552E1E4"/>
+    <w:lvl w:ilvl="0" w:tplc="04090013">
+      <w:start w:val="1"/>
+      <w:numFmt w:val="upperRoman"/>
+      <w:lvlText w:val="%1."/>
+      <w:lvlJc w:val="right"/>
+      <w:pPr>
+        <w:ind w:left="1440" w:hanging="360"/>
+      </w:pPr>
+    </w:lvl>
+    <w:lvl w:ilvl="1" w:tplc="04090019" w:tentative="1">
+      <w:start w:val="1"/>
+      <w:numFmt w:val="lowerLetter"/>
+      <w:lvlText w:val="%2."/>
+      <w:lvlJc w:val="left"/>
+      <w:pPr>
+        <w:ind w:left="2160" w:hanging="360"/>
+      </w:pPr>
+    </w:lvl>
+    <w:lvl w:ilvl="2" w:tplc="0409001B" w:tentative="1">
+      <w:start w:val="1"/>
+      <w:numFmt w:val="lowerRoman"/>
+      <w:lvlText w:val="%3."/>
+      <w:lvlJc w:val="right"/>
+      <w:pPr>
+        <w:ind w:left="2880" w:hanging="180"/>
+      </w:pPr>
+    </w:lvl>
+    <w:lvl w:ilvl="3" w:tplc="0409000F" w:tentative="1">
+      <w:start w:val="1"/>
+      <w:numFmt w:val="decimal"/>
+      <w:lvlText w:val="%4."/>
+      <w:lvlJc w:val="left"/>
+      <w:pPr>
+        <w:ind w:left="3600" w:hanging="360"/>
+      </w:pPr>
+    </w:lvl>
+    <w:lvl w:ilvl="4" w:tplc="04090019" w:tentative="1">
+      <w:start w:val="1"/>
+      <w:numFmt w:val="lowerLetter"/>
+      <w:lvlText w:val="%5."/>
+      <w:lvlJc w:val="left"/>
+      <w:pPr>
+        <w:ind w:left="4320" w:hanging="360"/>
+      </w:pPr>
+    </w:lvl>
+    <w:lvl w:ilvl="5" w:tplc="0409001B" w:tentative="1">
+      <w:start w:val="1"/>
+      <w:numFmt w:val="lowerRoman"/>
+      <w:lvlText w:val="%6."/>
+      <w:lvlJc w:val="right"/>
+      <w:pPr>
+        <w:ind w:left="5040" w:hanging="180"/>
+      </w:pPr>
+    </w:lvl>
+    <w:lvl w:ilvl="6" w:tplc="0409000F" w:tentative="1">
+      <w:start w:val="1"/>
+      <w:numFmt w:val="decimal"/>
+      <w:lvlText w:val="%7."/>
+      <w:lvlJc w:val="left"/>
+      <w:pPr>
+        <w:ind w:left="5760" w:hanging="360"/>
+      </w:pPr>
+    </w:lvl>
+    <w:lvl w:ilvl="7" w:tplc="04090019" w:tentative="1">
+      <w:start w:val="1"/>
+      <w:numFmt w:val="lowerLetter"/>
+      <w:lvlText w:val="%8."/>
+      <w:lvlJc w:val="left"/>
+      <w:pPr>
+        <w:ind w:left="6480" w:hanging="360"/>
+      </w:pPr>
+    </w:lvl>
+    <w:lvl w:ilvl="8" w:tplc="0409001B" w:tentative="1">
+      <w:start w:val="1"/>
+      <w:numFmt w:val="lowerRoman"/>
+      <w:lvlText w:val="%9."/>
+      <w:lvlJc w:val="right"/>
+      <w:pPr>
+        <w:ind w:left="7200" w:hanging="180"/>
+      </w:pPr>
+    </w:lvl>
+  </w:abstractNum>
+  <w:abstractNum w:abstractNumId="25" w15:restartNumberingAfterBreak="0">
+    <w:nsid w:val="78AF27A0"/>
+    <w:multiLevelType w:val="hybridMultilevel"/>
+    <w:tmpl w:val="F552E1E4"/>
+    <w:lvl w:ilvl="0" w:tplc="04090013">
+      <w:start w:val="1"/>
+      <w:numFmt w:val="upperRoman"/>
+      <w:lvlText w:val="%1."/>
+      <w:lvlJc w:val="right"/>
+      <w:pPr>
+        <w:ind w:left="1440" w:hanging="360"/>
+      </w:pPr>
+    </w:lvl>
+    <w:lvl w:ilvl="1" w:tplc="04090019" w:tentative="1">
+      <w:start w:val="1"/>
+      <w:numFmt w:val="lowerLetter"/>
+      <w:lvlText w:val="%2."/>
+      <w:lvlJc w:val="left"/>
+      <w:pPr>
+        <w:ind w:left="2160" w:hanging="360"/>
+      </w:pPr>
+    </w:lvl>
+    <w:lvl w:ilvl="2" w:tplc="0409001B" w:tentative="1">
+      <w:start w:val="1"/>
+      <w:numFmt w:val="lowerRoman"/>
+      <w:lvlText w:val="%3."/>
+      <w:lvlJc w:val="right"/>
+      <w:pPr>
+        <w:ind w:left="2880" w:hanging="180"/>
+      </w:pPr>
+    </w:lvl>
+    <w:lvl w:ilvl="3" w:tplc="0409000F" w:tentative="1">
+      <w:start w:val="1"/>
+      <w:numFmt w:val="decimal"/>
+      <w:lvlText w:val="%4."/>
+      <w:lvlJc w:val="left"/>
+      <w:pPr>
+        <w:ind w:left="3600" w:hanging="360"/>
+      </w:pPr>
+    </w:lvl>
+    <w:lvl w:ilvl="4" w:tplc="04090019" w:tentative="1">
+      <w:start w:val="1"/>
+      <w:numFmt w:val="lowerLetter"/>
+      <w:lvlText w:val="%5."/>
+      <w:lvlJc w:val="left"/>
+      <w:pPr>
+        <w:ind w:left="4320" w:hanging="360"/>
+      </w:pPr>
+    </w:lvl>
+    <w:lvl w:ilvl="5" w:tplc="0409001B" w:tentative="1">
+      <w:start w:val="1"/>
+      <w:numFmt w:val="lowerRoman"/>
+      <w:lvlText w:val="%6."/>
+      <w:lvlJc w:val="right"/>
+      <w:pPr>
+        <w:ind w:left="5040" w:hanging="180"/>
+      </w:pPr>
+    </w:lvl>
+    <w:lvl w:ilvl="6" w:tplc="0409000F" w:tentative="1">
+      <w:start w:val="1"/>
+      <w:numFmt w:val="decimal"/>
+      <w:lvlText w:val="%7."/>
+      <w:lvlJc w:val="left"/>
+      <w:pPr>
+        <w:ind w:left="5760" w:hanging="360"/>
+      </w:pPr>
+    </w:lvl>
+    <w:lvl w:ilvl="7" w:tplc="04090019" w:tentative="1">
+      <w:start w:val="1"/>
+      <w:numFmt w:val="lowerLetter"/>
+      <w:lvlText w:val="%8."/>
+      <w:lvlJc w:val="left"/>
+      <w:pPr>
+        <w:ind w:left="6480" w:hanging="360"/>
+      </w:pPr>
+    </w:lvl>
+    <w:lvl w:ilvl="8" w:tplc="0409001B" w:tentative="1">
+      <w:start w:val="1"/>
+      <w:numFmt w:val="lowerRoman"/>
+      <w:lvlText w:val="%9."/>
+      <w:lvlJc w:val="right"/>
+      <w:pPr>
+        <w:ind w:left="7200" w:hanging="180"/>
+      </w:pPr>
+    </w:lvl>
+  </w:abstractNum>
+  <w:abstractNum w:abstractNumId="26" w15:restartNumberingAfterBreak="0">
     <w:nsid w:val="7CCC60C8"/>
     <w:multiLevelType w:val="multilevel"/>
     <w:tmpl w:val="9D2C256A"/>
@@ -23601,40 +24146,40 @@
     </w:lvl>
   </w:abstractNum>
   <w:num w:numId="1">
-    <w:abstractNumId w:val="19"/>
+    <w:abstractNumId w:val="22"/>
   </w:num>
   <w:num w:numId="2">
-    <w:abstractNumId w:val="9"/>
+    <w:abstractNumId w:val="11"/>
   </w:num>
   <w:num w:numId="3">
-    <w:abstractNumId w:val="9"/>
+    <w:abstractNumId w:val="11"/>
   </w:num>
   <w:num w:numId="4">
-    <w:abstractNumId w:val="9"/>
+    <w:abstractNumId w:val="11"/>
   </w:num>
   <w:num w:numId="5">
-    <w:abstractNumId w:val="9"/>
+    <w:abstractNumId w:val="11"/>
   </w:num>
   <w:num w:numId="6">
-    <w:abstractNumId w:val="13"/>
+    <w:abstractNumId w:val="15"/>
   </w:num>
   <w:num w:numId="7">
-    <w:abstractNumId w:val="17"/>
+    <w:abstractNumId w:val="20"/>
   </w:num>
   <w:num w:numId="8">
-    <w:abstractNumId w:val="10"/>
+    <w:abstractNumId w:val="12"/>
   </w:num>
   <w:num w:numId="9">
-    <w:abstractNumId w:val="20"/>
+    <w:abstractNumId w:val="26"/>
   </w:num>
   <w:num w:numId="10">
-    <w:abstractNumId w:val="20"/>
+    <w:abstractNumId w:val="26"/>
   </w:num>
   <w:num w:numId="11">
-    <w:abstractNumId w:val="20"/>
+    <w:abstractNumId w:val="26"/>
   </w:num>
   <w:num w:numId="12">
-    <w:abstractNumId w:val="20"/>
+    <w:abstractNumId w:val="26"/>
   </w:num>
   <w:num w:numId="13">
     <w:abstractNumId w:val="6"/>
@@ -23646,10 +24191,10 @@
     <w:abstractNumId w:val="6"/>
   </w:num>
   <w:num w:numId="16">
-    <w:abstractNumId w:val="11"/>
+    <w:abstractNumId w:val="13"/>
   </w:num>
   <w:num w:numId="17">
-    <w:abstractNumId w:val="12"/>
+    <w:abstractNumId w:val="14"/>
   </w:num>
   <w:num w:numId="18">
     <w:abstractNumId w:val="0"/>
@@ -23697,13 +24242,13 @@
     <w:abstractNumId w:val="1"/>
   </w:num>
   <w:num w:numId="33">
-    <w:abstractNumId w:val="18"/>
+    <w:abstractNumId w:val="21"/>
   </w:num>
   <w:num w:numId="34">
     <w:abstractNumId w:val="3"/>
   </w:num>
   <w:num w:numId="35">
-    <w:abstractNumId w:val="15"/>
+    <w:abstractNumId w:val="17"/>
   </w:num>
   <w:num w:numId="36">
     <w:abstractNumId w:val="7"/>
@@ -23718,13 +24263,31 @@
     <w:abstractNumId w:val="4"/>
   </w:num>
   <w:num w:numId="40">
-    <w:abstractNumId w:val="14"/>
+    <w:abstractNumId w:val="16"/>
   </w:num>
   <w:num w:numId="41">
-    <w:abstractNumId w:val="16"/>
+    <w:abstractNumId w:val="19"/>
   </w:num>
   <w:num w:numId="42">
     <w:abstractNumId w:val="5"/>
+  </w:num>
+  <w:num w:numId="43">
+    <w:abstractNumId w:val="18"/>
+  </w:num>
+  <w:num w:numId="44">
+    <w:abstractNumId w:val="10"/>
+  </w:num>
+  <w:num w:numId="45">
+    <w:abstractNumId w:val="23"/>
+  </w:num>
+  <w:num w:numId="46">
+    <w:abstractNumId w:val="25"/>
+  </w:num>
+  <w:num w:numId="47">
+    <w:abstractNumId w:val="24"/>
+  </w:num>
+  <w:num w:numId="48">
+    <w:abstractNumId w:val="9"/>
   </w:num>
 </w:numbering>
 </file>
@@ -26288,7 +26851,7 @@
 </file>
 
 <file path=customXml/itemProps1.xml><?xml version="1.0" encoding="utf-8"?>
-<ds:datastoreItem xmlns:ds="http://schemas.openxmlformats.org/officeDocument/2006/customXml" ds:itemID="{D459872A-D701-4340-86A7-E0AC9C5C56DF}">
+<ds:datastoreItem xmlns:ds="http://schemas.openxmlformats.org/officeDocument/2006/customXml" ds:itemID="{9B4FA3B3-0A81-4905-A186-2A6D7075B070}">
   <ds:schemaRefs>
     <ds:schemaRef ds:uri="http://schemas.openxmlformats.org/officeDocument/2006/bibliography"/>
   </ds:schemaRefs>
